--- a/test-siz-output.docx
+++ b/test-siz-output.docx
@@ -547,7 +547,7 @@
           <w:color w:val="000000"/>
           <w:lang w:val="ru-RU"/>
         </w:rPr>
-        <w:t xml:space="preserve">№1 </w:t>
+        <w:t xml:space="preserve">№MIXED </w:t>
       </w:r>
       <w:r>
         <w:rPr>
@@ -589,7 +589,7 @@
           <w:color w:val="000000"/>
           <w:lang w:val="ru-RU"/>
         </w:rPr>
-        <w:t xml:space="preserve"> №1</w:t>
+        <w:t xml:space="preserve"> №MIXED</w:t>
       </w:r>
       <w:r>
         <w:rPr>
@@ -2177,69 +2177,7 @@
                 <w:b/>
                 <w:color w:val="000000"/>
               </w:rPr>
-              <w:t xml:space="preserve">1. </w:t>
-            </w:r>
-            <w:proofErr w:type="spellStart"/>
-            <w:r>
-              <w:rPr>
-                <w:rFonts w:ascii="Times New Roman" w:eastAsia="Times New Roman" w:hAnsi="Times New Roman" w:cs="Times New Roman"/>
-                <w:b/>
-                <w:color w:val="000000"/>
-              </w:rPr>
-              <w:t>Администрация</w:t>
-            </w:r>
-            <w:proofErr w:type="spellEnd"/>
-            <w:r>
-              <w:rPr>
-                <w:rFonts w:ascii="Times New Roman" w:eastAsia="Times New Roman" w:hAnsi="Times New Roman" w:cs="Times New Roman"/>
-                <w:b/>
-                <w:color w:val="000000"/>
-              </w:rPr>
-              <w:t xml:space="preserve"> – </w:t>
-            </w:r>
-            <w:r>
-              <w:rPr>
-                <w:rFonts w:ascii="Times New Roman" w:eastAsia="Times New Roman" w:hAnsi="Times New Roman" w:cs="Times New Roman"/>
-                <w:b/>
-                <w:color w:val="000000"/>
-                <w:lang w:val="ru-RU"/>
-              </w:rPr>
-              <w:t>3</w:t>
-            </w:r>
-            <w:r>
-              <w:rPr>
-                <w:rFonts w:ascii="Times New Roman" w:eastAsia="Times New Roman" w:hAnsi="Times New Roman" w:cs="Times New Roman"/>
-                <w:b/>
-                <w:color w:val="000000"/>
-              </w:rPr>
-              <w:t xml:space="preserve"> </w:t>
-            </w:r>
-            <w:proofErr w:type="spellStart"/>
-            <w:r>
-              <w:rPr>
-                <w:rFonts w:ascii="Times New Roman" w:eastAsia="Times New Roman" w:hAnsi="Times New Roman" w:cs="Times New Roman"/>
-                <w:b/>
-                <w:color w:val="000000"/>
-              </w:rPr>
-              <w:t>рабочих</w:t>
-            </w:r>
-            <w:proofErr w:type="spellEnd"/>
-            <w:r>
-              <w:rPr>
-                <w:rFonts w:ascii="Times New Roman" w:eastAsia="Times New Roman" w:hAnsi="Times New Roman" w:cs="Times New Roman"/>
-                <w:b/>
-                <w:color w:val="000000"/>
-              </w:rPr>
-              <w:t xml:space="preserve"> </w:t>
-            </w:r>
-            <w:proofErr w:type="spellStart"/>
-            <w:r>
-              <w:rPr>
-                <w:rFonts w:ascii="Times New Roman" w:eastAsia="Times New Roman" w:hAnsi="Times New Roman" w:cs="Times New Roman"/>
-                <w:b/>
-                <w:color w:val="000000"/>
-              </w:rPr>
-              <w:t>мест</w:t>
+              <w:t xml:space="preserve">1. Администрация – 3 рабочих мест</w:t>
             </w:r>
             <w:proofErr w:type="spellEnd"/>
           </w:p>
@@ -2928,2277 +2866,7 @@
       </w:tr>
       <w:tr>
         <w:trPr>
-          <w:trHeight w:val="30"/>
-        </w:trPr>
-        <w:tc>
-          <w:tcPr>
-            <w:tcW w:w="1266" w:type="dxa"/>
-            <w:tcBorders>
-              <w:top w:val="single" w:sz="4" w:space="0" w:color="00000A"/>
-              <w:left w:val="single" w:sz="4" w:space="0" w:color="00000A"/>
-              <w:bottom w:val="single" w:sz="4" w:space="0" w:color="00000A"/>
-              <w:right w:val="single" w:sz="4" w:space="0" w:color="00000A"/>
-            </w:tcBorders>
-            <w:shd w:val="clear" w:color="auto" w:fill="auto"/>
-            <w:tcMar>
-              <w:top w:w="0" w:type="dxa"/>
-              <w:left w:w="103" w:type="dxa"/>
-              <w:bottom w:w="0" w:type="dxa"/>
-              <w:right w:w="108" w:type="dxa"/>
-            </w:tcMar>
-            <w:vAlign w:val="center"/>
-          </w:tcPr>
-          <w:p>
-            <w:pPr>
-              <w:spacing w:line="240" w:lineRule="auto"/>
-              <w:jc w:val="center"/>
-              <w:rPr>
-                <w:rFonts w:ascii="Times New Roman" w:hAnsi="Times New Roman" w:cs="Times New Roman"/>
-                <w:lang w:val="ru-RU"/>
-              </w:rPr>
-            </w:pPr>
-            <w:r>
-              <w:rPr>
-                <w:rFonts w:ascii="Times New Roman" w:hAnsi="Times New Roman"/>
-              </w:rPr>
-              <w:t xml:space="preserve">01 001 004</w:t>
-            </w:r>
-          </w:p>
-        </w:tc>
-        <w:tc>
-          <w:tcPr>
-            <w:tcW w:w="1569" w:type="dxa"/>
-            <w:gridSpan w:val="2"/>
-            <w:tcBorders>
-              <w:top w:val="single" w:sz="4" w:space="0" w:color="00000A"/>
-              <w:left w:val="single" w:sz="4" w:space="0" w:color="00000A"/>
-              <w:bottom w:val="single" w:sz="4" w:space="0" w:color="00000A"/>
-              <w:right w:val="single" w:sz="4" w:space="0" w:color="00000A"/>
-            </w:tcBorders>
-            <w:shd w:val="clear" w:color="auto" w:fill="auto"/>
-            <w:tcMar>
-              <w:top w:w="0" w:type="dxa"/>
-              <w:left w:w="103" w:type="dxa"/>
-              <w:bottom w:w="0" w:type="dxa"/>
-              <w:right w:w="108" w:type="dxa"/>
-            </w:tcMar>
-            <w:vAlign w:val="center"/>
-          </w:tcPr>
-          <w:p>
-            <w:pPr>
-              <w:spacing w:line="240" w:lineRule="auto"/>
-              <w:jc w:val="center"/>
-              <w:rPr>
-                <w:rFonts w:ascii="Times New Roman" w:hAnsi="Times New Roman" w:cs="Times New Roman"/>
-                <w:color w:val="000000"/>
-                <w:sz w:val="24"/>
-                <w:szCs w:val="24"/>
-              </w:rPr>
-            </w:pPr>
-            <w:r>
-              <w:rPr>
-                <w:rFonts w:ascii="Times New Roman" w:hAnsi="Times New Roman" w:cs="Times New Roman"/>
-                <w:sz w:val="24"/>
-                <w:szCs w:val="24"/>
-              </w:rPr>
-              <w:t xml:space="preserve">Коммерческий директор</w:t>
-            </w:r>
-          </w:p>
-        </w:tc>
-        <w:tc>
-          <w:tcPr>
-            <w:tcW w:w="557" w:type="dxa"/>
-            <w:tcBorders>
-              <w:top w:val="single" w:sz="4" w:space="0" w:color="00000A"/>
-              <w:left w:val="single" w:sz="4" w:space="0" w:color="00000A"/>
-              <w:bottom w:val="single" w:sz="4" w:space="0" w:color="00000A"/>
-              <w:right w:val="single" w:sz="4" w:space="0" w:color="00000A"/>
-            </w:tcBorders>
-            <w:shd w:val="clear" w:color="auto" w:fill="auto"/>
-            <w:tcMar>
-              <w:top w:w="0" w:type="dxa"/>
-              <w:left w:w="103" w:type="dxa"/>
-              <w:bottom w:w="0" w:type="dxa"/>
-              <w:right w:w="108" w:type="dxa"/>
-            </w:tcMar>
-            <w:vAlign w:val="center"/>
-          </w:tcPr>
-          <w:p>
-            <w:pPr>
-              <w:spacing w:line="240" w:lineRule="auto"/>
-              <w:jc w:val="center"/>
-              <w:rPr>
-                <w:rFonts w:ascii="Times New Roman" w:hAnsi="Times New Roman" w:cs="Times New Roman"/>
-                <w:lang w:val="kk-KZ"/>
-              </w:rPr>
-            </w:pPr>
-            <w:r>
-              <w:rPr>
-                <w:rFonts w:ascii="Times New Roman" w:hAnsi="Times New Roman" w:cs="Times New Roman"/>
-                <w:lang w:val="kk-KZ"/>
-              </w:rPr>
-              <w:t xml:space="preserve">1</w:t>
-            </w:r>
-          </w:p>
-        </w:tc>
-        <w:tc>
-          <w:tcPr>
-            <w:tcW w:w="5103" w:type="dxa"/>
-            <w:gridSpan w:val="3"/>
-            <w:tcBorders>
-              <w:top w:val="single" w:sz="4" w:space="0" w:color="00000A"/>
-              <w:left w:val="single" w:sz="4" w:space="0" w:color="00000A"/>
-              <w:bottom w:val="single" w:sz="4" w:space="0" w:color="00000A"/>
-              <w:right w:val="single" w:sz="4" w:space="0" w:color="00000A"/>
-            </w:tcBorders>
-            <w:shd w:val="clear" w:color="auto" w:fill="auto"/>
-            <w:tcMar>
-              <w:top w:w="0" w:type="dxa"/>
-              <w:left w:w="5" w:type="dxa"/>
-              <w:bottom w:w="0" w:type="dxa"/>
-              <w:right w:w="108" w:type="dxa"/>
-            </w:tcMar>
-            <w:vAlign w:val="center"/>
-          </w:tcPr>
-          <w:p>
-            <w:pPr>
-              <w:spacing w:after="0" w:line="240" w:lineRule="auto"/>
-              <w:jc w:val="center"/>
-              <w:rPr>
-                <w:rFonts w:ascii="Times New Roman" w:hAnsi="Times New Roman" w:cs="Times New Roman"/>
-                <w:lang w:val="ru-RU"/>
-              </w:rPr>
-            </w:pPr>
-            <w:r>
-              <w:rPr>
-                <w:rFonts w:ascii="Times New Roman" w:eastAsia="Times New Roman" w:hAnsi="Times New Roman" w:cs="Times New Roman"/>
-                <w:color w:val="000000"/>
-                <w:sz w:val="20"/>
-                <w:szCs w:val="20"/>
-                <w:lang w:val="ru-RU"/>
-              </w:rPr>
-              <w:t xml:space="preserve">- не предусмотрено, согласно «Нормам выдачи специальной одежды и других средств индивидуальной защиты работникам организаций различных видов экономической деятельности», утвержденных Приказом Министра здравоохранения и социального развития РК от 8 декабря 2015 года № 943</w:t>
-            </w:r>
-          </w:p>
-        </w:tc>
-        <w:tc>
-          <w:tcPr>
-            <w:tcW w:w="1134" w:type="dxa"/>
-            <w:tcBorders>
-              <w:left w:val="single" w:sz="4" w:space="0" w:color="00000A"/>
-              <w:bottom w:val="single" w:sz="4" w:space="0" w:color="00000A"/>
-              <w:right w:val="single" w:sz="4" w:space="0" w:color="00000A"/>
-            </w:tcBorders>
-            <w:shd w:val="clear" w:color="auto" w:fill="auto"/>
-            <w:tcMar>
-              <w:top w:w="0" w:type="dxa"/>
-              <w:left w:w="103" w:type="dxa"/>
-              <w:bottom w:w="0" w:type="dxa"/>
-              <w:right w:w="108" w:type="dxa"/>
-            </w:tcMar>
-            <w:vAlign w:val="center"/>
-          </w:tcPr>
-          <w:p>
-            <w:pPr>
-              <w:spacing w:line="240" w:lineRule="auto"/>
-              <w:jc w:val="center"/>
-              <w:rPr>
-                <w:rFonts w:ascii="Times New Roman" w:hAnsi="Times New Roman" w:cs="Times New Roman"/>
-                <w:lang w:val="ru-RU"/>
-              </w:rPr>
-            </w:pPr>
-            <w:r>
-              <w:rPr>
-                <w:rFonts w:ascii="Times New Roman" w:hAnsi="Times New Roman" w:cs="Times New Roman"/>
-                <w:lang w:val="ru-RU"/>
-              </w:rPr>
-              <w:t xml:space="preserve">-</w:t>
-            </w:r>
-          </w:p>
-        </w:tc>
-        <w:tc>
-          <w:tcPr>
-            <w:tcW w:w="729" w:type="dxa"/>
-            <w:tcBorders>
-              <w:top w:val="single" w:sz="4" w:space="0" w:color="00000A"/>
-              <w:left w:val="single" w:sz="4" w:space="0" w:color="00000A"/>
-              <w:bottom w:val="single" w:sz="4" w:space="0" w:color="00000A"/>
-              <w:right w:val="single" w:sz="4" w:space="0" w:color="00000A"/>
-            </w:tcBorders>
-            <w:shd w:val="clear" w:color="auto" w:fill="auto"/>
-            <w:tcMar>
-              <w:top w:w="0" w:type="dxa"/>
-              <w:left w:w="103" w:type="dxa"/>
-              <w:bottom w:w="0" w:type="dxa"/>
-              <w:right w:w="108" w:type="dxa"/>
-            </w:tcMar>
-            <w:vAlign w:val="center"/>
-          </w:tcPr>
-          <w:p>
-            <w:pPr>
-              <w:spacing w:line="240" w:lineRule="auto"/>
-              <w:jc w:val="center"/>
-              <w:rPr>
-                <w:rFonts w:ascii="Times New Roman" w:hAnsi="Times New Roman" w:cs="Times New Roman"/>
-                <w:lang w:val="ru-RU"/>
-              </w:rPr>
-            </w:pPr>
-            <w:r>
-              <w:rPr>
-                <w:rFonts w:ascii="Times New Roman" w:hAnsi="Times New Roman" w:cs="Times New Roman"/>
-                <w:lang w:val="ru-RU"/>
-              </w:rPr>
-              <w:t xml:space="preserve">-</w:t>
-            </w:r>
-          </w:p>
-        </w:tc>
-      </w:tr>
-      <w:tr>
-        <w:trPr>
-          <w:trHeight w:val="30"/>
-        </w:trPr>
-        <w:tc>
-          <w:tcPr>
-            <w:tcW w:w="1266" w:type="dxa"/>
-            <w:tcBorders>
-              <w:top w:val="single" w:sz="4" w:space="0" w:color="00000A"/>
-              <w:left w:val="single" w:sz="4" w:space="0" w:color="00000A"/>
-              <w:bottom w:val="single" w:sz="4" w:space="0" w:color="00000A"/>
-              <w:right w:val="single" w:sz="4" w:space="0" w:color="00000A"/>
-            </w:tcBorders>
-            <w:shd w:val="clear" w:color="auto" w:fill="auto"/>
-            <w:tcMar>
-              <w:top w:w="0" w:type="dxa"/>
-              <w:left w:w="103" w:type="dxa"/>
-              <w:bottom w:w="0" w:type="dxa"/>
-              <w:right w:w="108" w:type="dxa"/>
-            </w:tcMar>
-            <w:vAlign w:val="center"/>
-          </w:tcPr>
-          <w:p>
-            <w:pPr>
-              <w:spacing w:line="240" w:lineRule="auto"/>
-              <w:jc w:val="center"/>
-              <w:rPr>
-                <w:rFonts w:ascii="Times New Roman" w:hAnsi="Times New Roman" w:cs="Times New Roman"/>
-                <w:lang w:val="ru-RU"/>
-              </w:rPr>
-            </w:pPr>
-            <w:r>
-              <w:rPr>
-                <w:rFonts w:ascii="Times New Roman" w:hAnsi="Times New Roman"/>
-              </w:rPr>
-              <w:t xml:space="preserve">01 001 005</w:t>
-            </w:r>
-          </w:p>
-        </w:tc>
-        <w:tc>
-          <w:tcPr>
-            <w:tcW w:w="1569" w:type="dxa"/>
-            <w:gridSpan w:val="2"/>
-            <w:tcBorders>
-              <w:top w:val="single" w:sz="4" w:space="0" w:color="00000A"/>
-              <w:left w:val="single" w:sz="4" w:space="0" w:color="00000A"/>
-              <w:bottom w:val="single" w:sz="4" w:space="0" w:color="00000A"/>
-              <w:right w:val="single" w:sz="4" w:space="0" w:color="00000A"/>
-            </w:tcBorders>
-            <w:shd w:val="clear" w:color="auto" w:fill="auto"/>
-            <w:tcMar>
-              <w:top w:w="0" w:type="dxa"/>
-              <w:left w:w="103" w:type="dxa"/>
-              <w:bottom w:w="0" w:type="dxa"/>
-              <w:right w:w="108" w:type="dxa"/>
-            </w:tcMar>
-            <w:vAlign w:val="center"/>
-          </w:tcPr>
-          <w:p>
-            <w:pPr>
-              <w:spacing w:line="240" w:lineRule="auto"/>
-              <w:jc w:val="center"/>
-              <w:rPr>
-                <w:rFonts w:ascii="Times New Roman" w:hAnsi="Times New Roman" w:cs="Times New Roman"/>
-                <w:color w:val="000000"/>
-                <w:sz w:val="24"/>
-                <w:szCs w:val="24"/>
-              </w:rPr>
-            </w:pPr>
-            <w:r>
-              <w:rPr>
-                <w:rFonts w:ascii="Times New Roman" w:hAnsi="Times New Roman" w:cs="Times New Roman"/>
-                <w:sz w:val="24"/>
-                <w:szCs w:val="24"/>
-              </w:rPr>
-              <w:t xml:space="preserve">Технический директор</w:t>
-            </w:r>
-          </w:p>
-        </w:tc>
-        <w:tc>
-          <w:tcPr>
-            <w:tcW w:w="557" w:type="dxa"/>
-            <w:tcBorders>
-              <w:top w:val="single" w:sz="4" w:space="0" w:color="00000A"/>
-              <w:left w:val="single" w:sz="4" w:space="0" w:color="00000A"/>
-              <w:bottom w:val="single" w:sz="4" w:space="0" w:color="00000A"/>
-              <w:right w:val="single" w:sz="4" w:space="0" w:color="00000A"/>
-            </w:tcBorders>
-            <w:shd w:val="clear" w:color="auto" w:fill="auto"/>
-            <w:tcMar>
-              <w:top w:w="0" w:type="dxa"/>
-              <w:left w:w="103" w:type="dxa"/>
-              <w:bottom w:w="0" w:type="dxa"/>
-              <w:right w:w="108" w:type="dxa"/>
-            </w:tcMar>
-            <w:vAlign w:val="center"/>
-          </w:tcPr>
-          <w:p>
-            <w:pPr>
-              <w:spacing w:line="240" w:lineRule="auto"/>
-              <w:jc w:val="center"/>
-              <w:rPr>
-                <w:rFonts w:ascii="Times New Roman" w:hAnsi="Times New Roman" w:cs="Times New Roman"/>
-                <w:lang w:val="kk-KZ"/>
-              </w:rPr>
-            </w:pPr>
-            <w:r>
-              <w:rPr>
-                <w:rFonts w:ascii="Times New Roman" w:hAnsi="Times New Roman" w:cs="Times New Roman"/>
-                <w:lang w:val="kk-KZ"/>
-              </w:rPr>
-              <w:t xml:space="preserve">1</w:t>
-            </w:r>
-          </w:p>
-        </w:tc>
-        <w:tc>
-          <w:tcPr>
-            <w:tcW w:w="5103" w:type="dxa"/>
-            <w:gridSpan w:val="3"/>
-            <w:tcBorders>
-              <w:top w:val="single" w:sz="4" w:space="0" w:color="00000A"/>
-              <w:left w:val="single" w:sz="4" w:space="0" w:color="00000A"/>
-              <w:bottom w:val="single" w:sz="4" w:space="0" w:color="00000A"/>
-              <w:right w:val="single" w:sz="4" w:space="0" w:color="00000A"/>
-            </w:tcBorders>
-            <w:shd w:val="clear" w:color="auto" w:fill="auto"/>
-            <w:tcMar>
-              <w:top w:w="0" w:type="dxa"/>
-              <w:left w:w="5" w:type="dxa"/>
-              <w:bottom w:w="0" w:type="dxa"/>
-              <w:right w:w="108" w:type="dxa"/>
-            </w:tcMar>
-            <w:vAlign w:val="center"/>
-          </w:tcPr>
-          <w:p>
-            <w:pPr>
-              <w:spacing w:after="0" w:line="240" w:lineRule="auto"/>
-              <w:jc w:val="center"/>
-              <w:rPr>
-                <w:rFonts w:ascii="Times New Roman" w:hAnsi="Times New Roman" w:cs="Times New Roman"/>
-                <w:lang w:val="ru-RU"/>
-              </w:rPr>
-            </w:pPr>
-            <w:r>
-              <w:rPr>
-                <w:rFonts w:ascii="Times New Roman" w:eastAsia="Times New Roman" w:hAnsi="Times New Roman" w:cs="Times New Roman"/>
-                <w:color w:val="000000"/>
-                <w:sz w:val="20"/>
-                <w:szCs w:val="20"/>
-                <w:lang w:val="ru-RU"/>
-              </w:rPr>
-              <w:t xml:space="preserve">- не предусмотрено, согласно «Нормам выдачи специальной одежды и других средств индивидуальной защиты работникам организаций различных видов экономической деятельности», утвержденных Приказом Министра здравоохранения и социального развития РК от 8 декабря 2015 года № 943</w:t>
-            </w:r>
-          </w:p>
-        </w:tc>
-        <w:tc>
-          <w:tcPr>
-            <w:tcW w:w="1134" w:type="dxa"/>
-            <w:tcBorders>
-              <w:left w:val="single" w:sz="4" w:space="0" w:color="00000A"/>
-              <w:bottom w:val="single" w:sz="4" w:space="0" w:color="00000A"/>
-              <w:right w:val="single" w:sz="4" w:space="0" w:color="00000A"/>
-            </w:tcBorders>
-            <w:shd w:val="clear" w:color="auto" w:fill="auto"/>
-            <w:tcMar>
-              <w:top w:w="0" w:type="dxa"/>
-              <w:left w:w="103" w:type="dxa"/>
-              <w:bottom w:w="0" w:type="dxa"/>
-              <w:right w:w="108" w:type="dxa"/>
-            </w:tcMar>
-            <w:vAlign w:val="center"/>
-          </w:tcPr>
-          <w:p>
-            <w:pPr>
-              <w:spacing w:line="240" w:lineRule="auto"/>
-              <w:jc w:val="center"/>
-              <w:rPr>
-                <w:rFonts w:ascii="Times New Roman" w:hAnsi="Times New Roman" w:cs="Times New Roman"/>
-                <w:lang w:val="ru-RU"/>
-              </w:rPr>
-            </w:pPr>
-            <w:r>
-              <w:rPr>
-                <w:rFonts w:ascii="Times New Roman" w:hAnsi="Times New Roman" w:cs="Times New Roman"/>
-                <w:lang w:val="ru-RU"/>
-              </w:rPr>
-              <w:t xml:space="preserve">-</w:t>
-            </w:r>
-          </w:p>
-        </w:tc>
-        <w:tc>
-          <w:tcPr>
-            <w:tcW w:w="729" w:type="dxa"/>
-            <w:tcBorders>
-              <w:top w:val="single" w:sz="4" w:space="0" w:color="00000A"/>
-              <w:left w:val="single" w:sz="4" w:space="0" w:color="00000A"/>
-              <w:bottom w:val="single" w:sz="4" w:space="0" w:color="00000A"/>
-              <w:right w:val="single" w:sz="4" w:space="0" w:color="00000A"/>
-            </w:tcBorders>
-            <w:shd w:val="clear" w:color="auto" w:fill="auto"/>
-            <w:tcMar>
-              <w:top w:w="0" w:type="dxa"/>
-              <w:left w:w="103" w:type="dxa"/>
-              <w:bottom w:w="0" w:type="dxa"/>
-              <w:right w:w="108" w:type="dxa"/>
-            </w:tcMar>
-            <w:vAlign w:val="center"/>
-          </w:tcPr>
-          <w:p>
-            <w:pPr>
-              <w:spacing w:line="240" w:lineRule="auto"/>
-              <w:jc w:val="center"/>
-              <w:rPr>
-                <w:rFonts w:ascii="Times New Roman" w:hAnsi="Times New Roman" w:cs="Times New Roman"/>
-                <w:lang w:val="ru-RU"/>
-              </w:rPr>
-            </w:pPr>
-            <w:r>
-              <w:rPr>
-                <w:rFonts w:ascii="Times New Roman" w:hAnsi="Times New Roman" w:cs="Times New Roman"/>
-                <w:lang w:val="ru-RU"/>
-              </w:rPr>
-              <w:t xml:space="preserve">-</w:t>
-            </w:r>
-          </w:p>
-        </w:tc>
-      </w:tr>
-      <w:tr>
-        <w:trPr>
-          <w:trHeight w:val="30"/>
-        </w:trPr>
-        <w:tc>
-          <w:tcPr>
-            <w:tcW w:w="1266" w:type="dxa"/>
-            <w:tcBorders>
-              <w:top w:val="single" w:sz="4" w:space="0" w:color="00000A"/>
-              <w:left w:val="single" w:sz="4" w:space="0" w:color="00000A"/>
-              <w:bottom w:val="single" w:sz="4" w:space="0" w:color="00000A"/>
-              <w:right w:val="single" w:sz="4" w:space="0" w:color="00000A"/>
-            </w:tcBorders>
-            <w:shd w:val="clear" w:color="auto" w:fill="auto"/>
-            <w:tcMar>
-              <w:top w:w="0" w:type="dxa"/>
-              <w:left w:w="103" w:type="dxa"/>
-              <w:bottom w:w="0" w:type="dxa"/>
-              <w:right w:w="108" w:type="dxa"/>
-            </w:tcMar>
-            <w:vAlign w:val="center"/>
-          </w:tcPr>
-          <w:p>
-            <w:pPr>
-              <w:spacing w:line="240" w:lineRule="auto"/>
-              <w:jc w:val="center"/>
-              <w:rPr>
-                <w:rFonts w:ascii="Times New Roman" w:hAnsi="Times New Roman" w:cs="Times New Roman"/>
-                <w:lang w:val="ru-RU"/>
-              </w:rPr>
-            </w:pPr>
-            <w:r>
-              <w:rPr>
-                <w:rFonts w:ascii="Times New Roman" w:hAnsi="Times New Roman"/>
-              </w:rPr>
-              <w:t xml:space="preserve">01 001 006</w:t>
-            </w:r>
-          </w:p>
-        </w:tc>
-        <w:tc>
-          <w:tcPr>
-            <w:tcW w:w="1569" w:type="dxa"/>
-            <w:gridSpan w:val="2"/>
-            <w:tcBorders>
-              <w:top w:val="single" w:sz="4" w:space="0" w:color="00000A"/>
-              <w:left w:val="single" w:sz="4" w:space="0" w:color="00000A"/>
-              <w:bottom w:val="single" w:sz="4" w:space="0" w:color="00000A"/>
-              <w:right w:val="single" w:sz="4" w:space="0" w:color="00000A"/>
-            </w:tcBorders>
-            <w:shd w:val="clear" w:color="auto" w:fill="auto"/>
-            <w:tcMar>
-              <w:top w:w="0" w:type="dxa"/>
-              <w:left w:w="103" w:type="dxa"/>
-              <w:bottom w:w="0" w:type="dxa"/>
-              <w:right w:w="108" w:type="dxa"/>
-            </w:tcMar>
-            <w:vAlign w:val="center"/>
-          </w:tcPr>
-          <w:p>
-            <w:pPr>
-              <w:spacing w:line="240" w:lineRule="auto"/>
-              <w:jc w:val="center"/>
-              <w:rPr>
-                <w:rFonts w:ascii="Times New Roman" w:hAnsi="Times New Roman" w:cs="Times New Roman"/>
-                <w:color w:val="000000"/>
-                <w:sz w:val="24"/>
-                <w:szCs w:val="24"/>
-              </w:rPr>
-            </w:pPr>
-            <w:r>
-              <w:rPr>
-                <w:rFonts w:ascii="Times New Roman" w:hAnsi="Times New Roman" w:cs="Times New Roman"/>
-                <w:sz w:val="24"/>
-                <w:szCs w:val="24"/>
-              </w:rPr>
-              <w:t xml:space="preserve">Менеджер по продажам</w:t>
-            </w:r>
-          </w:p>
-        </w:tc>
-        <w:tc>
-          <w:tcPr>
-            <w:tcW w:w="557" w:type="dxa"/>
-            <w:tcBorders>
-              <w:top w:val="single" w:sz="4" w:space="0" w:color="00000A"/>
-              <w:left w:val="single" w:sz="4" w:space="0" w:color="00000A"/>
-              <w:bottom w:val="single" w:sz="4" w:space="0" w:color="00000A"/>
-              <w:right w:val="single" w:sz="4" w:space="0" w:color="00000A"/>
-            </w:tcBorders>
-            <w:shd w:val="clear" w:color="auto" w:fill="auto"/>
-            <w:tcMar>
-              <w:top w:w="0" w:type="dxa"/>
-              <w:left w:w="103" w:type="dxa"/>
-              <w:bottom w:w="0" w:type="dxa"/>
-              <w:right w:w="108" w:type="dxa"/>
-            </w:tcMar>
-            <w:vAlign w:val="center"/>
-          </w:tcPr>
-          <w:p>
-            <w:pPr>
-              <w:spacing w:line="240" w:lineRule="auto"/>
-              <w:jc w:val="center"/>
-              <w:rPr>
-                <w:rFonts w:ascii="Times New Roman" w:hAnsi="Times New Roman" w:cs="Times New Roman"/>
-                <w:lang w:val="kk-KZ"/>
-              </w:rPr>
-            </w:pPr>
-            <w:r>
-              <w:rPr>
-                <w:rFonts w:ascii="Times New Roman" w:hAnsi="Times New Roman" w:cs="Times New Roman"/>
-                <w:lang w:val="kk-KZ"/>
-              </w:rPr>
-              <w:t xml:space="preserve">1</w:t>
-            </w:r>
-          </w:p>
-        </w:tc>
-        <w:tc>
-          <w:tcPr>
-            <w:tcW w:w="5103" w:type="dxa"/>
-            <w:gridSpan w:val="3"/>
-            <w:tcBorders>
-              <w:top w:val="single" w:sz="4" w:space="0" w:color="00000A"/>
-              <w:left w:val="single" w:sz="4" w:space="0" w:color="00000A"/>
-              <w:bottom w:val="single" w:sz="4" w:space="0" w:color="00000A"/>
-              <w:right w:val="single" w:sz="4" w:space="0" w:color="00000A"/>
-            </w:tcBorders>
-            <w:shd w:val="clear" w:color="auto" w:fill="auto"/>
-            <w:tcMar>
-              <w:top w:w="0" w:type="dxa"/>
-              <w:left w:w="5" w:type="dxa"/>
-              <w:bottom w:w="0" w:type="dxa"/>
-              <w:right w:w="108" w:type="dxa"/>
-            </w:tcMar>
-            <w:vAlign w:val="center"/>
-          </w:tcPr>
-          <w:p>
-            <w:pPr>
-              <w:spacing w:after="0" w:line="240" w:lineRule="auto"/>
-              <w:jc w:val="center"/>
-              <w:rPr>
-                <w:rFonts w:ascii="Times New Roman" w:hAnsi="Times New Roman" w:cs="Times New Roman"/>
-                <w:lang w:val="ru-RU"/>
-              </w:rPr>
-            </w:pPr>
-            <w:r>
-              <w:rPr>
-                <w:rFonts w:ascii="Times New Roman" w:eastAsia="Times New Roman" w:hAnsi="Times New Roman" w:cs="Times New Roman"/>
-                <w:color w:val="000000"/>
-                <w:sz w:val="20"/>
-                <w:szCs w:val="20"/>
-                <w:lang w:val="ru-RU"/>
-              </w:rPr>
-              <w:t xml:space="preserve">- не предусмотрено, согласно «Нормам выдачи специальной одежды и других средств индивидуальной защиты работникам организаций различных видов экономической деятельности», утвержденных Приказом Министра здравоохранения и социального развития РК от 8 декабря 2015 года № 943</w:t>
-            </w:r>
-          </w:p>
-        </w:tc>
-        <w:tc>
-          <w:tcPr>
-            <w:tcW w:w="1134" w:type="dxa"/>
-            <w:tcBorders>
-              <w:left w:val="single" w:sz="4" w:space="0" w:color="00000A"/>
-              <w:bottom w:val="single" w:sz="4" w:space="0" w:color="00000A"/>
-              <w:right w:val="single" w:sz="4" w:space="0" w:color="00000A"/>
-            </w:tcBorders>
-            <w:shd w:val="clear" w:color="auto" w:fill="auto"/>
-            <w:tcMar>
-              <w:top w:w="0" w:type="dxa"/>
-              <w:left w:w="103" w:type="dxa"/>
-              <w:bottom w:w="0" w:type="dxa"/>
-              <w:right w:w="108" w:type="dxa"/>
-            </w:tcMar>
-            <w:vAlign w:val="center"/>
-          </w:tcPr>
-          <w:p>
-            <w:pPr>
-              <w:spacing w:line="240" w:lineRule="auto"/>
-              <w:jc w:val="center"/>
-              <w:rPr>
-                <w:rFonts w:ascii="Times New Roman" w:hAnsi="Times New Roman" w:cs="Times New Roman"/>
-                <w:lang w:val="ru-RU"/>
-              </w:rPr>
-            </w:pPr>
-            <w:r>
-              <w:rPr>
-                <w:rFonts w:ascii="Times New Roman" w:hAnsi="Times New Roman" w:cs="Times New Roman"/>
-                <w:lang w:val="ru-RU"/>
-              </w:rPr>
-              <w:t xml:space="preserve">-</w:t>
-            </w:r>
-          </w:p>
-        </w:tc>
-        <w:tc>
-          <w:tcPr>
-            <w:tcW w:w="729" w:type="dxa"/>
-            <w:tcBorders>
-              <w:top w:val="single" w:sz="4" w:space="0" w:color="00000A"/>
-              <w:left w:val="single" w:sz="4" w:space="0" w:color="00000A"/>
-              <w:bottom w:val="single" w:sz="4" w:space="0" w:color="00000A"/>
-              <w:right w:val="single" w:sz="4" w:space="0" w:color="00000A"/>
-            </w:tcBorders>
-            <w:shd w:val="clear" w:color="auto" w:fill="auto"/>
-            <w:tcMar>
-              <w:top w:w="0" w:type="dxa"/>
-              <w:left w:w="103" w:type="dxa"/>
-              <w:bottom w:w="0" w:type="dxa"/>
-              <w:right w:w="108" w:type="dxa"/>
-            </w:tcMar>
-            <w:vAlign w:val="center"/>
-          </w:tcPr>
-          <w:p>
-            <w:pPr>
-              <w:spacing w:line="240" w:lineRule="auto"/>
-              <w:jc w:val="center"/>
-              <w:rPr>
-                <w:rFonts w:ascii="Times New Roman" w:hAnsi="Times New Roman" w:cs="Times New Roman"/>
-                <w:lang w:val="ru-RU"/>
-              </w:rPr>
-            </w:pPr>
-            <w:r>
-              <w:rPr>
-                <w:rFonts w:ascii="Times New Roman" w:hAnsi="Times New Roman" w:cs="Times New Roman"/>
-                <w:lang w:val="ru-RU"/>
-              </w:rPr>
-              <w:t xml:space="preserve">-</w:t>
-            </w:r>
-          </w:p>
-        </w:tc>
-      </w:tr>
-      <w:tr>
-        <w:trPr>
-          <w:trHeight w:val="30"/>
-        </w:trPr>
-        <w:tc>
-          <w:tcPr>
-            <w:tcW w:w="1266" w:type="dxa"/>
-            <w:tcBorders>
-              <w:top w:val="single" w:sz="4" w:space="0" w:color="00000A"/>
-              <w:left w:val="single" w:sz="4" w:space="0" w:color="00000A"/>
-              <w:bottom w:val="single" w:sz="4" w:space="0" w:color="00000A"/>
-              <w:right w:val="single" w:sz="4" w:space="0" w:color="00000A"/>
-            </w:tcBorders>
-            <w:shd w:val="clear" w:color="auto" w:fill="auto"/>
-            <w:tcMar>
-              <w:top w:w="0" w:type="dxa"/>
-              <w:left w:w="103" w:type="dxa"/>
-              <w:bottom w:w="0" w:type="dxa"/>
-              <w:right w:w="108" w:type="dxa"/>
-            </w:tcMar>
-            <w:vAlign w:val="center"/>
-          </w:tcPr>
-          <w:p>
-            <w:pPr>
-              <w:spacing w:line="240" w:lineRule="auto"/>
-              <w:jc w:val="center"/>
-              <w:rPr>
-                <w:rFonts w:ascii="Times New Roman" w:hAnsi="Times New Roman" w:cs="Times New Roman"/>
-                <w:lang w:val="ru-RU"/>
-              </w:rPr>
-            </w:pPr>
-            <w:r>
-              <w:rPr>
-                <w:rFonts w:ascii="Times New Roman" w:hAnsi="Times New Roman"/>
-              </w:rPr>
-              <w:t xml:space="preserve">01 001 007</w:t>
-            </w:r>
-          </w:p>
-        </w:tc>
-        <w:tc>
-          <w:tcPr>
-            <w:tcW w:w="1569" w:type="dxa"/>
-            <w:gridSpan w:val="2"/>
-            <w:tcBorders>
-              <w:top w:val="single" w:sz="4" w:space="0" w:color="00000A"/>
-              <w:left w:val="single" w:sz="4" w:space="0" w:color="00000A"/>
-              <w:bottom w:val="single" w:sz="4" w:space="0" w:color="00000A"/>
-              <w:right w:val="single" w:sz="4" w:space="0" w:color="00000A"/>
-            </w:tcBorders>
-            <w:shd w:val="clear" w:color="auto" w:fill="auto"/>
-            <w:tcMar>
-              <w:top w:w="0" w:type="dxa"/>
-              <w:left w:w="103" w:type="dxa"/>
-              <w:bottom w:w="0" w:type="dxa"/>
-              <w:right w:w="108" w:type="dxa"/>
-            </w:tcMar>
-            <w:vAlign w:val="center"/>
-          </w:tcPr>
-          <w:p>
-            <w:pPr>
-              <w:spacing w:line="240" w:lineRule="auto"/>
-              <w:jc w:val="center"/>
-              <w:rPr>
-                <w:rFonts w:ascii="Times New Roman" w:hAnsi="Times New Roman" w:cs="Times New Roman"/>
-                <w:color w:val="000000"/>
-                <w:sz w:val="24"/>
-                <w:szCs w:val="24"/>
-              </w:rPr>
-            </w:pPr>
-            <w:r>
-              <w:rPr>
-                <w:rFonts w:ascii="Times New Roman" w:hAnsi="Times New Roman" w:cs="Times New Roman"/>
-                <w:sz w:val="24"/>
-                <w:szCs w:val="24"/>
-              </w:rPr>
-              <w:t xml:space="preserve">Менеджер по снабжению</w:t>
-            </w:r>
-          </w:p>
-        </w:tc>
-        <w:tc>
-          <w:tcPr>
-            <w:tcW w:w="557" w:type="dxa"/>
-            <w:tcBorders>
-              <w:top w:val="single" w:sz="4" w:space="0" w:color="00000A"/>
-              <w:left w:val="single" w:sz="4" w:space="0" w:color="00000A"/>
-              <w:bottom w:val="single" w:sz="4" w:space="0" w:color="00000A"/>
-              <w:right w:val="single" w:sz="4" w:space="0" w:color="00000A"/>
-            </w:tcBorders>
-            <w:shd w:val="clear" w:color="auto" w:fill="auto"/>
-            <w:tcMar>
-              <w:top w:w="0" w:type="dxa"/>
-              <w:left w:w="103" w:type="dxa"/>
-              <w:bottom w:w="0" w:type="dxa"/>
-              <w:right w:w="108" w:type="dxa"/>
-            </w:tcMar>
-            <w:vAlign w:val="center"/>
-          </w:tcPr>
-          <w:p>
-            <w:pPr>
-              <w:spacing w:line="240" w:lineRule="auto"/>
-              <w:jc w:val="center"/>
-              <w:rPr>
-                <w:rFonts w:ascii="Times New Roman" w:hAnsi="Times New Roman" w:cs="Times New Roman"/>
-                <w:lang w:val="kk-KZ"/>
-              </w:rPr>
-            </w:pPr>
-            <w:r>
-              <w:rPr>
-                <w:rFonts w:ascii="Times New Roman" w:hAnsi="Times New Roman" w:cs="Times New Roman"/>
-                <w:lang w:val="kk-KZ"/>
-              </w:rPr>
-              <w:t xml:space="preserve">1</w:t>
-            </w:r>
-          </w:p>
-        </w:tc>
-        <w:tc>
-          <w:tcPr>
-            <w:tcW w:w="5103" w:type="dxa"/>
-            <w:gridSpan w:val="3"/>
-            <w:tcBorders>
-              <w:top w:val="single" w:sz="4" w:space="0" w:color="00000A"/>
-              <w:left w:val="single" w:sz="4" w:space="0" w:color="00000A"/>
-              <w:bottom w:val="single" w:sz="4" w:space="0" w:color="00000A"/>
-              <w:right w:val="single" w:sz="4" w:space="0" w:color="00000A"/>
-            </w:tcBorders>
-            <w:shd w:val="clear" w:color="auto" w:fill="auto"/>
-            <w:tcMar>
-              <w:top w:w="0" w:type="dxa"/>
-              <w:left w:w="5" w:type="dxa"/>
-              <w:bottom w:w="0" w:type="dxa"/>
-              <w:right w:w="108" w:type="dxa"/>
-            </w:tcMar>
-            <w:vAlign w:val="center"/>
-          </w:tcPr>
-          <w:p>
-            <w:pPr>
-              <w:spacing w:after="0" w:line="240" w:lineRule="auto"/>
-              <w:jc w:val="center"/>
-              <w:rPr>
-                <w:rFonts w:ascii="Times New Roman" w:hAnsi="Times New Roman" w:cs="Times New Roman"/>
-                <w:lang w:val="ru-RU"/>
-              </w:rPr>
-            </w:pPr>
-            <w:r>
-              <w:rPr>
-                <w:rFonts w:ascii="Times New Roman" w:eastAsia="Times New Roman" w:hAnsi="Times New Roman" w:cs="Times New Roman"/>
-                <w:color w:val="000000"/>
-                <w:sz w:val="20"/>
-                <w:szCs w:val="20"/>
-                <w:lang w:val="ru-RU"/>
-              </w:rPr>
-              <w:t xml:space="preserve">- не предусмотрено, согласно «Нормам выдачи специальной одежды и других средств индивидуальной защиты работникам организаций различных видов экономической деятельности», утвержденных Приказом Министра здравоохранения и социального развития РК от 8 декабря 2015 года № 943</w:t>
-            </w:r>
-          </w:p>
-        </w:tc>
-        <w:tc>
-          <w:tcPr>
-            <w:tcW w:w="1134" w:type="dxa"/>
-            <w:tcBorders>
-              <w:left w:val="single" w:sz="4" w:space="0" w:color="00000A"/>
-              <w:bottom w:val="single" w:sz="4" w:space="0" w:color="00000A"/>
-              <w:right w:val="single" w:sz="4" w:space="0" w:color="00000A"/>
-            </w:tcBorders>
-            <w:shd w:val="clear" w:color="auto" w:fill="auto"/>
-            <w:tcMar>
-              <w:top w:w="0" w:type="dxa"/>
-              <w:left w:w="103" w:type="dxa"/>
-              <w:bottom w:w="0" w:type="dxa"/>
-              <w:right w:w="108" w:type="dxa"/>
-            </w:tcMar>
-            <w:vAlign w:val="center"/>
-          </w:tcPr>
-          <w:p>
-            <w:pPr>
-              <w:spacing w:line="240" w:lineRule="auto"/>
-              <w:jc w:val="center"/>
-              <w:rPr>
-                <w:rFonts w:ascii="Times New Roman" w:hAnsi="Times New Roman" w:cs="Times New Roman"/>
-                <w:lang w:val="ru-RU"/>
-              </w:rPr>
-            </w:pPr>
-            <w:r>
-              <w:rPr>
-                <w:rFonts w:ascii="Times New Roman" w:hAnsi="Times New Roman" w:cs="Times New Roman"/>
-                <w:lang w:val="ru-RU"/>
-              </w:rPr>
-              <w:t xml:space="preserve">-</w:t>
-            </w:r>
-          </w:p>
-        </w:tc>
-        <w:tc>
-          <w:tcPr>
-            <w:tcW w:w="729" w:type="dxa"/>
-            <w:tcBorders>
-              <w:top w:val="single" w:sz="4" w:space="0" w:color="00000A"/>
-              <w:left w:val="single" w:sz="4" w:space="0" w:color="00000A"/>
-              <w:bottom w:val="single" w:sz="4" w:space="0" w:color="00000A"/>
-              <w:right w:val="single" w:sz="4" w:space="0" w:color="00000A"/>
-            </w:tcBorders>
-            <w:shd w:val="clear" w:color="auto" w:fill="auto"/>
-            <w:tcMar>
-              <w:top w:w="0" w:type="dxa"/>
-              <w:left w:w="103" w:type="dxa"/>
-              <w:bottom w:w="0" w:type="dxa"/>
-              <w:right w:w="108" w:type="dxa"/>
-            </w:tcMar>
-            <w:vAlign w:val="center"/>
-          </w:tcPr>
-          <w:p>
-            <w:pPr>
-              <w:spacing w:line="240" w:lineRule="auto"/>
-              <w:jc w:val="center"/>
-              <w:rPr>
-                <w:rFonts w:ascii="Times New Roman" w:hAnsi="Times New Roman" w:cs="Times New Roman"/>
-                <w:lang w:val="ru-RU"/>
-              </w:rPr>
-            </w:pPr>
-            <w:r>
-              <w:rPr>
-                <w:rFonts w:ascii="Times New Roman" w:hAnsi="Times New Roman" w:cs="Times New Roman"/>
-                <w:lang w:val="ru-RU"/>
-              </w:rPr>
-              <w:t xml:space="preserve">-</w:t>
-            </w:r>
-          </w:p>
-        </w:tc>
-      </w:tr>
-      <w:tr>
-        <w:trPr>
-          <w:trHeight w:val="30"/>
-        </w:trPr>
-        <w:tc>
-          <w:tcPr>
-            <w:tcW w:w="1266" w:type="dxa"/>
-            <w:tcBorders>
-              <w:top w:val="single" w:sz="4" w:space="0" w:color="00000A"/>
-              <w:left w:val="single" w:sz="4" w:space="0" w:color="00000A"/>
-              <w:bottom w:val="single" w:sz="4" w:space="0" w:color="00000A"/>
-              <w:right w:val="single" w:sz="4" w:space="0" w:color="00000A"/>
-            </w:tcBorders>
-            <w:shd w:val="clear" w:color="auto" w:fill="auto"/>
-            <w:tcMar>
-              <w:top w:w="0" w:type="dxa"/>
-              <w:left w:w="103" w:type="dxa"/>
-              <w:bottom w:w="0" w:type="dxa"/>
-              <w:right w:w="108" w:type="dxa"/>
-            </w:tcMar>
-            <w:vAlign w:val="center"/>
-          </w:tcPr>
-          <w:p>
-            <w:pPr>
-              <w:spacing w:line="240" w:lineRule="auto"/>
-              <w:jc w:val="center"/>
-              <w:rPr>
-                <w:rFonts w:ascii="Times New Roman" w:hAnsi="Times New Roman" w:cs="Times New Roman"/>
-                <w:lang w:val="ru-RU"/>
-              </w:rPr>
-            </w:pPr>
-            <w:r>
-              <w:rPr>
-                <w:rFonts w:ascii="Times New Roman" w:hAnsi="Times New Roman"/>
-              </w:rPr>
-              <w:t xml:space="preserve">01 001 008</w:t>
-            </w:r>
-          </w:p>
-        </w:tc>
-        <w:tc>
-          <w:tcPr>
-            <w:tcW w:w="1569" w:type="dxa"/>
-            <w:gridSpan w:val="2"/>
-            <w:tcBorders>
-              <w:top w:val="single" w:sz="4" w:space="0" w:color="00000A"/>
-              <w:left w:val="single" w:sz="4" w:space="0" w:color="00000A"/>
-              <w:bottom w:val="single" w:sz="4" w:space="0" w:color="00000A"/>
-              <w:right w:val="single" w:sz="4" w:space="0" w:color="00000A"/>
-            </w:tcBorders>
-            <w:shd w:val="clear" w:color="auto" w:fill="auto"/>
-            <w:tcMar>
-              <w:top w:w="0" w:type="dxa"/>
-              <w:left w:w="103" w:type="dxa"/>
-              <w:bottom w:w="0" w:type="dxa"/>
-              <w:right w:w="108" w:type="dxa"/>
-            </w:tcMar>
-            <w:vAlign w:val="center"/>
-          </w:tcPr>
-          <w:p>
-            <w:pPr>
-              <w:spacing w:line="240" w:lineRule="auto"/>
-              <w:jc w:val="center"/>
-              <w:rPr>
-                <w:rFonts w:ascii="Times New Roman" w:hAnsi="Times New Roman" w:cs="Times New Roman"/>
-                <w:color w:val="000000"/>
-                <w:sz w:val="24"/>
-                <w:szCs w:val="24"/>
-              </w:rPr>
-            </w:pPr>
-            <w:r>
-              <w:rPr>
-                <w:rFonts w:ascii="Times New Roman" w:hAnsi="Times New Roman" w:cs="Times New Roman"/>
-                <w:sz w:val="24"/>
-                <w:szCs w:val="24"/>
-              </w:rPr>
-              <w:t xml:space="preserve">Главный механик</w:t>
-            </w:r>
-          </w:p>
-        </w:tc>
-        <w:tc>
-          <w:tcPr>
-            <w:tcW w:w="557" w:type="dxa"/>
-            <w:tcBorders>
-              <w:top w:val="single" w:sz="4" w:space="0" w:color="00000A"/>
-              <w:left w:val="single" w:sz="4" w:space="0" w:color="00000A"/>
-              <w:bottom w:val="single" w:sz="4" w:space="0" w:color="00000A"/>
-              <w:right w:val="single" w:sz="4" w:space="0" w:color="00000A"/>
-            </w:tcBorders>
-            <w:shd w:val="clear" w:color="auto" w:fill="auto"/>
-            <w:tcMar>
-              <w:top w:w="0" w:type="dxa"/>
-              <w:left w:w="103" w:type="dxa"/>
-              <w:bottom w:w="0" w:type="dxa"/>
-              <w:right w:w="108" w:type="dxa"/>
-            </w:tcMar>
-            <w:vAlign w:val="center"/>
-          </w:tcPr>
-          <w:p>
-            <w:pPr>
-              <w:spacing w:line="240" w:lineRule="auto"/>
-              <w:jc w:val="center"/>
-              <w:rPr>
-                <w:rFonts w:ascii="Times New Roman" w:hAnsi="Times New Roman" w:cs="Times New Roman"/>
-                <w:lang w:val="kk-KZ"/>
-              </w:rPr>
-            </w:pPr>
-            <w:r>
-              <w:rPr>
-                <w:rFonts w:ascii="Times New Roman" w:hAnsi="Times New Roman" w:cs="Times New Roman"/>
-                <w:lang w:val="kk-KZ"/>
-              </w:rPr>
-              <w:t xml:space="preserve">1</w:t>
-            </w:r>
-          </w:p>
-        </w:tc>
-        <w:tc>
-          <w:tcPr>
-            <w:tcW w:w="5103" w:type="dxa"/>
-            <w:gridSpan w:val="3"/>
-            <w:tcBorders>
-              <w:top w:val="single" w:sz="4" w:space="0" w:color="00000A"/>
-              <w:left w:val="single" w:sz="4" w:space="0" w:color="00000A"/>
-              <w:bottom w:val="single" w:sz="4" w:space="0" w:color="00000A"/>
-              <w:right w:val="single" w:sz="4" w:space="0" w:color="00000A"/>
-            </w:tcBorders>
-            <w:shd w:val="clear" w:color="auto" w:fill="auto"/>
-            <w:tcMar>
-              <w:top w:w="0" w:type="dxa"/>
-              <w:left w:w="5" w:type="dxa"/>
-              <w:bottom w:w="0" w:type="dxa"/>
-              <w:right w:w="108" w:type="dxa"/>
-            </w:tcMar>
-            <w:vAlign w:val="center"/>
-          </w:tcPr>
-          <w:p>
-            <w:pPr>
-              <w:spacing w:after="0" w:line="240" w:lineRule="auto"/>
-              <w:jc w:val="center"/>
-              <w:rPr>
-                <w:rFonts w:ascii="Times New Roman" w:hAnsi="Times New Roman" w:cs="Times New Roman"/>
-                <w:lang w:val="ru-RU"/>
-              </w:rPr>
-            </w:pPr>
-            <w:r>
-              <w:rPr>
-                <w:rFonts w:ascii="Times New Roman" w:eastAsia="Times New Roman" w:hAnsi="Times New Roman" w:cs="Times New Roman"/>
-                <w:color w:val="000000"/>
-                <w:sz w:val="20"/>
-                <w:szCs w:val="20"/>
-                <w:lang w:val="ru-RU"/>
-              </w:rPr>
-              <w:t xml:space="preserve">- не предусмотрено, согласно «Нормам выдачи специальной одежды и других средств индивидуальной защиты работникам организаций различных видов экономической деятельности», утвержденных Приказом Министра здравоохранения и социального развития РК от 8 декабря 2015 года № 943</w:t>
-            </w:r>
-          </w:p>
-        </w:tc>
-        <w:tc>
-          <w:tcPr>
-            <w:tcW w:w="1134" w:type="dxa"/>
-            <w:tcBorders>
-              <w:left w:val="single" w:sz="4" w:space="0" w:color="00000A"/>
-              <w:bottom w:val="single" w:sz="4" w:space="0" w:color="00000A"/>
-              <w:right w:val="single" w:sz="4" w:space="0" w:color="00000A"/>
-            </w:tcBorders>
-            <w:shd w:val="clear" w:color="auto" w:fill="auto"/>
-            <w:tcMar>
-              <w:top w:w="0" w:type="dxa"/>
-              <w:left w:w="103" w:type="dxa"/>
-              <w:bottom w:w="0" w:type="dxa"/>
-              <w:right w:w="108" w:type="dxa"/>
-            </w:tcMar>
-            <w:vAlign w:val="center"/>
-          </w:tcPr>
-          <w:p>
-            <w:pPr>
-              <w:spacing w:line="240" w:lineRule="auto"/>
-              <w:jc w:val="center"/>
-              <w:rPr>
-                <w:rFonts w:ascii="Times New Roman" w:hAnsi="Times New Roman" w:cs="Times New Roman"/>
-                <w:lang w:val="ru-RU"/>
-              </w:rPr>
-            </w:pPr>
-            <w:r>
-              <w:rPr>
-                <w:rFonts w:ascii="Times New Roman" w:hAnsi="Times New Roman" w:cs="Times New Roman"/>
-                <w:lang w:val="ru-RU"/>
-              </w:rPr>
-              <w:t xml:space="preserve">-</w:t>
-            </w:r>
-          </w:p>
-        </w:tc>
-        <w:tc>
-          <w:tcPr>
-            <w:tcW w:w="729" w:type="dxa"/>
-            <w:tcBorders>
-              <w:top w:val="single" w:sz="4" w:space="0" w:color="00000A"/>
-              <w:left w:val="single" w:sz="4" w:space="0" w:color="00000A"/>
-              <w:bottom w:val="single" w:sz="4" w:space="0" w:color="00000A"/>
-              <w:right w:val="single" w:sz="4" w:space="0" w:color="00000A"/>
-            </w:tcBorders>
-            <w:shd w:val="clear" w:color="auto" w:fill="auto"/>
-            <w:tcMar>
-              <w:top w:w="0" w:type="dxa"/>
-              <w:left w:w="103" w:type="dxa"/>
-              <w:bottom w:w="0" w:type="dxa"/>
-              <w:right w:w="108" w:type="dxa"/>
-            </w:tcMar>
-            <w:vAlign w:val="center"/>
-          </w:tcPr>
-          <w:p>
-            <w:pPr>
-              <w:spacing w:line="240" w:lineRule="auto"/>
-              <w:jc w:val="center"/>
-              <w:rPr>
-                <w:rFonts w:ascii="Times New Roman" w:hAnsi="Times New Roman" w:cs="Times New Roman"/>
-                <w:lang w:val="ru-RU"/>
-              </w:rPr>
-            </w:pPr>
-            <w:r>
-              <w:rPr>
-                <w:rFonts w:ascii="Times New Roman" w:hAnsi="Times New Roman" w:cs="Times New Roman"/>
-                <w:lang w:val="ru-RU"/>
-              </w:rPr>
-              <w:t xml:space="preserve">-</w:t>
-            </w:r>
-          </w:p>
-        </w:tc>
-      </w:tr>
-      <w:tr>
-        <w:trPr>
-          <w:trHeight w:val="30"/>
-        </w:trPr>
-        <w:tc>
-          <w:tcPr>
-            <w:tcW w:w="1266" w:type="dxa"/>
-            <w:tcBorders>
-              <w:top w:val="single" w:sz="4" w:space="0" w:color="00000A"/>
-              <w:left w:val="single" w:sz="4" w:space="0" w:color="00000A"/>
-              <w:bottom w:val="single" w:sz="4" w:space="0" w:color="00000A"/>
-              <w:right w:val="single" w:sz="4" w:space="0" w:color="00000A"/>
-            </w:tcBorders>
-            <w:shd w:val="clear" w:color="auto" w:fill="auto"/>
-            <w:tcMar>
-              <w:top w:w="0" w:type="dxa"/>
-              <w:left w:w="103" w:type="dxa"/>
-              <w:bottom w:w="0" w:type="dxa"/>
-              <w:right w:w="108" w:type="dxa"/>
-            </w:tcMar>
-            <w:vAlign w:val="center"/>
-          </w:tcPr>
-          <w:p>
-            <w:pPr>
-              <w:spacing w:line="240" w:lineRule="auto"/>
-              <w:jc w:val="center"/>
-              <w:rPr>
-                <w:rFonts w:ascii="Times New Roman" w:hAnsi="Times New Roman" w:cs="Times New Roman"/>
-                <w:lang w:val="ru-RU"/>
-              </w:rPr>
-            </w:pPr>
-            <w:r>
-              <w:rPr>
-                <w:rFonts w:ascii="Times New Roman" w:hAnsi="Times New Roman"/>
-              </w:rPr>
-              <w:t xml:space="preserve">01 001 009</w:t>
-            </w:r>
-          </w:p>
-        </w:tc>
-        <w:tc>
-          <w:tcPr>
-            <w:tcW w:w="1569" w:type="dxa"/>
-            <w:gridSpan w:val="2"/>
-            <w:tcBorders>
-              <w:top w:val="single" w:sz="4" w:space="0" w:color="00000A"/>
-              <w:left w:val="single" w:sz="4" w:space="0" w:color="00000A"/>
-              <w:bottom w:val="single" w:sz="4" w:space="0" w:color="00000A"/>
-              <w:right w:val="single" w:sz="4" w:space="0" w:color="00000A"/>
-            </w:tcBorders>
-            <w:shd w:val="clear" w:color="auto" w:fill="auto"/>
-            <w:tcMar>
-              <w:top w:w="0" w:type="dxa"/>
-              <w:left w:w="103" w:type="dxa"/>
-              <w:bottom w:w="0" w:type="dxa"/>
-              <w:right w:w="108" w:type="dxa"/>
-            </w:tcMar>
-            <w:vAlign w:val="center"/>
-          </w:tcPr>
-          <w:p>
-            <w:pPr>
-              <w:spacing w:line="240" w:lineRule="auto"/>
-              <w:jc w:val="center"/>
-              <w:rPr>
-                <w:rFonts w:ascii="Times New Roman" w:hAnsi="Times New Roman" w:cs="Times New Roman"/>
-                <w:color w:val="000000"/>
-                <w:sz w:val="24"/>
-                <w:szCs w:val="24"/>
-              </w:rPr>
-            </w:pPr>
-            <w:r>
-              <w:rPr>
-                <w:rFonts w:ascii="Times New Roman" w:hAnsi="Times New Roman" w:cs="Times New Roman"/>
-                <w:sz w:val="24"/>
-                <w:szCs w:val="24"/>
-              </w:rPr>
-              <w:t xml:space="preserve">Главный энергетик</w:t>
-            </w:r>
-          </w:p>
-        </w:tc>
-        <w:tc>
-          <w:tcPr>
-            <w:tcW w:w="557" w:type="dxa"/>
-            <w:tcBorders>
-              <w:top w:val="single" w:sz="4" w:space="0" w:color="00000A"/>
-              <w:left w:val="single" w:sz="4" w:space="0" w:color="00000A"/>
-              <w:bottom w:val="single" w:sz="4" w:space="0" w:color="00000A"/>
-              <w:right w:val="single" w:sz="4" w:space="0" w:color="00000A"/>
-            </w:tcBorders>
-            <w:shd w:val="clear" w:color="auto" w:fill="auto"/>
-            <w:tcMar>
-              <w:top w:w="0" w:type="dxa"/>
-              <w:left w:w="103" w:type="dxa"/>
-              <w:bottom w:w="0" w:type="dxa"/>
-              <w:right w:w="108" w:type="dxa"/>
-            </w:tcMar>
-            <w:vAlign w:val="center"/>
-          </w:tcPr>
-          <w:p>
-            <w:pPr>
-              <w:spacing w:line="240" w:lineRule="auto"/>
-              <w:jc w:val="center"/>
-              <w:rPr>
-                <w:rFonts w:ascii="Times New Roman" w:hAnsi="Times New Roman" w:cs="Times New Roman"/>
-                <w:lang w:val="kk-KZ"/>
-              </w:rPr>
-            </w:pPr>
-            <w:r>
-              <w:rPr>
-                <w:rFonts w:ascii="Times New Roman" w:hAnsi="Times New Roman" w:cs="Times New Roman"/>
-                <w:lang w:val="kk-KZ"/>
-              </w:rPr>
-              <w:t xml:space="preserve">1</w:t>
-            </w:r>
-          </w:p>
-        </w:tc>
-        <w:tc>
-          <w:tcPr>
-            <w:tcW w:w="5103" w:type="dxa"/>
-            <w:gridSpan w:val="3"/>
-            <w:tcBorders>
-              <w:top w:val="single" w:sz="4" w:space="0" w:color="00000A"/>
-              <w:left w:val="single" w:sz="4" w:space="0" w:color="00000A"/>
-              <w:bottom w:val="single" w:sz="4" w:space="0" w:color="00000A"/>
-              <w:right w:val="single" w:sz="4" w:space="0" w:color="00000A"/>
-            </w:tcBorders>
-            <w:shd w:val="clear" w:color="auto" w:fill="auto"/>
-            <w:tcMar>
-              <w:top w:w="0" w:type="dxa"/>
-              <w:left w:w="5" w:type="dxa"/>
-              <w:bottom w:w="0" w:type="dxa"/>
-              <w:right w:w="108" w:type="dxa"/>
-            </w:tcMar>
-            <w:vAlign w:val="center"/>
-          </w:tcPr>
-          <w:p>
-            <w:pPr>
-              <w:spacing w:after="0" w:line="240" w:lineRule="auto"/>
-              <w:jc w:val="center"/>
-              <w:rPr>
-                <w:rFonts w:ascii="Times New Roman" w:hAnsi="Times New Roman" w:cs="Times New Roman"/>
-                <w:lang w:val="ru-RU"/>
-              </w:rPr>
-            </w:pPr>
-            <w:r>
-              <w:rPr>
-                <w:rFonts w:ascii="Times New Roman" w:eastAsia="Times New Roman" w:hAnsi="Times New Roman" w:cs="Times New Roman"/>
-                <w:color w:val="000000"/>
-                <w:sz w:val="20"/>
-                <w:szCs w:val="20"/>
-                <w:lang w:val="ru-RU"/>
-              </w:rPr>
-              <w:t xml:space="preserve">- не предусмотрено, согласно «Нормам выдачи специальной одежды и других средств индивидуальной защиты работникам организаций различных видов экономической деятельности», утвержденных Приказом Министра здравоохранения и социального развития РК от 8 декабря 2015 года № 943</w:t>
-            </w:r>
-          </w:p>
-        </w:tc>
-        <w:tc>
-          <w:tcPr>
-            <w:tcW w:w="1134" w:type="dxa"/>
-            <w:tcBorders>
-              <w:left w:val="single" w:sz="4" w:space="0" w:color="00000A"/>
-              <w:bottom w:val="single" w:sz="4" w:space="0" w:color="00000A"/>
-              <w:right w:val="single" w:sz="4" w:space="0" w:color="00000A"/>
-            </w:tcBorders>
-            <w:shd w:val="clear" w:color="auto" w:fill="auto"/>
-            <w:tcMar>
-              <w:top w:w="0" w:type="dxa"/>
-              <w:left w:w="103" w:type="dxa"/>
-              <w:bottom w:w="0" w:type="dxa"/>
-              <w:right w:w="108" w:type="dxa"/>
-            </w:tcMar>
-            <w:vAlign w:val="center"/>
-          </w:tcPr>
-          <w:p>
-            <w:pPr>
-              <w:spacing w:line="240" w:lineRule="auto"/>
-              <w:jc w:val="center"/>
-              <w:rPr>
-                <w:rFonts w:ascii="Times New Roman" w:hAnsi="Times New Roman" w:cs="Times New Roman"/>
-                <w:lang w:val="ru-RU"/>
-              </w:rPr>
-            </w:pPr>
-            <w:r>
-              <w:rPr>
-                <w:rFonts w:ascii="Times New Roman" w:hAnsi="Times New Roman" w:cs="Times New Roman"/>
-                <w:lang w:val="ru-RU"/>
-              </w:rPr>
-              <w:t xml:space="preserve">-</w:t>
-            </w:r>
-          </w:p>
-        </w:tc>
-        <w:tc>
-          <w:tcPr>
-            <w:tcW w:w="729" w:type="dxa"/>
-            <w:tcBorders>
-              <w:top w:val="single" w:sz="4" w:space="0" w:color="00000A"/>
-              <w:left w:val="single" w:sz="4" w:space="0" w:color="00000A"/>
-              <w:bottom w:val="single" w:sz="4" w:space="0" w:color="00000A"/>
-              <w:right w:val="single" w:sz="4" w:space="0" w:color="00000A"/>
-            </w:tcBorders>
-            <w:shd w:val="clear" w:color="auto" w:fill="auto"/>
-            <w:tcMar>
-              <w:top w:w="0" w:type="dxa"/>
-              <w:left w:w="103" w:type="dxa"/>
-              <w:bottom w:w="0" w:type="dxa"/>
-              <w:right w:w="108" w:type="dxa"/>
-            </w:tcMar>
-            <w:vAlign w:val="center"/>
-          </w:tcPr>
-          <w:p>
-            <w:pPr>
-              <w:spacing w:line="240" w:lineRule="auto"/>
-              <w:jc w:val="center"/>
-              <w:rPr>
-                <w:rFonts w:ascii="Times New Roman" w:hAnsi="Times New Roman" w:cs="Times New Roman"/>
-                <w:lang w:val="ru-RU"/>
-              </w:rPr>
-            </w:pPr>
-            <w:r>
-              <w:rPr>
-                <w:rFonts w:ascii="Times New Roman" w:hAnsi="Times New Roman" w:cs="Times New Roman"/>
-                <w:lang w:val="ru-RU"/>
-              </w:rPr>
-              <w:t xml:space="preserve">-</w:t>
-            </w:r>
-          </w:p>
-        </w:tc>
-      </w:tr>
-      <w:tr>
-        <w:trPr>
-          <w:trHeight w:val="30"/>
-        </w:trPr>
-        <w:tc>
-          <w:tcPr>
-            <w:tcW w:w="1266" w:type="dxa"/>
-            <w:tcBorders>
-              <w:top w:val="single" w:sz="4" w:space="0" w:color="00000A"/>
-              <w:left w:val="single" w:sz="4" w:space="0" w:color="00000A"/>
-              <w:bottom w:val="single" w:sz="4" w:space="0" w:color="00000A"/>
-              <w:right w:val="single" w:sz="4" w:space="0" w:color="00000A"/>
-            </w:tcBorders>
-            <w:shd w:val="clear" w:color="auto" w:fill="auto"/>
-            <w:tcMar>
-              <w:top w:w="0" w:type="dxa"/>
-              <w:left w:w="103" w:type="dxa"/>
-              <w:bottom w:w="0" w:type="dxa"/>
-              <w:right w:w="108" w:type="dxa"/>
-            </w:tcMar>
-            <w:vAlign w:val="center"/>
-          </w:tcPr>
-          <w:p>
-            <w:pPr>
-              <w:spacing w:line="240" w:lineRule="auto"/>
-              <w:jc w:val="center"/>
-              <w:rPr>
-                <w:rFonts w:ascii="Times New Roman" w:hAnsi="Times New Roman" w:cs="Times New Roman"/>
-                <w:lang w:val="ru-RU"/>
-              </w:rPr>
-            </w:pPr>
-            <w:r>
-              <w:rPr>
-                <w:rFonts w:ascii="Times New Roman" w:hAnsi="Times New Roman"/>
-              </w:rPr>
-              <w:t xml:space="preserve">01 001 010</w:t>
-            </w:r>
-          </w:p>
-        </w:tc>
-        <w:tc>
-          <w:tcPr>
-            <w:tcW w:w="1569" w:type="dxa"/>
-            <w:gridSpan w:val="2"/>
-            <w:tcBorders>
-              <w:top w:val="single" w:sz="4" w:space="0" w:color="00000A"/>
-              <w:left w:val="single" w:sz="4" w:space="0" w:color="00000A"/>
-              <w:bottom w:val="single" w:sz="4" w:space="0" w:color="00000A"/>
-              <w:right w:val="single" w:sz="4" w:space="0" w:color="00000A"/>
-            </w:tcBorders>
-            <w:shd w:val="clear" w:color="auto" w:fill="auto"/>
-            <w:tcMar>
-              <w:top w:w="0" w:type="dxa"/>
-              <w:left w:w="103" w:type="dxa"/>
-              <w:bottom w:w="0" w:type="dxa"/>
-              <w:right w:w="108" w:type="dxa"/>
-            </w:tcMar>
-            <w:vAlign w:val="center"/>
-          </w:tcPr>
-          <w:p>
-            <w:pPr>
-              <w:spacing w:line="240" w:lineRule="auto"/>
-              <w:jc w:val="center"/>
-              <w:rPr>
-                <w:rFonts w:ascii="Times New Roman" w:hAnsi="Times New Roman" w:cs="Times New Roman"/>
-                <w:color w:val="000000"/>
-                <w:sz w:val="24"/>
-                <w:szCs w:val="24"/>
-              </w:rPr>
-            </w:pPr>
-            <w:r>
-              <w:rPr>
-                <w:rFonts w:ascii="Times New Roman" w:hAnsi="Times New Roman" w:cs="Times New Roman"/>
-                <w:sz w:val="24"/>
-                <w:szCs w:val="24"/>
-              </w:rPr>
-              <w:t xml:space="preserve">Специалист по кадровым вопросам</w:t>
-            </w:r>
-          </w:p>
-        </w:tc>
-        <w:tc>
-          <w:tcPr>
-            <w:tcW w:w="557" w:type="dxa"/>
-            <w:tcBorders>
-              <w:top w:val="single" w:sz="4" w:space="0" w:color="00000A"/>
-              <w:left w:val="single" w:sz="4" w:space="0" w:color="00000A"/>
-              <w:bottom w:val="single" w:sz="4" w:space="0" w:color="00000A"/>
-              <w:right w:val="single" w:sz="4" w:space="0" w:color="00000A"/>
-            </w:tcBorders>
-            <w:shd w:val="clear" w:color="auto" w:fill="auto"/>
-            <w:tcMar>
-              <w:top w:w="0" w:type="dxa"/>
-              <w:left w:w="103" w:type="dxa"/>
-              <w:bottom w:w="0" w:type="dxa"/>
-              <w:right w:w="108" w:type="dxa"/>
-            </w:tcMar>
-            <w:vAlign w:val="center"/>
-          </w:tcPr>
-          <w:p>
-            <w:pPr>
-              <w:spacing w:line="240" w:lineRule="auto"/>
-              <w:jc w:val="center"/>
-              <w:rPr>
-                <w:rFonts w:ascii="Times New Roman" w:hAnsi="Times New Roman" w:cs="Times New Roman"/>
-                <w:lang w:val="kk-KZ"/>
-              </w:rPr>
-            </w:pPr>
-            <w:r>
-              <w:rPr>
-                <w:rFonts w:ascii="Times New Roman" w:hAnsi="Times New Roman" w:cs="Times New Roman"/>
-                <w:lang w:val="kk-KZ"/>
-              </w:rPr>
-              <w:t xml:space="preserve">1</w:t>
-            </w:r>
-          </w:p>
-        </w:tc>
-        <w:tc>
-          <w:tcPr>
-            <w:tcW w:w="5103" w:type="dxa"/>
-            <w:gridSpan w:val="3"/>
-            <w:tcBorders>
-              <w:top w:val="single" w:sz="4" w:space="0" w:color="00000A"/>
-              <w:left w:val="single" w:sz="4" w:space="0" w:color="00000A"/>
-              <w:bottom w:val="single" w:sz="4" w:space="0" w:color="00000A"/>
-              <w:right w:val="single" w:sz="4" w:space="0" w:color="00000A"/>
-            </w:tcBorders>
-            <w:shd w:val="clear" w:color="auto" w:fill="auto"/>
-            <w:tcMar>
-              <w:top w:w="0" w:type="dxa"/>
-              <w:left w:w="5" w:type="dxa"/>
-              <w:bottom w:w="0" w:type="dxa"/>
-              <w:right w:w="108" w:type="dxa"/>
-            </w:tcMar>
-            <w:vAlign w:val="center"/>
-          </w:tcPr>
-          <w:p>
-            <w:pPr>
-              <w:spacing w:after="0" w:line="240" w:lineRule="auto"/>
-              <w:jc w:val="center"/>
-              <w:rPr>
-                <w:rFonts w:ascii="Times New Roman" w:hAnsi="Times New Roman" w:cs="Times New Roman"/>
-                <w:lang w:val="ru-RU"/>
-              </w:rPr>
-            </w:pPr>
-            <w:r>
-              <w:rPr>
-                <w:rFonts w:ascii="Times New Roman" w:eastAsia="Times New Roman" w:hAnsi="Times New Roman" w:cs="Times New Roman"/>
-                <w:color w:val="000000"/>
-                <w:sz w:val="20"/>
-                <w:szCs w:val="20"/>
-                <w:lang w:val="ru-RU"/>
-              </w:rPr>
-              <w:t xml:space="preserve">- не предусмотрено, согласно «Нормам выдачи специальной одежды и других средств индивидуальной защиты работникам организаций различных видов экономической деятельности», утвержденных Приказом Министра здравоохранения и социального развития РК от 8 декабря 2015 года № 943</w:t>
-            </w:r>
-          </w:p>
-        </w:tc>
-        <w:tc>
-          <w:tcPr>
-            <w:tcW w:w="1134" w:type="dxa"/>
-            <w:tcBorders>
-              <w:left w:val="single" w:sz="4" w:space="0" w:color="00000A"/>
-              <w:bottom w:val="single" w:sz="4" w:space="0" w:color="00000A"/>
-              <w:right w:val="single" w:sz="4" w:space="0" w:color="00000A"/>
-            </w:tcBorders>
-            <w:shd w:val="clear" w:color="auto" w:fill="auto"/>
-            <w:tcMar>
-              <w:top w:w="0" w:type="dxa"/>
-              <w:left w:w="103" w:type="dxa"/>
-              <w:bottom w:w="0" w:type="dxa"/>
-              <w:right w:w="108" w:type="dxa"/>
-            </w:tcMar>
-            <w:vAlign w:val="center"/>
-          </w:tcPr>
-          <w:p>
-            <w:pPr>
-              <w:spacing w:line="240" w:lineRule="auto"/>
-              <w:jc w:val="center"/>
-              <w:rPr>
-                <w:rFonts w:ascii="Times New Roman" w:hAnsi="Times New Roman" w:cs="Times New Roman"/>
-                <w:lang w:val="ru-RU"/>
-              </w:rPr>
-            </w:pPr>
-            <w:r>
-              <w:rPr>
-                <w:rFonts w:ascii="Times New Roman" w:hAnsi="Times New Roman" w:cs="Times New Roman"/>
-                <w:lang w:val="ru-RU"/>
-              </w:rPr>
-              <w:t xml:space="preserve">-</w:t>
-            </w:r>
-          </w:p>
-        </w:tc>
-        <w:tc>
-          <w:tcPr>
-            <w:tcW w:w="729" w:type="dxa"/>
-            <w:tcBorders>
-              <w:top w:val="single" w:sz="4" w:space="0" w:color="00000A"/>
-              <w:left w:val="single" w:sz="4" w:space="0" w:color="00000A"/>
-              <w:bottom w:val="single" w:sz="4" w:space="0" w:color="00000A"/>
-              <w:right w:val="single" w:sz="4" w:space="0" w:color="00000A"/>
-            </w:tcBorders>
-            <w:shd w:val="clear" w:color="auto" w:fill="auto"/>
-            <w:tcMar>
-              <w:top w:w="0" w:type="dxa"/>
-              <w:left w:w="103" w:type="dxa"/>
-              <w:bottom w:w="0" w:type="dxa"/>
-              <w:right w:w="108" w:type="dxa"/>
-            </w:tcMar>
-            <w:vAlign w:val="center"/>
-          </w:tcPr>
-          <w:p>
-            <w:pPr>
-              <w:spacing w:line="240" w:lineRule="auto"/>
-              <w:jc w:val="center"/>
-              <w:rPr>
-                <w:rFonts w:ascii="Times New Roman" w:hAnsi="Times New Roman" w:cs="Times New Roman"/>
-                <w:lang w:val="ru-RU"/>
-              </w:rPr>
-            </w:pPr>
-            <w:r>
-              <w:rPr>
-                <w:rFonts w:ascii="Times New Roman" w:hAnsi="Times New Roman" w:cs="Times New Roman"/>
-                <w:lang w:val="ru-RU"/>
-              </w:rPr>
-              <w:t xml:space="preserve">-</w:t>
-            </w:r>
-          </w:p>
-        </w:tc>
-      </w:tr>
-      <w:tr>
-        <w:trPr>
-          <w:trHeight w:val="30"/>
-        </w:trPr>
-        <w:tc>
-          <w:tcPr>
-            <w:tcW w:w="1266" w:type="dxa"/>
-            <w:tcBorders>
-              <w:top w:val="single" w:sz="4" w:space="0" w:color="00000A"/>
-              <w:left w:val="single" w:sz="4" w:space="0" w:color="00000A"/>
-              <w:bottom w:val="single" w:sz="4" w:space="0" w:color="00000A"/>
-              <w:right w:val="single" w:sz="4" w:space="0" w:color="00000A"/>
-            </w:tcBorders>
-            <w:shd w:val="clear" w:color="auto" w:fill="auto"/>
-            <w:tcMar>
-              <w:top w:w="0" w:type="dxa"/>
-              <w:left w:w="103" w:type="dxa"/>
-              <w:bottom w:w="0" w:type="dxa"/>
-              <w:right w:w="108" w:type="dxa"/>
-            </w:tcMar>
-            <w:vAlign w:val="center"/>
-          </w:tcPr>
-          <w:p>
-            <w:pPr>
-              <w:spacing w:line="240" w:lineRule="auto"/>
-              <w:jc w:val="center"/>
-              <w:rPr>
-                <w:rFonts w:ascii="Times New Roman" w:hAnsi="Times New Roman" w:cs="Times New Roman"/>
-                <w:lang w:val="ru-RU"/>
-              </w:rPr>
-            </w:pPr>
-            <w:r>
-              <w:rPr>
-                <w:rFonts w:ascii="Times New Roman" w:hAnsi="Times New Roman"/>
-              </w:rPr>
-              <w:t xml:space="preserve">01 001 011</w:t>
-            </w:r>
-          </w:p>
-        </w:tc>
-        <w:tc>
-          <w:tcPr>
-            <w:tcW w:w="1569" w:type="dxa"/>
-            <w:gridSpan w:val="2"/>
-            <w:tcBorders>
-              <w:top w:val="single" w:sz="4" w:space="0" w:color="00000A"/>
-              <w:left w:val="single" w:sz="4" w:space="0" w:color="00000A"/>
-              <w:bottom w:val="single" w:sz="4" w:space="0" w:color="00000A"/>
-              <w:right w:val="single" w:sz="4" w:space="0" w:color="00000A"/>
-            </w:tcBorders>
-            <w:shd w:val="clear" w:color="auto" w:fill="auto"/>
-            <w:tcMar>
-              <w:top w:w="0" w:type="dxa"/>
-              <w:left w:w="103" w:type="dxa"/>
-              <w:bottom w:w="0" w:type="dxa"/>
-              <w:right w:w="108" w:type="dxa"/>
-            </w:tcMar>
-            <w:vAlign w:val="center"/>
-          </w:tcPr>
-          <w:p>
-            <w:pPr>
-              <w:spacing w:line="240" w:lineRule="auto"/>
-              <w:jc w:val="center"/>
-              <w:rPr>
-                <w:rFonts w:ascii="Times New Roman" w:hAnsi="Times New Roman" w:cs="Times New Roman"/>
-                <w:color w:val="000000"/>
-                <w:sz w:val="24"/>
-                <w:szCs w:val="24"/>
-              </w:rPr>
-            </w:pPr>
-            <w:r>
-              <w:rPr>
-                <w:rFonts w:ascii="Times New Roman" w:hAnsi="Times New Roman" w:cs="Times New Roman"/>
-                <w:sz w:val="24"/>
-                <w:szCs w:val="24"/>
-              </w:rPr>
-              <w:t xml:space="preserve">Начальник службы безопасности</w:t>
-            </w:r>
-          </w:p>
-        </w:tc>
-        <w:tc>
-          <w:tcPr>
-            <w:tcW w:w="557" w:type="dxa"/>
-            <w:tcBorders>
-              <w:top w:val="single" w:sz="4" w:space="0" w:color="00000A"/>
-              <w:left w:val="single" w:sz="4" w:space="0" w:color="00000A"/>
-              <w:bottom w:val="single" w:sz="4" w:space="0" w:color="00000A"/>
-              <w:right w:val="single" w:sz="4" w:space="0" w:color="00000A"/>
-            </w:tcBorders>
-            <w:shd w:val="clear" w:color="auto" w:fill="auto"/>
-            <w:tcMar>
-              <w:top w:w="0" w:type="dxa"/>
-              <w:left w:w="103" w:type="dxa"/>
-              <w:bottom w:w="0" w:type="dxa"/>
-              <w:right w:w="108" w:type="dxa"/>
-            </w:tcMar>
-            <w:vAlign w:val="center"/>
-          </w:tcPr>
-          <w:p>
-            <w:pPr>
-              <w:spacing w:line="240" w:lineRule="auto"/>
-              <w:jc w:val="center"/>
-              <w:rPr>
-                <w:rFonts w:ascii="Times New Roman" w:hAnsi="Times New Roman" w:cs="Times New Roman"/>
-                <w:lang w:val="kk-KZ"/>
-              </w:rPr>
-            </w:pPr>
-            <w:r>
-              <w:rPr>
-                <w:rFonts w:ascii="Times New Roman" w:hAnsi="Times New Roman" w:cs="Times New Roman"/>
-                <w:lang w:val="kk-KZ"/>
-              </w:rPr>
-              <w:t xml:space="preserve">1</w:t>
-            </w:r>
-          </w:p>
-        </w:tc>
-        <w:tc>
-          <w:tcPr>
-            <w:tcW w:w="5103" w:type="dxa"/>
-            <w:gridSpan w:val="3"/>
-            <w:tcBorders>
-              <w:top w:val="single" w:sz="4" w:space="0" w:color="00000A"/>
-              <w:left w:val="single" w:sz="4" w:space="0" w:color="00000A"/>
-              <w:bottom w:val="single" w:sz="4" w:space="0" w:color="00000A"/>
-              <w:right w:val="single" w:sz="4" w:space="0" w:color="00000A"/>
-            </w:tcBorders>
-            <w:shd w:val="clear" w:color="auto" w:fill="auto"/>
-            <w:tcMar>
-              <w:top w:w="0" w:type="dxa"/>
-              <w:left w:w="5" w:type="dxa"/>
-              <w:bottom w:w="0" w:type="dxa"/>
-              <w:right w:w="108" w:type="dxa"/>
-            </w:tcMar>
-            <w:vAlign w:val="center"/>
-          </w:tcPr>
-          <w:p>
-            <w:pPr>
-              <w:spacing w:after="0" w:line="240" w:lineRule="auto"/>
-              <w:jc w:val="center"/>
-              <w:rPr>
-                <w:rFonts w:ascii="Times New Roman" w:hAnsi="Times New Roman" w:cs="Times New Roman"/>
-                <w:lang w:val="ru-RU"/>
-              </w:rPr>
-            </w:pPr>
-            <w:r>
-              <w:rPr>
-                <w:rFonts w:ascii="Times New Roman" w:eastAsia="Times New Roman" w:hAnsi="Times New Roman" w:cs="Times New Roman"/>
-                <w:color w:val="000000"/>
-                <w:sz w:val="20"/>
-                <w:szCs w:val="20"/>
-                <w:lang w:val="ru-RU"/>
-              </w:rPr>
-              <w:t xml:space="preserve">- не предусмотрено, согласно «Нормам выдачи специальной одежды и других средств индивидуальной защиты работникам организаций различных видов экономической деятельности», утвержденных Приказом Министра здравоохранения и социального развития РК от 8 декабря 2015 года № 943</w:t>
-            </w:r>
-          </w:p>
-        </w:tc>
-        <w:tc>
-          <w:tcPr>
-            <w:tcW w:w="1134" w:type="dxa"/>
-            <w:tcBorders>
-              <w:left w:val="single" w:sz="4" w:space="0" w:color="00000A"/>
-              <w:bottom w:val="single" w:sz="4" w:space="0" w:color="00000A"/>
-              <w:right w:val="single" w:sz="4" w:space="0" w:color="00000A"/>
-            </w:tcBorders>
-            <w:shd w:val="clear" w:color="auto" w:fill="auto"/>
-            <w:tcMar>
-              <w:top w:w="0" w:type="dxa"/>
-              <w:left w:w="103" w:type="dxa"/>
-              <w:bottom w:w="0" w:type="dxa"/>
-              <w:right w:w="108" w:type="dxa"/>
-            </w:tcMar>
-            <w:vAlign w:val="center"/>
-          </w:tcPr>
-          <w:p>
-            <w:pPr>
-              <w:spacing w:line="240" w:lineRule="auto"/>
-              <w:jc w:val="center"/>
-              <w:rPr>
-                <w:rFonts w:ascii="Times New Roman" w:hAnsi="Times New Roman" w:cs="Times New Roman"/>
-                <w:lang w:val="ru-RU"/>
-              </w:rPr>
-            </w:pPr>
-            <w:r>
-              <w:rPr>
-                <w:rFonts w:ascii="Times New Roman" w:hAnsi="Times New Roman" w:cs="Times New Roman"/>
-                <w:lang w:val="ru-RU"/>
-              </w:rPr>
-              <w:t xml:space="preserve">-</w:t>
-            </w:r>
-          </w:p>
-        </w:tc>
-        <w:tc>
-          <w:tcPr>
-            <w:tcW w:w="729" w:type="dxa"/>
-            <w:tcBorders>
-              <w:top w:val="single" w:sz="4" w:space="0" w:color="00000A"/>
-              <w:left w:val="single" w:sz="4" w:space="0" w:color="00000A"/>
-              <w:bottom w:val="single" w:sz="4" w:space="0" w:color="00000A"/>
-              <w:right w:val="single" w:sz="4" w:space="0" w:color="00000A"/>
-            </w:tcBorders>
-            <w:shd w:val="clear" w:color="auto" w:fill="auto"/>
-            <w:tcMar>
-              <w:top w:w="0" w:type="dxa"/>
-              <w:left w:w="103" w:type="dxa"/>
-              <w:bottom w:w="0" w:type="dxa"/>
-              <w:right w:w="108" w:type="dxa"/>
-            </w:tcMar>
-            <w:vAlign w:val="center"/>
-          </w:tcPr>
-          <w:p>
-            <w:pPr>
-              <w:spacing w:line="240" w:lineRule="auto"/>
-              <w:jc w:val="center"/>
-              <w:rPr>
-                <w:rFonts w:ascii="Times New Roman" w:hAnsi="Times New Roman" w:cs="Times New Roman"/>
-                <w:lang w:val="ru-RU"/>
-              </w:rPr>
-            </w:pPr>
-            <w:r>
-              <w:rPr>
-                <w:rFonts w:ascii="Times New Roman" w:hAnsi="Times New Roman" w:cs="Times New Roman"/>
-                <w:lang w:val="ru-RU"/>
-              </w:rPr>
-              <w:t xml:space="preserve">-</w:t>
-            </w:r>
-          </w:p>
-        </w:tc>
-      </w:tr>
-      <w:tr>
-        <w:trPr>
-          <w:trHeight w:val="30"/>
-        </w:trPr>
-        <w:tc>
-          <w:tcPr>
-            <w:tcW w:w="1266" w:type="dxa"/>
-            <w:tcBorders>
-              <w:top w:val="single" w:sz="4" w:space="0" w:color="00000A"/>
-              <w:left w:val="single" w:sz="4" w:space="0" w:color="00000A"/>
-              <w:bottom w:val="single" w:sz="4" w:space="0" w:color="00000A"/>
-              <w:right w:val="single" w:sz="4" w:space="0" w:color="00000A"/>
-            </w:tcBorders>
-            <w:shd w:val="clear" w:color="auto" w:fill="auto"/>
-            <w:tcMar>
-              <w:top w:w="0" w:type="dxa"/>
-              <w:left w:w="103" w:type="dxa"/>
-              <w:bottom w:w="0" w:type="dxa"/>
-              <w:right w:w="108" w:type="dxa"/>
-            </w:tcMar>
-            <w:vAlign w:val="center"/>
-          </w:tcPr>
-          <w:p>
-            <w:pPr>
-              <w:spacing w:line="240" w:lineRule="auto"/>
-              <w:jc w:val="center"/>
-              <w:rPr>
-                <w:rFonts w:ascii="Times New Roman" w:hAnsi="Times New Roman" w:cs="Times New Roman"/>
-                <w:lang w:val="ru-RU"/>
-              </w:rPr>
-            </w:pPr>
-            <w:r>
-              <w:rPr>
-                <w:rFonts w:ascii="Times New Roman" w:hAnsi="Times New Roman"/>
-              </w:rPr>
-              <w:t xml:space="preserve">01 001 012</w:t>
-            </w:r>
-          </w:p>
-        </w:tc>
-        <w:tc>
-          <w:tcPr>
-            <w:tcW w:w="1569" w:type="dxa"/>
-            <w:gridSpan w:val="2"/>
-            <w:tcBorders>
-              <w:top w:val="single" w:sz="4" w:space="0" w:color="00000A"/>
-              <w:left w:val="single" w:sz="4" w:space="0" w:color="00000A"/>
-              <w:bottom w:val="single" w:sz="4" w:space="0" w:color="00000A"/>
-              <w:right w:val="single" w:sz="4" w:space="0" w:color="00000A"/>
-            </w:tcBorders>
-            <w:shd w:val="clear" w:color="auto" w:fill="auto"/>
-            <w:tcMar>
-              <w:top w:w="0" w:type="dxa"/>
-              <w:left w:w="103" w:type="dxa"/>
-              <w:bottom w:w="0" w:type="dxa"/>
-              <w:right w:w="108" w:type="dxa"/>
-            </w:tcMar>
-            <w:vAlign w:val="center"/>
-          </w:tcPr>
-          <w:p>
-            <w:pPr>
-              <w:spacing w:line="240" w:lineRule="auto"/>
-              <w:jc w:val="center"/>
-              <w:rPr>
-                <w:rFonts w:ascii="Times New Roman" w:hAnsi="Times New Roman" w:cs="Times New Roman"/>
-                <w:color w:val="000000"/>
-                <w:sz w:val="24"/>
-                <w:szCs w:val="24"/>
-              </w:rPr>
-            </w:pPr>
-            <w:r>
-              <w:rPr>
-                <w:rFonts w:ascii="Times New Roman" w:hAnsi="Times New Roman" w:cs="Times New Roman"/>
-                <w:sz w:val="24"/>
-                <w:szCs w:val="24"/>
-              </w:rPr>
-              <w:t xml:space="preserve">Специалист по безопасности и охране труда</w:t>
-            </w:r>
-          </w:p>
-        </w:tc>
-        <w:tc>
-          <w:tcPr>
-            <w:tcW w:w="557" w:type="dxa"/>
-            <w:tcBorders>
-              <w:top w:val="single" w:sz="4" w:space="0" w:color="00000A"/>
-              <w:left w:val="single" w:sz="4" w:space="0" w:color="00000A"/>
-              <w:bottom w:val="single" w:sz="4" w:space="0" w:color="00000A"/>
-              <w:right w:val="single" w:sz="4" w:space="0" w:color="00000A"/>
-            </w:tcBorders>
-            <w:shd w:val="clear" w:color="auto" w:fill="auto"/>
-            <w:tcMar>
-              <w:top w:w="0" w:type="dxa"/>
-              <w:left w:w="103" w:type="dxa"/>
-              <w:bottom w:w="0" w:type="dxa"/>
-              <w:right w:w="108" w:type="dxa"/>
-            </w:tcMar>
-            <w:vAlign w:val="center"/>
-          </w:tcPr>
-          <w:p>
-            <w:pPr>
-              <w:spacing w:line="240" w:lineRule="auto"/>
-              <w:jc w:val="center"/>
-              <w:rPr>
-                <w:rFonts w:ascii="Times New Roman" w:hAnsi="Times New Roman" w:cs="Times New Roman"/>
-                <w:lang w:val="kk-KZ"/>
-              </w:rPr>
-            </w:pPr>
-            <w:r>
-              <w:rPr>
-                <w:rFonts w:ascii="Times New Roman" w:hAnsi="Times New Roman" w:cs="Times New Roman"/>
-                <w:lang w:val="kk-KZ"/>
-              </w:rPr>
-              <w:t xml:space="preserve">1</w:t>
-            </w:r>
-          </w:p>
-        </w:tc>
-        <w:tc>
-          <w:tcPr>
-            <w:tcW w:w="5103" w:type="dxa"/>
-            <w:gridSpan w:val="3"/>
-            <w:tcBorders>
-              <w:top w:val="single" w:sz="4" w:space="0" w:color="00000A"/>
-              <w:left w:val="single" w:sz="4" w:space="0" w:color="00000A"/>
-              <w:bottom w:val="single" w:sz="4" w:space="0" w:color="00000A"/>
-              <w:right w:val="single" w:sz="4" w:space="0" w:color="00000A"/>
-            </w:tcBorders>
-            <w:shd w:val="clear" w:color="auto" w:fill="auto"/>
-            <w:tcMar>
-              <w:top w:w="0" w:type="dxa"/>
-              <w:left w:w="5" w:type="dxa"/>
-              <w:bottom w:w="0" w:type="dxa"/>
-              <w:right w:w="108" w:type="dxa"/>
-            </w:tcMar>
-            <w:vAlign w:val="center"/>
-          </w:tcPr>
-          <w:p>
-            <w:pPr>
-              <w:spacing w:after="0" w:line="240" w:lineRule="auto"/>
-              <w:jc w:val="center"/>
-              <w:rPr>
-                <w:rFonts w:ascii="Times New Roman" w:hAnsi="Times New Roman" w:cs="Times New Roman"/>
-                <w:lang w:val="ru-RU"/>
-              </w:rPr>
-            </w:pPr>
-            <w:r>
-              <w:rPr>
-                <w:rFonts w:ascii="Times New Roman" w:eastAsia="Times New Roman" w:hAnsi="Times New Roman" w:cs="Times New Roman"/>
-                <w:color w:val="000000"/>
-                <w:sz w:val="20"/>
-                <w:szCs w:val="20"/>
-                <w:lang w:val="ru-RU"/>
-              </w:rPr>
-              <w:t xml:space="preserve">- не предусмотрено, согласно «Нормам выдачи специальной одежды и других средств индивидуальной защиты работникам организаций различных видов экономической деятельности», утвержденных Приказом Министра здравоохранения и социального развития РК от 8 декабря 2015 года № 943</w:t>
-            </w:r>
-          </w:p>
-        </w:tc>
-        <w:tc>
-          <w:tcPr>
-            <w:tcW w:w="1134" w:type="dxa"/>
-            <w:tcBorders>
-              <w:left w:val="single" w:sz="4" w:space="0" w:color="00000A"/>
-              <w:bottom w:val="single" w:sz="4" w:space="0" w:color="00000A"/>
-              <w:right w:val="single" w:sz="4" w:space="0" w:color="00000A"/>
-            </w:tcBorders>
-            <w:shd w:val="clear" w:color="auto" w:fill="auto"/>
-            <w:tcMar>
-              <w:top w:w="0" w:type="dxa"/>
-              <w:left w:w="103" w:type="dxa"/>
-              <w:bottom w:w="0" w:type="dxa"/>
-              <w:right w:w="108" w:type="dxa"/>
-            </w:tcMar>
-            <w:vAlign w:val="center"/>
-          </w:tcPr>
-          <w:p>
-            <w:pPr>
-              <w:spacing w:line="240" w:lineRule="auto"/>
-              <w:jc w:val="center"/>
-              <w:rPr>
-                <w:rFonts w:ascii="Times New Roman" w:hAnsi="Times New Roman" w:cs="Times New Roman"/>
-                <w:lang w:val="ru-RU"/>
-              </w:rPr>
-            </w:pPr>
-            <w:r>
-              <w:rPr>
-                <w:rFonts w:ascii="Times New Roman" w:hAnsi="Times New Roman" w:cs="Times New Roman"/>
-                <w:lang w:val="ru-RU"/>
-              </w:rPr>
-              <w:t xml:space="preserve">-</w:t>
-            </w:r>
-          </w:p>
-        </w:tc>
-        <w:tc>
-          <w:tcPr>
-            <w:tcW w:w="729" w:type="dxa"/>
-            <w:tcBorders>
-              <w:top w:val="single" w:sz="4" w:space="0" w:color="00000A"/>
-              <w:left w:val="single" w:sz="4" w:space="0" w:color="00000A"/>
-              <w:bottom w:val="single" w:sz="4" w:space="0" w:color="00000A"/>
-              <w:right w:val="single" w:sz="4" w:space="0" w:color="00000A"/>
-            </w:tcBorders>
-            <w:shd w:val="clear" w:color="auto" w:fill="auto"/>
-            <w:tcMar>
-              <w:top w:w="0" w:type="dxa"/>
-              <w:left w:w="103" w:type="dxa"/>
-              <w:bottom w:w="0" w:type="dxa"/>
-              <w:right w:w="108" w:type="dxa"/>
-            </w:tcMar>
-            <w:vAlign w:val="center"/>
-          </w:tcPr>
-          <w:p>
-            <w:pPr>
-              <w:spacing w:line="240" w:lineRule="auto"/>
-              <w:jc w:val="center"/>
-              <w:rPr>
-                <w:rFonts w:ascii="Times New Roman" w:hAnsi="Times New Roman" w:cs="Times New Roman"/>
-                <w:lang w:val="ru-RU"/>
-              </w:rPr>
-            </w:pPr>
-            <w:r>
-              <w:rPr>
-                <w:rFonts w:ascii="Times New Roman" w:hAnsi="Times New Roman" w:cs="Times New Roman"/>
-                <w:lang w:val="ru-RU"/>
-              </w:rPr>
-              <w:t xml:space="preserve">-</w:t>
-            </w:r>
-          </w:p>
-        </w:tc>
-      </w:tr>
-      <w:tr>
-        <w:trPr>
-          <w:trHeight w:val="30"/>
-        </w:trPr>
-        <w:tc>
-          <w:tcPr>
-            <w:tcW w:w="1266" w:type="dxa"/>
-            <w:tcBorders>
-              <w:top w:val="single" w:sz="4" w:space="0" w:color="00000A"/>
-              <w:left w:val="single" w:sz="4" w:space="0" w:color="00000A"/>
-              <w:bottom w:val="single" w:sz="4" w:space="0" w:color="00000A"/>
-              <w:right w:val="single" w:sz="4" w:space="0" w:color="00000A"/>
-            </w:tcBorders>
-            <w:shd w:val="clear" w:color="auto" w:fill="auto"/>
-            <w:tcMar>
-              <w:top w:w="0" w:type="dxa"/>
-              <w:left w:w="103" w:type="dxa"/>
-              <w:bottom w:w="0" w:type="dxa"/>
-              <w:right w:w="108" w:type="dxa"/>
-            </w:tcMar>
-            <w:vAlign w:val="center"/>
-          </w:tcPr>
-          <w:p>
-            <w:pPr>
-              <w:spacing w:line="240" w:lineRule="auto"/>
-              <w:jc w:val="center"/>
-              <w:rPr>
-                <w:rFonts w:ascii="Times New Roman" w:hAnsi="Times New Roman" w:cs="Times New Roman"/>
-                <w:lang w:val="ru-RU"/>
-              </w:rPr>
-            </w:pPr>
-            <w:r>
-              <w:rPr>
-                <w:rFonts w:ascii="Times New Roman" w:hAnsi="Times New Roman"/>
-              </w:rPr>
-              <w:t xml:space="preserve">01 001 013</w:t>
-            </w:r>
-          </w:p>
-        </w:tc>
-        <w:tc>
-          <w:tcPr>
-            <w:tcW w:w="1569" w:type="dxa"/>
-            <w:gridSpan w:val="2"/>
-            <w:tcBorders>
-              <w:top w:val="single" w:sz="4" w:space="0" w:color="00000A"/>
-              <w:left w:val="single" w:sz="4" w:space="0" w:color="00000A"/>
-              <w:bottom w:val="single" w:sz="4" w:space="0" w:color="00000A"/>
-              <w:right w:val="single" w:sz="4" w:space="0" w:color="00000A"/>
-            </w:tcBorders>
-            <w:shd w:val="clear" w:color="auto" w:fill="auto"/>
-            <w:tcMar>
-              <w:top w:w="0" w:type="dxa"/>
-              <w:left w:w="103" w:type="dxa"/>
-              <w:bottom w:w="0" w:type="dxa"/>
-              <w:right w:w="108" w:type="dxa"/>
-            </w:tcMar>
-            <w:vAlign w:val="center"/>
-          </w:tcPr>
-          <w:p>
-            <w:pPr>
-              <w:spacing w:line="240" w:lineRule="auto"/>
-              <w:jc w:val="center"/>
-              <w:rPr>
-                <w:rFonts w:ascii="Times New Roman" w:hAnsi="Times New Roman" w:cs="Times New Roman"/>
-                <w:color w:val="000000"/>
-                <w:sz w:val="24"/>
-                <w:szCs w:val="24"/>
-              </w:rPr>
-            </w:pPr>
-            <w:r>
-              <w:rPr>
-                <w:rFonts w:ascii="Times New Roman" w:hAnsi="Times New Roman" w:cs="Times New Roman"/>
-                <w:sz w:val="24"/>
-                <w:szCs w:val="24"/>
-              </w:rPr>
-              <w:t xml:space="preserve">Технолог оператор</w:t>
-            </w:r>
-          </w:p>
-        </w:tc>
-        <w:tc>
-          <w:tcPr>
-            <w:tcW w:w="557" w:type="dxa"/>
-            <w:tcBorders>
-              <w:top w:val="single" w:sz="4" w:space="0" w:color="00000A"/>
-              <w:left w:val="single" w:sz="4" w:space="0" w:color="00000A"/>
-              <w:bottom w:val="single" w:sz="4" w:space="0" w:color="00000A"/>
-              <w:right w:val="single" w:sz="4" w:space="0" w:color="00000A"/>
-            </w:tcBorders>
-            <w:shd w:val="clear" w:color="auto" w:fill="auto"/>
-            <w:tcMar>
-              <w:top w:w="0" w:type="dxa"/>
-              <w:left w:w="103" w:type="dxa"/>
-              <w:bottom w:w="0" w:type="dxa"/>
-              <w:right w:w="108" w:type="dxa"/>
-            </w:tcMar>
-            <w:vAlign w:val="center"/>
-          </w:tcPr>
-          <w:p>
-            <w:pPr>
-              <w:spacing w:line="240" w:lineRule="auto"/>
-              <w:jc w:val="center"/>
-              <w:rPr>
-                <w:rFonts w:ascii="Times New Roman" w:hAnsi="Times New Roman" w:cs="Times New Roman"/>
-                <w:lang w:val="kk-KZ"/>
-              </w:rPr>
-            </w:pPr>
-            <w:r>
-              <w:rPr>
-                <w:rFonts w:ascii="Times New Roman" w:hAnsi="Times New Roman" w:cs="Times New Roman"/>
-                <w:lang w:val="kk-KZ"/>
-              </w:rPr>
-              <w:t xml:space="preserve">1</w:t>
-            </w:r>
-          </w:p>
-        </w:tc>
-        <w:tc>
-          <w:tcPr>
-            <w:tcW w:w="5103" w:type="dxa"/>
-            <w:gridSpan w:val="3"/>
-            <w:tcBorders>
-              <w:top w:val="single" w:sz="4" w:space="0" w:color="00000A"/>
-              <w:left w:val="single" w:sz="4" w:space="0" w:color="00000A"/>
-              <w:bottom w:val="single" w:sz="4" w:space="0" w:color="00000A"/>
-              <w:right w:val="single" w:sz="4" w:space="0" w:color="00000A"/>
-            </w:tcBorders>
-            <w:shd w:val="clear" w:color="auto" w:fill="auto"/>
-            <w:tcMar>
-              <w:top w:w="0" w:type="dxa"/>
-              <w:left w:w="5" w:type="dxa"/>
-              <w:bottom w:w="0" w:type="dxa"/>
-              <w:right w:w="108" w:type="dxa"/>
-            </w:tcMar>
-            <w:vAlign w:val="center"/>
-          </w:tcPr>
-          <w:p>
-            <w:pPr>
-              <w:spacing w:after="0" w:line="240" w:lineRule="auto"/>
-              <w:jc w:val="center"/>
-              <w:rPr>
-                <w:rFonts w:ascii="Times New Roman" w:hAnsi="Times New Roman" w:cs="Times New Roman"/>
-                <w:lang w:val="ru-RU"/>
-              </w:rPr>
-            </w:pPr>
-            <w:r>
-              <w:rPr>
-                <w:rFonts w:ascii="Times New Roman" w:eastAsia="Times New Roman" w:hAnsi="Times New Roman" w:cs="Times New Roman"/>
-                <w:color w:val="000000"/>
-                <w:sz w:val="20"/>
-                <w:szCs w:val="20"/>
-                <w:lang w:val="ru-RU"/>
-              </w:rPr>
-              <w:t xml:space="preserve">- не предусмотрено, согласно «Нормам выдачи специальной одежды и других средств индивидуальной защиты работникам организаций различных видов экономической деятельности», утвержденных Приказом Министра здравоохранения и социального развития РК от 8 декабря 2015 года № 943</w:t>
-            </w:r>
-          </w:p>
-        </w:tc>
-        <w:tc>
-          <w:tcPr>
-            <w:tcW w:w="1134" w:type="dxa"/>
-            <w:tcBorders>
-              <w:left w:val="single" w:sz="4" w:space="0" w:color="00000A"/>
-              <w:bottom w:val="single" w:sz="4" w:space="0" w:color="00000A"/>
-              <w:right w:val="single" w:sz="4" w:space="0" w:color="00000A"/>
-            </w:tcBorders>
-            <w:shd w:val="clear" w:color="auto" w:fill="auto"/>
-            <w:tcMar>
-              <w:top w:w="0" w:type="dxa"/>
-              <w:left w:w="103" w:type="dxa"/>
-              <w:bottom w:w="0" w:type="dxa"/>
-              <w:right w:w="108" w:type="dxa"/>
-            </w:tcMar>
-            <w:vAlign w:val="center"/>
-          </w:tcPr>
-          <w:p>
-            <w:pPr>
-              <w:spacing w:line="240" w:lineRule="auto"/>
-              <w:jc w:val="center"/>
-              <w:rPr>
-                <w:rFonts w:ascii="Times New Roman" w:hAnsi="Times New Roman" w:cs="Times New Roman"/>
-                <w:lang w:val="ru-RU"/>
-              </w:rPr>
-            </w:pPr>
-            <w:r>
-              <w:rPr>
-                <w:rFonts w:ascii="Times New Roman" w:hAnsi="Times New Roman" w:cs="Times New Roman"/>
-                <w:lang w:val="ru-RU"/>
-              </w:rPr>
-              <w:t xml:space="preserve">-</w:t>
-            </w:r>
-          </w:p>
-        </w:tc>
-        <w:tc>
-          <w:tcPr>
-            <w:tcW w:w="729" w:type="dxa"/>
-            <w:tcBorders>
-              <w:top w:val="single" w:sz="4" w:space="0" w:color="00000A"/>
-              <w:left w:val="single" w:sz="4" w:space="0" w:color="00000A"/>
-              <w:bottom w:val="single" w:sz="4" w:space="0" w:color="00000A"/>
-              <w:right w:val="single" w:sz="4" w:space="0" w:color="00000A"/>
-            </w:tcBorders>
-            <w:shd w:val="clear" w:color="auto" w:fill="auto"/>
-            <w:tcMar>
-              <w:top w:w="0" w:type="dxa"/>
-              <w:left w:w="103" w:type="dxa"/>
-              <w:bottom w:w="0" w:type="dxa"/>
-              <w:right w:w="108" w:type="dxa"/>
-            </w:tcMar>
-            <w:vAlign w:val="center"/>
-          </w:tcPr>
-          <w:p>
-            <w:pPr>
-              <w:spacing w:line="240" w:lineRule="auto"/>
-              <w:jc w:val="center"/>
-              <w:rPr>
-                <w:rFonts w:ascii="Times New Roman" w:hAnsi="Times New Roman" w:cs="Times New Roman"/>
-                <w:lang w:val="ru-RU"/>
-              </w:rPr>
-            </w:pPr>
-            <w:r>
-              <w:rPr>
-                <w:rFonts w:ascii="Times New Roman" w:hAnsi="Times New Roman" w:cs="Times New Roman"/>
-                <w:lang w:val="ru-RU"/>
-              </w:rPr>
-              <w:t xml:space="preserve">-</w:t>
-            </w:r>
-          </w:p>
-        </w:tc>
-      </w:tr>
-      <w:tr>
-        <w:trPr>
-          <w:trHeight w:val="30"/>
+          <w:trHeight w:val="89"/>
         </w:trPr>
         <w:tc>
           <w:tcPr>
@@ -5221,60 +2889,25 @@
           </w:tcPr>
           <w:p>
             <w:pPr>
-              <w:spacing w:line="240" w:lineRule="auto"/>
+              <w:spacing w:after="100" w:afterAutospacing="1"/>
               <w:jc w:val="center"/>
               <w:rPr>
                 <w:rFonts w:ascii="Times New Roman" w:hAnsi="Times New Roman" w:cs="Times New Roman"/>
+                <w:b/>
+                <w:sz w:val="18"/>
+                <w:szCs w:val="18"/>
                 <w:lang w:val="ru-RU"/>
               </w:rPr>
             </w:pPr>
             <w:r>
               <w:rPr>
-                <w:rFonts w:ascii="Times New Roman" w:hAnsi="Times New Roman" w:cs="Times New Roman"/>
+                <w:rFonts w:ascii="Times New Roman" w:eastAsia="Times New Roman" w:hAnsi="Times New Roman" w:cs="Times New Roman"/>
                 <w:b/>
-                <w:bCs/>
-                <w:lang w:val="kk-KZ"/>
-              </w:rPr>
-              <w:t>2</w:t>
-            </w:r>
-            <w:r>
-              <w:rPr>
-                <w:rFonts w:ascii="Times New Roman" w:hAnsi="Times New Roman" w:cs="Times New Roman"/>
-                <w:b/>
-                <w:bCs/>
-                <w:lang w:val="ru-RU"/>
-              </w:rPr>
-              <w:t xml:space="preserve">. </w:t>
-            </w:r>
-            <w:r>
-              <w:rPr>
-                <w:rFonts w:ascii="Times New Roman" w:hAnsi="Times New Roman" w:cs="Times New Roman"/>
-                <w:b/>
-                <w:bCs/>
-                <w:lang w:val="kk-KZ"/>
-              </w:rPr>
-              <w:t>П</w:t>
-            </w:r>
-            <w:proofErr w:type="spellStart"/>
-            <w:r>
-              <w:rPr>
-                <w:rFonts w:ascii="Times New Roman" w:hAnsi="Times New Roman" w:cs="Times New Roman"/>
-                <w:b/>
-                <w:bCs/>
-                <w:lang w:val="ru-RU"/>
-              </w:rPr>
-              <w:t>роизводственный</w:t>
+                <w:color w:val="000000"/>
+              </w:rPr>
+              <w:t xml:space="preserve">2. Производственный персонал</w:t>
             </w:r>
             <w:proofErr w:type="spellEnd"/>
-            <w:r>
-              <w:rPr>
-                <w:rFonts w:ascii="Times New Roman" w:hAnsi="Times New Roman" w:cs="Times New Roman"/>
-                <w:b/>
-                <w:bCs/>
-                <w:lang w:val="ru-RU"/>
-              </w:rPr>
-              <w:t xml:space="preserve"> персонал</w:t>
-            </w:r>
           </w:p>
         </w:tc>
       </w:tr>
@@ -5313,7 +2946,7 @@
                 <w:rFonts w:ascii="Times New Roman" w:hAnsi="Times New Roman"/>
                 <w:lang w:val="ru-RU"/>
               </w:rPr>
-              <w:t xml:space="preserve">01 002 014</w:t>
+              <w:t xml:space="preserve">01 002 001</w:t>
             </w:r>
           </w:p>
         </w:tc>
@@ -5612,7 +3245,7 @@
                 <w:rFonts w:ascii="Times New Roman" w:hAnsi="Times New Roman"/>
                 <w:lang w:val="ru-RU"/>
               </w:rPr>
-              <w:t xml:space="preserve">01 002 015</w:t>
+              <w:t xml:space="preserve">01 002 002</w:t>
             </w:r>
           </w:p>
         </w:tc>
@@ -5652,7 +3285,7 @@
                 <w:sz w:val="24"/>
                 <w:lang w:val="ru-RU"/>
               </w:rPr>
-              <w:t xml:space="preserve">Бригадир ремонтно-строительной бригады</w:t>
+              <w:t xml:space="preserve">Лаборант</w:t>
             </w:r>
           </w:p>
         </w:tc>
@@ -5911,7 +3544,7 @@
                 <w:rFonts w:ascii="Times New Roman" w:hAnsi="Times New Roman"/>
                 <w:lang w:val="ru-RU"/>
               </w:rPr>
-              <w:t xml:space="preserve">01 002 016</w:t>
+              <w:t xml:space="preserve">01 002 003</w:t>
             </w:r>
           </w:p>
         </w:tc>
@@ -5951,4492 +3584,7 @@
                 <w:sz w:val="24"/>
                 <w:lang w:val="ru-RU"/>
               </w:rPr>
-              <w:t xml:space="preserve">Бригадир технической бригады</w:t>
-            </w:r>
-          </w:p>
-        </w:tc>
-        <w:tc>
-          <w:tcPr>
-            <w:tcW w:w="557" w:type="dxa"/>
-            <w:tcBorders>
-              <w:top w:val="single" w:sz="4" w:space="0" w:color="00000A"/>
-              <w:left w:val="single" w:sz="4" w:space="0" w:color="00000A"/>
-              <w:bottom w:val="single" w:sz="4" w:space="0" w:color="00000A"/>
-              <w:right w:val="single" w:sz="4" w:space="0" w:color="00000A"/>
-            </w:tcBorders>
-            <w:shd w:val="clear" w:color="auto" w:fill="auto"/>
-            <w:tcMar>
-              <w:top w:w="0" w:type="dxa"/>
-              <w:left w:w="103" w:type="dxa"/>
-              <w:bottom w:w="0" w:type="dxa"/>
-              <w:right w:w="108" w:type="dxa"/>
-            </w:tcMar>
-            <w:vAlign w:val="center"/>
-          </w:tcPr>
-          <w:p>
-            <w:pPr>
-              <w:spacing w:line="240" w:lineRule="auto"/>
-              <w:jc w:val="center"/>
-              <w:rPr>
-                <w:rFonts w:ascii="Times New Roman" w:hAnsi="Times New Roman" w:cs="Times New Roman"/>
-                <w:lang w:val="kk-KZ"/>
-              </w:rPr>
-            </w:pPr>
-            <w:r>
-              <w:rPr>
-                <w:rFonts w:ascii="Times New Roman" w:hAnsi="Times New Roman" w:cs="Times New Roman"/>
-                <w:lang w:val="kk-KZ"/>
-              </w:rPr>
-              <w:t xml:space="preserve">1</w:t>
-            </w:r>
-          </w:p>
-        </w:tc>
-        <w:tc>
-          <w:tcPr>
-            <w:tcW w:w="3119" w:type="dxa"/>
-            <w:tcBorders>
-              <w:top w:val="single" w:sz="4" w:space="0" w:color="00000A"/>
-              <w:left w:val="single" w:sz="4" w:space="0" w:color="00000A"/>
-              <w:bottom w:val="single" w:sz="4" w:space="0" w:color="00000A"/>
-              <w:right w:val="single" w:sz="4" w:space="0" w:color="auto"/>
-            </w:tcBorders>
-            <w:shd w:val="clear" w:color="auto" w:fill="auto"/>
-            <w:tcMar>
-              <w:top w:w="0" w:type="dxa"/>
-              <w:left w:w="5" w:type="dxa"/>
-              <w:bottom w:w="0" w:type="dxa"/>
-              <w:right w:w="108" w:type="dxa"/>
-            </w:tcMar>
-            <w:vAlign w:val="center"/>
-          </w:tcPr>
-          <w:p>
-            <w:pPr>
-              <w:spacing w:after="0" w:line="240" w:lineRule="auto"/>
-              <w:jc w:val="center"/>
-              <w:rPr>
-                <w:rFonts w:ascii="Times New Roman" w:hAnsi="Times New Roman" w:cs="Times New Roman"/>
-                <w:lang w:val="ru-RU"/>
-              </w:rPr>
-            </w:pPr>
-            <w:r>
-              <w:rPr>
-                <w:rFonts w:ascii="Times New Roman" w:eastAsia="Times New Roman" w:hAnsi="Times New Roman" w:cs="Times New Roman"/>
-                <w:color w:val="000000"/>
-                <w:sz w:val="20"/>
-                <w:szCs w:val="20"/>
-                <w:lang w:val="ru-RU"/>
-              </w:rPr>
-              <w:t xml:space="preserve">Жилет, Рубашка, Головной убор, ботинки</w:t>
-            </w:r>
-          </w:p>
-        </w:tc>
-        <w:tc>
-          <w:tcPr>
-            <w:tcW w:w="992" w:type="dxa"/>
-            <w:tcBorders>
-              <w:top w:val="single" w:sz="4" w:space="0" w:color="00000A"/>
-              <w:left w:val="single" w:sz="4" w:space="0" w:color="auto"/>
-              <w:bottom w:val="single" w:sz="4" w:space="0" w:color="00000A"/>
-              <w:right w:val="single" w:sz="4" w:space="0" w:color="auto"/>
-            </w:tcBorders>
-            <w:shd w:val="clear" w:color="auto" w:fill="auto"/>
-            <w:tcMar>
-              <w:top w:w="0" w:type="dxa"/>
-              <w:left w:w="103" w:type="dxa"/>
-              <w:bottom w:w="0" w:type="dxa"/>
-              <w:right w:w="108" w:type="dxa"/>
-            </w:tcMar>
-            <w:vAlign w:val="center"/>
-          </w:tcPr>
-          <w:p>
-            <w:pPr>
-              <w:spacing w:after="20" w:line="240" w:lineRule="auto"/>
-              <w:ind w:left="20"/>
-              <w:jc w:val="center"/>
-              <w:rPr>
-                <w:rFonts w:ascii="Times New Roman" w:hAnsi="Times New Roman" w:cs="Times New Roman"/>
-                <w:lang w:val="ru-RU"/>
-              </w:rPr>
-            </w:pPr>
-            <w:r>
-              <w:rPr>
-                <w:rFonts w:ascii="Times New Roman" w:hAnsi="Times New Roman" w:cs="Times New Roman"/>
-                <w:lang w:val="ru-RU"/>
-              </w:rPr>
-              <w:t xml:space="preserve">Да</w:t>
-            </w:r>
-          </w:p>
-        </w:tc>
-        <w:tc>
-          <w:tcPr>
-            <w:tcW w:w="992" w:type="dxa"/>
-            <w:tcBorders>
-              <w:top w:val="single" w:sz="4" w:space="0" w:color="00000A"/>
-              <w:left w:val="single" w:sz="4" w:space="0" w:color="auto"/>
-              <w:bottom w:val="single" w:sz="4" w:space="0" w:color="00000A"/>
-              <w:right w:val="single" w:sz="4" w:space="0" w:color="00000A"/>
-            </w:tcBorders>
-            <w:shd w:val="clear" w:color="auto" w:fill="auto"/>
-            <w:tcMar>
-              <w:top w:w="0" w:type="dxa"/>
-              <w:left w:w="103" w:type="dxa"/>
-              <w:bottom w:w="0" w:type="dxa"/>
-              <w:right w:w="108" w:type="dxa"/>
-            </w:tcMar>
-            <w:vAlign w:val="center"/>
-          </w:tcPr>
-          <w:p>
-            <w:pPr>
-              <w:spacing w:after="0" w:line="240" w:lineRule="auto"/>
-              <w:jc w:val="center"/>
-              <w:rPr>
-                <w:rFonts w:ascii="Times New Roman" w:hAnsi="Times New Roman" w:cs="Times New Roman"/>
-                <w:lang w:val="ru-RU"/>
-              </w:rPr>
-            </w:pPr>
-            <w:r>
-              <w:rPr>
-                <w:rFonts w:ascii="Times New Roman" w:hAnsi="Times New Roman" w:cs="Times New Roman"/>
-                <w:lang w:val="ru-RU"/>
-              </w:rPr>
-              <w:t xml:space="preserve">В наличии</w:t>
-            </w:r>
-          </w:p>
-        </w:tc>
-        <w:tc>
-          <w:tcPr>
-            <w:tcW w:w="1134" w:type="dxa"/>
-            <w:tcBorders>
-              <w:left w:val="single" w:sz="4" w:space="0" w:color="00000A"/>
-              <w:bottom w:val="single" w:sz="4" w:space="0" w:color="00000A"/>
-              <w:right w:val="single" w:sz="4" w:space="0" w:color="00000A"/>
-            </w:tcBorders>
-            <w:shd w:val="clear" w:color="auto" w:fill="auto"/>
-            <w:tcMar>
-              <w:top w:w="0" w:type="dxa"/>
-              <w:left w:w="103" w:type="dxa"/>
-              <w:bottom w:w="0" w:type="dxa"/>
-              <w:right w:w="108" w:type="dxa"/>
-            </w:tcMar>
-            <w:vAlign w:val="center"/>
-          </w:tcPr>
-          <w:p>
-            <w:pPr>
-              <w:spacing w:line="240" w:lineRule="auto"/>
-              <w:jc w:val="center"/>
-              <w:rPr>
-                <w:rFonts w:ascii="Times New Roman" w:hAnsi="Times New Roman" w:cs="Times New Roman"/>
-                <w:lang w:val="ru-RU"/>
-              </w:rPr>
-            </w:pPr>
-            <w:r>
-              <w:rPr>
-                <w:rFonts w:ascii="Times New Roman" w:hAnsi="Times New Roman" w:cs="Times New Roman"/>
-                <w:lang w:val="ru-RU"/>
-              </w:rPr>
-              <w:t xml:space="preserve">Обеспечен</w:t>
-            </w:r>
-          </w:p>
-        </w:tc>
-        <w:tc>
-          <w:tcPr>
-            <w:tcW w:w="729" w:type="dxa"/>
-            <w:tcBorders>
-              <w:top w:val="single" w:sz="4" w:space="0" w:color="00000A"/>
-              <w:left w:val="single" w:sz="4" w:space="0" w:color="00000A"/>
-              <w:bottom w:val="single" w:sz="4" w:space="0" w:color="00000A"/>
-              <w:right w:val="single" w:sz="4" w:space="0" w:color="00000A"/>
-            </w:tcBorders>
-            <w:shd w:val="clear" w:color="auto" w:fill="auto"/>
-            <w:tcMar>
-              <w:top w:w="0" w:type="dxa"/>
-              <w:left w:w="103" w:type="dxa"/>
-              <w:bottom w:w="0" w:type="dxa"/>
-              <w:right w:w="108" w:type="dxa"/>
-            </w:tcMar>
-            <w:vAlign w:val="center"/>
-          </w:tcPr>
-          <w:p>
-            <w:pPr>
-              <w:spacing w:line="240" w:lineRule="auto"/>
-              <w:jc w:val="center"/>
-              <w:rPr>
-                <w:rFonts w:ascii="Times New Roman" w:hAnsi="Times New Roman" w:cs="Times New Roman"/>
-                <w:lang w:val="ru-RU"/>
-              </w:rPr>
-            </w:pPr>
-            <w:r>
-              <w:rPr>
-                <w:rFonts w:ascii="Times New Roman" w:hAnsi="Times New Roman" w:cs="Times New Roman"/>
-                <w:lang w:val="ru-RU"/>
-              </w:rPr>
-              <w:t xml:space="preserve">-</w:t>
-            </w:r>
-          </w:p>
-        </w:tc>
-      </w:tr>
-      <w:tr>
-        <w:trPr>
-          <w:trHeight w:val="30"/>
-        </w:trPr>
-        <w:tc>
-          <w:tcPr>
-            <w:tcW w:w="1266" w:type="dxa"/>
-            <w:tcBorders>
-              <w:top w:val="single" w:sz="4" w:space="0" w:color="00000A"/>
-              <w:left w:val="single" w:sz="4" w:space="0" w:color="00000A"/>
-              <w:bottom w:val="single" w:sz="4" w:space="0" w:color="00000A"/>
-              <w:right w:val="single" w:sz="4" w:space="0" w:color="00000A"/>
-            </w:tcBorders>
-            <w:shd w:val="clear" w:color="auto" w:fill="auto"/>
-            <w:tcMar>
-              <w:top w:w="0" w:type="dxa"/>
-              <w:left w:w="103" w:type="dxa"/>
-              <w:bottom w:w="0" w:type="dxa"/>
-              <w:right w:w="108" w:type="dxa"/>
-            </w:tcMar>
-            <w:vAlign w:val="center"/>
-          </w:tcPr>
-          <w:p>
-            <w:pPr>
-              <w:spacing w:after="0" w:line="240" w:lineRule="auto"/>
-              <w:rPr>
-                <w:rFonts w:ascii="Times New Roman" w:hAnsi="Times New Roman" w:cs="Times New Roman"/>
-                <w:lang w:val="ru-RU"/>
-              </w:rPr>
-            </w:pPr>
-            <w:r>
-              <w:rPr>
-                <w:rFonts w:ascii="Times New Roman" w:hAnsi="Times New Roman"/>
-                <w:lang w:val="ru-RU"/>
-              </w:rPr>
-              <w:t xml:space="preserve">01 002 017</w:t>
-            </w:r>
-          </w:p>
-        </w:tc>
-        <w:tc>
-          <w:tcPr>
-            <w:tcW w:w="1569" w:type="dxa"/>
-            <w:gridSpan w:val="2"/>
-            <w:tcBorders>
-              <w:top w:val="single" w:sz="4" w:space="0" w:color="00000A"/>
-              <w:left w:val="single" w:sz="4" w:space="0" w:color="00000A"/>
-              <w:bottom w:val="single" w:sz="4" w:space="0" w:color="00000A"/>
-              <w:right w:val="single" w:sz="4" w:space="0" w:color="00000A"/>
-            </w:tcBorders>
-            <w:shd w:val="clear" w:color="auto" w:fill="auto"/>
-            <w:tcMar>
-              <w:top w:w="0" w:type="dxa"/>
-              <w:left w:w="103" w:type="dxa"/>
-              <w:bottom w:w="0" w:type="dxa"/>
-              <w:right w:w="108" w:type="dxa"/>
-            </w:tcMar>
-            <w:vAlign w:val="center"/>
-          </w:tcPr>
-          <w:p>
-            <w:pPr>
-              <w:spacing w:line="240" w:lineRule="auto"/>
-              <w:jc w:val="center"/>
-              <w:rPr>
-                <w:rFonts w:ascii="Times New Roman" w:eastAsia="Times New Roman" w:hAnsi="Times New Roman" w:cs="Times New Roman"/>
-                <w:color w:val="000000"/>
-                <w:sz w:val="24"/>
-                <w:lang w:val="ru-RU"/>
-              </w:rPr>
-            </w:pPr>
-            <w:r>
-              <w:rPr>
-                <w:rFonts w:ascii="Times New Roman" w:hAnsi="Times New Roman" w:cs="Times New Roman"/>
-                <w:sz w:val="24"/>
-                <w:lang w:val="ru-RU"/>
-              </w:rPr>
-              <w:t xml:space="preserve">Бригадир цеха выращивания и хранения</w:t>
-            </w:r>
-          </w:p>
-        </w:tc>
-        <w:tc>
-          <w:tcPr>
-            <w:tcW w:w="557" w:type="dxa"/>
-            <w:tcBorders>
-              <w:top w:val="single" w:sz="4" w:space="0" w:color="00000A"/>
-              <w:left w:val="single" w:sz="4" w:space="0" w:color="00000A"/>
-              <w:bottom w:val="single" w:sz="4" w:space="0" w:color="00000A"/>
-              <w:right w:val="single" w:sz="4" w:space="0" w:color="00000A"/>
-            </w:tcBorders>
-            <w:shd w:val="clear" w:color="auto" w:fill="auto"/>
-            <w:tcMar>
-              <w:top w:w="0" w:type="dxa"/>
-              <w:left w:w="103" w:type="dxa"/>
-              <w:bottom w:w="0" w:type="dxa"/>
-              <w:right w:w="108" w:type="dxa"/>
-            </w:tcMar>
-            <w:vAlign w:val="center"/>
-          </w:tcPr>
-          <w:p>
-            <w:pPr>
-              <w:spacing w:line="240" w:lineRule="auto"/>
-              <w:jc w:val="center"/>
-              <w:rPr>
-                <w:rFonts w:ascii="Times New Roman" w:hAnsi="Times New Roman" w:cs="Times New Roman"/>
-                <w:lang w:val="kk-KZ"/>
-              </w:rPr>
-            </w:pPr>
-            <w:r>
-              <w:rPr>
-                <w:rFonts w:ascii="Times New Roman" w:hAnsi="Times New Roman" w:cs="Times New Roman"/>
-                <w:lang w:val="kk-KZ"/>
-              </w:rPr>
-              <w:t xml:space="preserve">1</w:t>
-            </w:r>
-          </w:p>
-        </w:tc>
-        <w:tc>
-          <w:tcPr>
-            <w:tcW w:w="3119" w:type="dxa"/>
-            <w:tcBorders>
-              <w:top w:val="single" w:sz="4" w:space="0" w:color="00000A"/>
-              <w:left w:val="single" w:sz="4" w:space="0" w:color="00000A"/>
-              <w:bottom w:val="single" w:sz="4" w:space="0" w:color="00000A"/>
-              <w:right w:val="single" w:sz="4" w:space="0" w:color="auto"/>
-            </w:tcBorders>
-            <w:shd w:val="clear" w:color="auto" w:fill="auto"/>
-            <w:tcMar>
-              <w:top w:w="0" w:type="dxa"/>
-              <w:left w:w="5" w:type="dxa"/>
-              <w:bottom w:w="0" w:type="dxa"/>
-              <w:right w:w="108" w:type="dxa"/>
-            </w:tcMar>
-            <w:vAlign w:val="center"/>
-          </w:tcPr>
-          <w:p>
-            <w:pPr>
-              <w:spacing w:after="0" w:line="240" w:lineRule="auto"/>
-              <w:jc w:val="center"/>
-              <w:rPr>
-                <w:rFonts w:ascii="Times New Roman" w:hAnsi="Times New Roman" w:cs="Times New Roman"/>
-                <w:lang w:val="ru-RU"/>
-              </w:rPr>
-            </w:pPr>
-            <w:r>
-              <w:rPr>
-                <w:rFonts w:ascii="Times New Roman" w:eastAsia="Times New Roman" w:hAnsi="Times New Roman" w:cs="Times New Roman"/>
-                <w:color w:val="000000"/>
-                <w:sz w:val="20"/>
-                <w:szCs w:val="20"/>
-                <w:lang w:val="ru-RU"/>
-              </w:rPr>
-              <w:t xml:space="preserve">Жилет, Рубашка, Головной убор, ботинки</w:t>
-            </w:r>
-          </w:p>
-        </w:tc>
-        <w:tc>
-          <w:tcPr>
-            <w:tcW w:w="992" w:type="dxa"/>
-            <w:tcBorders>
-              <w:top w:val="single" w:sz="4" w:space="0" w:color="00000A"/>
-              <w:left w:val="single" w:sz="4" w:space="0" w:color="auto"/>
-              <w:bottom w:val="single" w:sz="4" w:space="0" w:color="00000A"/>
-              <w:right w:val="single" w:sz="4" w:space="0" w:color="auto"/>
-            </w:tcBorders>
-            <w:shd w:val="clear" w:color="auto" w:fill="auto"/>
-            <w:tcMar>
-              <w:top w:w="0" w:type="dxa"/>
-              <w:left w:w="103" w:type="dxa"/>
-              <w:bottom w:w="0" w:type="dxa"/>
-              <w:right w:w="108" w:type="dxa"/>
-            </w:tcMar>
-            <w:vAlign w:val="center"/>
-          </w:tcPr>
-          <w:p>
-            <w:pPr>
-              <w:spacing w:after="20" w:line="240" w:lineRule="auto"/>
-              <w:ind w:left="20"/>
-              <w:jc w:val="center"/>
-              <w:rPr>
-                <w:rFonts w:ascii="Times New Roman" w:hAnsi="Times New Roman" w:cs="Times New Roman"/>
-                <w:lang w:val="ru-RU"/>
-              </w:rPr>
-            </w:pPr>
-            <w:r>
-              <w:rPr>
-                <w:rFonts w:ascii="Times New Roman" w:hAnsi="Times New Roman" w:cs="Times New Roman"/>
-                <w:lang w:val="ru-RU"/>
-              </w:rPr>
-              <w:t xml:space="preserve">Да</w:t>
-            </w:r>
-          </w:p>
-        </w:tc>
-        <w:tc>
-          <w:tcPr>
-            <w:tcW w:w="992" w:type="dxa"/>
-            <w:tcBorders>
-              <w:top w:val="single" w:sz="4" w:space="0" w:color="00000A"/>
-              <w:left w:val="single" w:sz="4" w:space="0" w:color="auto"/>
-              <w:bottom w:val="single" w:sz="4" w:space="0" w:color="00000A"/>
-              <w:right w:val="single" w:sz="4" w:space="0" w:color="00000A"/>
-            </w:tcBorders>
-            <w:shd w:val="clear" w:color="auto" w:fill="auto"/>
-            <w:tcMar>
-              <w:top w:w="0" w:type="dxa"/>
-              <w:left w:w="103" w:type="dxa"/>
-              <w:bottom w:w="0" w:type="dxa"/>
-              <w:right w:w="108" w:type="dxa"/>
-            </w:tcMar>
-            <w:vAlign w:val="center"/>
-          </w:tcPr>
-          <w:p>
-            <w:pPr>
-              <w:spacing w:after="0" w:line="240" w:lineRule="auto"/>
-              <w:jc w:val="center"/>
-              <w:rPr>
-                <w:rFonts w:ascii="Times New Roman" w:hAnsi="Times New Roman" w:cs="Times New Roman"/>
-                <w:lang w:val="ru-RU"/>
-              </w:rPr>
-            </w:pPr>
-            <w:r>
-              <w:rPr>
-                <w:rFonts w:ascii="Times New Roman" w:hAnsi="Times New Roman" w:cs="Times New Roman"/>
-                <w:lang w:val="ru-RU"/>
-              </w:rPr>
-              <w:t xml:space="preserve">В наличии</w:t>
-            </w:r>
-          </w:p>
-        </w:tc>
-        <w:tc>
-          <w:tcPr>
-            <w:tcW w:w="1134" w:type="dxa"/>
-            <w:tcBorders>
-              <w:left w:val="single" w:sz="4" w:space="0" w:color="00000A"/>
-              <w:bottom w:val="single" w:sz="4" w:space="0" w:color="00000A"/>
-              <w:right w:val="single" w:sz="4" w:space="0" w:color="00000A"/>
-            </w:tcBorders>
-            <w:shd w:val="clear" w:color="auto" w:fill="auto"/>
-            <w:tcMar>
-              <w:top w:w="0" w:type="dxa"/>
-              <w:left w:w="103" w:type="dxa"/>
-              <w:bottom w:w="0" w:type="dxa"/>
-              <w:right w:w="108" w:type="dxa"/>
-            </w:tcMar>
-            <w:vAlign w:val="center"/>
-          </w:tcPr>
-          <w:p>
-            <w:pPr>
-              <w:spacing w:line="240" w:lineRule="auto"/>
-              <w:jc w:val="center"/>
-              <w:rPr>
-                <w:rFonts w:ascii="Times New Roman" w:hAnsi="Times New Roman" w:cs="Times New Roman"/>
-                <w:lang w:val="ru-RU"/>
-              </w:rPr>
-            </w:pPr>
-            <w:r>
-              <w:rPr>
-                <w:rFonts w:ascii="Times New Roman" w:hAnsi="Times New Roman" w:cs="Times New Roman"/>
-                <w:lang w:val="ru-RU"/>
-              </w:rPr>
-              <w:t xml:space="preserve">Обеспечен</w:t>
-            </w:r>
-          </w:p>
-        </w:tc>
-        <w:tc>
-          <w:tcPr>
-            <w:tcW w:w="729" w:type="dxa"/>
-            <w:tcBorders>
-              <w:top w:val="single" w:sz="4" w:space="0" w:color="00000A"/>
-              <w:left w:val="single" w:sz="4" w:space="0" w:color="00000A"/>
-              <w:bottom w:val="single" w:sz="4" w:space="0" w:color="00000A"/>
-              <w:right w:val="single" w:sz="4" w:space="0" w:color="00000A"/>
-            </w:tcBorders>
-            <w:shd w:val="clear" w:color="auto" w:fill="auto"/>
-            <w:tcMar>
-              <w:top w:w="0" w:type="dxa"/>
-              <w:left w:w="103" w:type="dxa"/>
-              <w:bottom w:w="0" w:type="dxa"/>
-              <w:right w:w="108" w:type="dxa"/>
-            </w:tcMar>
-            <w:vAlign w:val="center"/>
-          </w:tcPr>
-          <w:p>
-            <w:pPr>
-              <w:spacing w:line="240" w:lineRule="auto"/>
-              <w:jc w:val="center"/>
-              <w:rPr>
-                <w:rFonts w:ascii="Times New Roman" w:hAnsi="Times New Roman" w:cs="Times New Roman"/>
-                <w:lang w:val="ru-RU"/>
-              </w:rPr>
-            </w:pPr>
-            <w:r>
-              <w:rPr>
-                <w:rFonts w:ascii="Times New Roman" w:hAnsi="Times New Roman" w:cs="Times New Roman"/>
-                <w:lang w:val="ru-RU"/>
-              </w:rPr>
-              <w:t xml:space="preserve">-</w:t>
-            </w:r>
-          </w:p>
-        </w:tc>
-      </w:tr>
-      <w:tr>
-        <w:trPr>
-          <w:trHeight w:val="30"/>
-        </w:trPr>
-        <w:tc>
-          <w:tcPr>
-            <w:tcW w:w="1266" w:type="dxa"/>
-            <w:tcBorders>
-              <w:top w:val="single" w:sz="4" w:space="0" w:color="00000A"/>
-              <w:left w:val="single" w:sz="4" w:space="0" w:color="00000A"/>
-              <w:bottom w:val="single" w:sz="4" w:space="0" w:color="00000A"/>
-              <w:right w:val="single" w:sz="4" w:space="0" w:color="00000A"/>
-            </w:tcBorders>
-            <w:shd w:val="clear" w:color="auto" w:fill="auto"/>
-            <w:tcMar>
-              <w:top w:w="0" w:type="dxa"/>
-              <w:left w:w="103" w:type="dxa"/>
-              <w:bottom w:w="0" w:type="dxa"/>
-              <w:right w:w="108" w:type="dxa"/>
-            </w:tcMar>
-            <w:vAlign w:val="center"/>
-          </w:tcPr>
-          <w:p>
-            <w:pPr>
-              <w:spacing w:after="0" w:line="240" w:lineRule="auto"/>
-              <w:rPr>
-                <w:rFonts w:ascii="Times New Roman" w:hAnsi="Times New Roman" w:cs="Times New Roman"/>
-                <w:lang w:val="ru-RU"/>
-              </w:rPr>
-            </w:pPr>
-            <w:r>
-              <w:rPr>
-                <w:rFonts w:ascii="Times New Roman" w:hAnsi="Times New Roman"/>
-                <w:lang w:val="ru-RU"/>
-              </w:rPr>
-              <w:t xml:space="preserve">01 002 018</w:t>
-            </w:r>
-          </w:p>
-        </w:tc>
-        <w:tc>
-          <w:tcPr>
-            <w:tcW w:w="1569" w:type="dxa"/>
-            <w:gridSpan w:val="2"/>
-            <w:tcBorders>
-              <w:top w:val="single" w:sz="4" w:space="0" w:color="00000A"/>
-              <w:left w:val="single" w:sz="4" w:space="0" w:color="00000A"/>
-              <w:bottom w:val="single" w:sz="4" w:space="0" w:color="00000A"/>
-              <w:right w:val="single" w:sz="4" w:space="0" w:color="00000A"/>
-            </w:tcBorders>
-            <w:shd w:val="clear" w:color="auto" w:fill="auto"/>
-            <w:tcMar>
-              <w:top w:w="0" w:type="dxa"/>
-              <w:left w:w="103" w:type="dxa"/>
-              <w:bottom w:w="0" w:type="dxa"/>
-              <w:right w:w="108" w:type="dxa"/>
-            </w:tcMar>
-            <w:vAlign w:val="center"/>
-          </w:tcPr>
-          <w:p>
-            <w:pPr>
-              <w:spacing w:line="240" w:lineRule="auto"/>
-              <w:jc w:val="center"/>
-              <w:rPr>
-                <w:rFonts w:ascii="Times New Roman" w:eastAsia="Times New Roman" w:hAnsi="Times New Roman" w:cs="Times New Roman"/>
-                <w:color w:val="000000"/>
-                <w:sz w:val="24"/>
-                <w:lang w:val="ru-RU"/>
-              </w:rPr>
-            </w:pPr>
-            <w:r>
-              <w:rPr>
-                <w:rFonts w:ascii="Times New Roman" w:hAnsi="Times New Roman" w:cs="Times New Roman"/>
-                <w:sz w:val="24"/>
-                <w:lang w:val="ru-RU"/>
-              </w:rPr>
-              <w:t xml:space="preserve">Электро слесарь</w:t>
-            </w:r>
-          </w:p>
-        </w:tc>
-        <w:tc>
-          <w:tcPr>
-            <w:tcW w:w="557" w:type="dxa"/>
-            <w:tcBorders>
-              <w:top w:val="single" w:sz="4" w:space="0" w:color="00000A"/>
-              <w:left w:val="single" w:sz="4" w:space="0" w:color="00000A"/>
-              <w:bottom w:val="single" w:sz="4" w:space="0" w:color="00000A"/>
-              <w:right w:val="single" w:sz="4" w:space="0" w:color="00000A"/>
-            </w:tcBorders>
-            <w:shd w:val="clear" w:color="auto" w:fill="auto"/>
-            <w:tcMar>
-              <w:top w:w="0" w:type="dxa"/>
-              <w:left w:w="103" w:type="dxa"/>
-              <w:bottom w:w="0" w:type="dxa"/>
-              <w:right w:w="108" w:type="dxa"/>
-            </w:tcMar>
-            <w:vAlign w:val="center"/>
-          </w:tcPr>
-          <w:p>
-            <w:pPr>
-              <w:spacing w:line="240" w:lineRule="auto"/>
-              <w:jc w:val="center"/>
-              <w:rPr>
-                <w:rFonts w:ascii="Times New Roman" w:hAnsi="Times New Roman" w:cs="Times New Roman"/>
-                <w:lang w:val="kk-KZ"/>
-              </w:rPr>
-            </w:pPr>
-            <w:r>
-              <w:rPr>
-                <w:rFonts w:ascii="Times New Roman" w:hAnsi="Times New Roman" w:cs="Times New Roman"/>
-                <w:lang w:val="kk-KZ"/>
-              </w:rPr>
-              <w:t xml:space="preserve">1</w:t>
-            </w:r>
-          </w:p>
-        </w:tc>
-        <w:tc>
-          <w:tcPr>
-            <w:tcW w:w="3119" w:type="dxa"/>
-            <w:tcBorders>
-              <w:top w:val="single" w:sz="4" w:space="0" w:color="00000A"/>
-              <w:left w:val="single" w:sz="4" w:space="0" w:color="00000A"/>
-              <w:bottom w:val="single" w:sz="4" w:space="0" w:color="00000A"/>
-              <w:right w:val="single" w:sz="4" w:space="0" w:color="auto"/>
-            </w:tcBorders>
-            <w:shd w:val="clear" w:color="auto" w:fill="auto"/>
-            <w:tcMar>
-              <w:top w:w="0" w:type="dxa"/>
-              <w:left w:w="5" w:type="dxa"/>
-              <w:bottom w:w="0" w:type="dxa"/>
-              <w:right w:w="108" w:type="dxa"/>
-            </w:tcMar>
-            <w:vAlign w:val="center"/>
-          </w:tcPr>
-          <w:p>
-            <w:pPr>
-              <w:spacing w:after="0" w:line="240" w:lineRule="auto"/>
-              <w:jc w:val="center"/>
-              <w:rPr>
-                <w:rFonts w:ascii="Times New Roman" w:hAnsi="Times New Roman" w:cs="Times New Roman"/>
-                <w:lang w:val="ru-RU"/>
-              </w:rPr>
-            </w:pPr>
-            <w:r>
-              <w:rPr>
-                <w:rFonts w:ascii="Times New Roman" w:eastAsia="Times New Roman" w:hAnsi="Times New Roman" w:cs="Times New Roman"/>
-                <w:color w:val="000000"/>
-                <w:sz w:val="20"/>
-                <w:szCs w:val="20"/>
-                <w:lang w:val="ru-RU"/>
-              </w:rPr>
-              <w:t xml:space="preserve">Жилет, Рубашка, Головной убор, ботинки</w:t>
-            </w:r>
-          </w:p>
-        </w:tc>
-        <w:tc>
-          <w:tcPr>
-            <w:tcW w:w="992" w:type="dxa"/>
-            <w:tcBorders>
-              <w:top w:val="single" w:sz="4" w:space="0" w:color="00000A"/>
-              <w:left w:val="single" w:sz="4" w:space="0" w:color="auto"/>
-              <w:bottom w:val="single" w:sz="4" w:space="0" w:color="00000A"/>
-              <w:right w:val="single" w:sz="4" w:space="0" w:color="auto"/>
-            </w:tcBorders>
-            <w:shd w:val="clear" w:color="auto" w:fill="auto"/>
-            <w:tcMar>
-              <w:top w:w="0" w:type="dxa"/>
-              <w:left w:w="103" w:type="dxa"/>
-              <w:bottom w:w="0" w:type="dxa"/>
-              <w:right w:w="108" w:type="dxa"/>
-            </w:tcMar>
-            <w:vAlign w:val="center"/>
-          </w:tcPr>
-          <w:p>
-            <w:pPr>
-              <w:spacing w:after="20" w:line="240" w:lineRule="auto"/>
-              <w:ind w:left="20"/>
-              <w:jc w:val="center"/>
-              <w:rPr>
-                <w:rFonts w:ascii="Times New Roman" w:hAnsi="Times New Roman" w:cs="Times New Roman"/>
-                <w:lang w:val="ru-RU"/>
-              </w:rPr>
-            </w:pPr>
-            <w:r>
-              <w:rPr>
-                <w:rFonts w:ascii="Times New Roman" w:hAnsi="Times New Roman" w:cs="Times New Roman"/>
-                <w:lang w:val="ru-RU"/>
-              </w:rPr>
-              <w:t xml:space="preserve">Да</w:t>
-            </w:r>
-          </w:p>
-        </w:tc>
-        <w:tc>
-          <w:tcPr>
-            <w:tcW w:w="992" w:type="dxa"/>
-            <w:tcBorders>
-              <w:top w:val="single" w:sz="4" w:space="0" w:color="00000A"/>
-              <w:left w:val="single" w:sz="4" w:space="0" w:color="auto"/>
-              <w:bottom w:val="single" w:sz="4" w:space="0" w:color="00000A"/>
-              <w:right w:val="single" w:sz="4" w:space="0" w:color="00000A"/>
-            </w:tcBorders>
-            <w:shd w:val="clear" w:color="auto" w:fill="auto"/>
-            <w:tcMar>
-              <w:top w:w="0" w:type="dxa"/>
-              <w:left w:w="103" w:type="dxa"/>
-              <w:bottom w:w="0" w:type="dxa"/>
-              <w:right w:w="108" w:type="dxa"/>
-            </w:tcMar>
-            <w:vAlign w:val="center"/>
-          </w:tcPr>
-          <w:p>
-            <w:pPr>
-              <w:spacing w:after="0" w:line="240" w:lineRule="auto"/>
-              <w:jc w:val="center"/>
-              <w:rPr>
-                <w:rFonts w:ascii="Times New Roman" w:hAnsi="Times New Roman" w:cs="Times New Roman"/>
-                <w:lang w:val="ru-RU"/>
-              </w:rPr>
-            </w:pPr>
-            <w:r>
-              <w:rPr>
-                <w:rFonts w:ascii="Times New Roman" w:hAnsi="Times New Roman" w:cs="Times New Roman"/>
-                <w:lang w:val="ru-RU"/>
-              </w:rPr>
-              <w:t xml:space="preserve">В наличии</w:t>
-            </w:r>
-          </w:p>
-        </w:tc>
-        <w:tc>
-          <w:tcPr>
-            <w:tcW w:w="1134" w:type="dxa"/>
-            <w:tcBorders>
-              <w:left w:val="single" w:sz="4" w:space="0" w:color="00000A"/>
-              <w:bottom w:val="single" w:sz="4" w:space="0" w:color="00000A"/>
-              <w:right w:val="single" w:sz="4" w:space="0" w:color="00000A"/>
-            </w:tcBorders>
-            <w:shd w:val="clear" w:color="auto" w:fill="auto"/>
-            <w:tcMar>
-              <w:top w:w="0" w:type="dxa"/>
-              <w:left w:w="103" w:type="dxa"/>
-              <w:bottom w:w="0" w:type="dxa"/>
-              <w:right w:w="108" w:type="dxa"/>
-            </w:tcMar>
-            <w:vAlign w:val="center"/>
-          </w:tcPr>
-          <w:p>
-            <w:pPr>
-              <w:spacing w:line="240" w:lineRule="auto"/>
-              <w:jc w:val="center"/>
-              <w:rPr>
-                <w:rFonts w:ascii="Times New Roman" w:hAnsi="Times New Roman" w:cs="Times New Roman"/>
-                <w:lang w:val="ru-RU"/>
-              </w:rPr>
-            </w:pPr>
-            <w:r>
-              <w:rPr>
-                <w:rFonts w:ascii="Times New Roman" w:hAnsi="Times New Roman" w:cs="Times New Roman"/>
-                <w:lang w:val="ru-RU"/>
-              </w:rPr>
-              <w:t xml:space="preserve">Обеспечен</w:t>
-            </w:r>
-          </w:p>
-        </w:tc>
-        <w:tc>
-          <w:tcPr>
-            <w:tcW w:w="729" w:type="dxa"/>
-            <w:tcBorders>
-              <w:top w:val="single" w:sz="4" w:space="0" w:color="00000A"/>
-              <w:left w:val="single" w:sz="4" w:space="0" w:color="00000A"/>
-              <w:bottom w:val="single" w:sz="4" w:space="0" w:color="00000A"/>
-              <w:right w:val="single" w:sz="4" w:space="0" w:color="00000A"/>
-            </w:tcBorders>
-            <w:shd w:val="clear" w:color="auto" w:fill="auto"/>
-            <w:tcMar>
-              <w:top w:w="0" w:type="dxa"/>
-              <w:left w:w="103" w:type="dxa"/>
-              <w:bottom w:w="0" w:type="dxa"/>
-              <w:right w:w="108" w:type="dxa"/>
-            </w:tcMar>
-            <w:vAlign w:val="center"/>
-          </w:tcPr>
-          <w:p>
-            <w:pPr>
-              <w:spacing w:line="240" w:lineRule="auto"/>
-              <w:jc w:val="center"/>
-              <w:rPr>
-                <w:rFonts w:ascii="Times New Roman" w:hAnsi="Times New Roman" w:cs="Times New Roman"/>
-                <w:lang w:val="ru-RU"/>
-              </w:rPr>
-            </w:pPr>
-            <w:r>
-              <w:rPr>
-                <w:rFonts w:ascii="Times New Roman" w:hAnsi="Times New Roman" w:cs="Times New Roman"/>
-                <w:lang w:val="ru-RU"/>
-              </w:rPr>
-              <w:t xml:space="preserve">-</w:t>
-            </w:r>
-          </w:p>
-        </w:tc>
-      </w:tr>
-      <w:tr>
-        <w:trPr>
-          <w:trHeight w:val="30"/>
-        </w:trPr>
-        <w:tc>
-          <w:tcPr>
-            <w:tcW w:w="1266" w:type="dxa"/>
-            <w:tcBorders>
-              <w:top w:val="single" w:sz="4" w:space="0" w:color="00000A"/>
-              <w:left w:val="single" w:sz="4" w:space="0" w:color="00000A"/>
-              <w:bottom w:val="single" w:sz="4" w:space="0" w:color="00000A"/>
-              <w:right w:val="single" w:sz="4" w:space="0" w:color="00000A"/>
-            </w:tcBorders>
-            <w:shd w:val="clear" w:color="auto" w:fill="auto"/>
-            <w:tcMar>
-              <w:top w:w="0" w:type="dxa"/>
-              <w:left w:w="103" w:type="dxa"/>
-              <w:bottom w:w="0" w:type="dxa"/>
-              <w:right w:w="108" w:type="dxa"/>
-            </w:tcMar>
-            <w:vAlign w:val="center"/>
-          </w:tcPr>
-          <w:p>
-            <w:pPr>
-              <w:spacing w:after="0" w:line="240" w:lineRule="auto"/>
-              <w:rPr>
-                <w:rFonts w:ascii="Times New Roman" w:hAnsi="Times New Roman" w:cs="Times New Roman"/>
-                <w:lang w:val="ru-RU"/>
-              </w:rPr>
-            </w:pPr>
-            <w:r>
-              <w:rPr>
-                <w:rFonts w:ascii="Times New Roman" w:hAnsi="Times New Roman"/>
-                <w:lang w:val="ru-RU"/>
-              </w:rPr>
-              <w:t xml:space="preserve">01 002 019</w:t>
-            </w:r>
-          </w:p>
-        </w:tc>
-        <w:tc>
-          <w:tcPr>
-            <w:tcW w:w="1569" w:type="dxa"/>
-            <w:gridSpan w:val="2"/>
-            <w:tcBorders>
-              <w:top w:val="single" w:sz="4" w:space="0" w:color="00000A"/>
-              <w:left w:val="single" w:sz="4" w:space="0" w:color="00000A"/>
-              <w:bottom w:val="single" w:sz="4" w:space="0" w:color="00000A"/>
-              <w:right w:val="single" w:sz="4" w:space="0" w:color="00000A"/>
-            </w:tcBorders>
-            <w:shd w:val="clear" w:color="auto" w:fill="auto"/>
-            <w:tcMar>
-              <w:top w:w="0" w:type="dxa"/>
-              <w:left w:w="103" w:type="dxa"/>
-              <w:bottom w:w="0" w:type="dxa"/>
-              <w:right w:w="108" w:type="dxa"/>
-            </w:tcMar>
-            <w:vAlign w:val="center"/>
-          </w:tcPr>
-          <w:p>
-            <w:pPr>
-              <w:spacing w:line="240" w:lineRule="auto"/>
-              <w:jc w:val="center"/>
-              <w:rPr>
-                <w:rFonts w:ascii="Times New Roman" w:eastAsia="Times New Roman" w:hAnsi="Times New Roman" w:cs="Times New Roman"/>
-                <w:color w:val="000000"/>
-                <w:sz w:val="24"/>
-                <w:lang w:val="ru-RU"/>
-              </w:rPr>
-            </w:pPr>
-            <w:r>
-              <w:rPr>
-                <w:rFonts w:ascii="Times New Roman" w:hAnsi="Times New Roman" w:cs="Times New Roman"/>
-                <w:sz w:val="24"/>
-                <w:lang w:val="ru-RU"/>
-              </w:rPr>
-              <w:t xml:space="preserve">Водитель экспедитор</w:t>
-            </w:r>
-          </w:p>
-        </w:tc>
-        <w:tc>
-          <w:tcPr>
-            <w:tcW w:w="557" w:type="dxa"/>
-            <w:tcBorders>
-              <w:top w:val="single" w:sz="4" w:space="0" w:color="00000A"/>
-              <w:left w:val="single" w:sz="4" w:space="0" w:color="00000A"/>
-              <w:bottom w:val="single" w:sz="4" w:space="0" w:color="00000A"/>
-              <w:right w:val="single" w:sz="4" w:space="0" w:color="00000A"/>
-            </w:tcBorders>
-            <w:shd w:val="clear" w:color="auto" w:fill="auto"/>
-            <w:tcMar>
-              <w:top w:w="0" w:type="dxa"/>
-              <w:left w:w="103" w:type="dxa"/>
-              <w:bottom w:w="0" w:type="dxa"/>
-              <w:right w:w="108" w:type="dxa"/>
-            </w:tcMar>
-            <w:vAlign w:val="center"/>
-          </w:tcPr>
-          <w:p>
-            <w:pPr>
-              <w:spacing w:line="240" w:lineRule="auto"/>
-              <w:jc w:val="center"/>
-              <w:rPr>
-                <w:rFonts w:ascii="Times New Roman" w:hAnsi="Times New Roman" w:cs="Times New Roman"/>
-                <w:lang w:val="kk-KZ"/>
-              </w:rPr>
-            </w:pPr>
-            <w:r>
-              <w:rPr>
-                <w:rFonts w:ascii="Times New Roman" w:hAnsi="Times New Roman" w:cs="Times New Roman"/>
-                <w:lang w:val="kk-KZ"/>
-              </w:rPr>
-              <w:t xml:space="preserve">1</w:t>
-            </w:r>
-          </w:p>
-        </w:tc>
-        <w:tc>
-          <w:tcPr>
-            <w:tcW w:w="3119" w:type="dxa"/>
-            <w:tcBorders>
-              <w:top w:val="single" w:sz="4" w:space="0" w:color="00000A"/>
-              <w:left w:val="single" w:sz="4" w:space="0" w:color="00000A"/>
-              <w:bottom w:val="single" w:sz="4" w:space="0" w:color="00000A"/>
-              <w:right w:val="single" w:sz="4" w:space="0" w:color="auto"/>
-            </w:tcBorders>
-            <w:shd w:val="clear" w:color="auto" w:fill="auto"/>
-            <w:tcMar>
-              <w:top w:w="0" w:type="dxa"/>
-              <w:left w:w="5" w:type="dxa"/>
-              <w:bottom w:w="0" w:type="dxa"/>
-              <w:right w:w="108" w:type="dxa"/>
-            </w:tcMar>
-            <w:vAlign w:val="center"/>
-          </w:tcPr>
-          <w:p>
-            <w:pPr>
-              <w:spacing w:after="0" w:line="240" w:lineRule="auto"/>
-              <w:jc w:val="center"/>
-              <w:rPr>
-                <w:rFonts w:ascii="Times New Roman" w:hAnsi="Times New Roman" w:cs="Times New Roman"/>
-                <w:lang w:val="ru-RU"/>
-              </w:rPr>
-            </w:pPr>
-            <w:r>
-              <w:rPr>
-                <w:rFonts w:ascii="Times New Roman" w:eastAsia="Times New Roman" w:hAnsi="Times New Roman" w:cs="Times New Roman"/>
-                <w:color w:val="000000"/>
-                <w:sz w:val="20"/>
-                <w:szCs w:val="20"/>
-                <w:lang w:val="ru-RU"/>
-              </w:rPr>
-              <w:t xml:space="preserve">Жилет, Рубашка, Головной убор, ботинки</w:t>
-            </w:r>
-          </w:p>
-        </w:tc>
-        <w:tc>
-          <w:tcPr>
-            <w:tcW w:w="992" w:type="dxa"/>
-            <w:tcBorders>
-              <w:top w:val="single" w:sz="4" w:space="0" w:color="00000A"/>
-              <w:left w:val="single" w:sz="4" w:space="0" w:color="auto"/>
-              <w:bottom w:val="single" w:sz="4" w:space="0" w:color="00000A"/>
-              <w:right w:val="single" w:sz="4" w:space="0" w:color="auto"/>
-            </w:tcBorders>
-            <w:shd w:val="clear" w:color="auto" w:fill="auto"/>
-            <w:tcMar>
-              <w:top w:w="0" w:type="dxa"/>
-              <w:left w:w="103" w:type="dxa"/>
-              <w:bottom w:w="0" w:type="dxa"/>
-              <w:right w:w="108" w:type="dxa"/>
-            </w:tcMar>
-            <w:vAlign w:val="center"/>
-          </w:tcPr>
-          <w:p>
-            <w:pPr>
-              <w:spacing w:after="20" w:line="240" w:lineRule="auto"/>
-              <w:ind w:left="20"/>
-              <w:jc w:val="center"/>
-              <w:rPr>
-                <w:rFonts w:ascii="Times New Roman" w:hAnsi="Times New Roman" w:cs="Times New Roman"/>
-                <w:lang w:val="ru-RU"/>
-              </w:rPr>
-            </w:pPr>
-            <w:r>
-              <w:rPr>
-                <w:rFonts w:ascii="Times New Roman" w:hAnsi="Times New Roman" w:cs="Times New Roman"/>
-                <w:lang w:val="ru-RU"/>
-              </w:rPr>
-              <w:t xml:space="preserve">Да</w:t>
-            </w:r>
-          </w:p>
-        </w:tc>
-        <w:tc>
-          <w:tcPr>
-            <w:tcW w:w="992" w:type="dxa"/>
-            <w:tcBorders>
-              <w:top w:val="single" w:sz="4" w:space="0" w:color="00000A"/>
-              <w:left w:val="single" w:sz="4" w:space="0" w:color="auto"/>
-              <w:bottom w:val="single" w:sz="4" w:space="0" w:color="00000A"/>
-              <w:right w:val="single" w:sz="4" w:space="0" w:color="00000A"/>
-            </w:tcBorders>
-            <w:shd w:val="clear" w:color="auto" w:fill="auto"/>
-            <w:tcMar>
-              <w:top w:w="0" w:type="dxa"/>
-              <w:left w:w="103" w:type="dxa"/>
-              <w:bottom w:w="0" w:type="dxa"/>
-              <w:right w:w="108" w:type="dxa"/>
-            </w:tcMar>
-            <w:vAlign w:val="center"/>
-          </w:tcPr>
-          <w:p>
-            <w:pPr>
-              <w:spacing w:after="0" w:line="240" w:lineRule="auto"/>
-              <w:jc w:val="center"/>
-              <w:rPr>
-                <w:rFonts w:ascii="Times New Roman" w:hAnsi="Times New Roman" w:cs="Times New Roman"/>
-                <w:lang w:val="ru-RU"/>
-              </w:rPr>
-            </w:pPr>
-            <w:r>
-              <w:rPr>
-                <w:rFonts w:ascii="Times New Roman" w:hAnsi="Times New Roman" w:cs="Times New Roman"/>
-                <w:lang w:val="ru-RU"/>
-              </w:rPr>
-              <w:t xml:space="preserve">В наличии</w:t>
-            </w:r>
-          </w:p>
-        </w:tc>
-        <w:tc>
-          <w:tcPr>
-            <w:tcW w:w="1134" w:type="dxa"/>
-            <w:tcBorders>
-              <w:left w:val="single" w:sz="4" w:space="0" w:color="00000A"/>
-              <w:bottom w:val="single" w:sz="4" w:space="0" w:color="00000A"/>
-              <w:right w:val="single" w:sz="4" w:space="0" w:color="00000A"/>
-            </w:tcBorders>
-            <w:shd w:val="clear" w:color="auto" w:fill="auto"/>
-            <w:tcMar>
-              <w:top w:w="0" w:type="dxa"/>
-              <w:left w:w="103" w:type="dxa"/>
-              <w:bottom w:w="0" w:type="dxa"/>
-              <w:right w:w="108" w:type="dxa"/>
-            </w:tcMar>
-            <w:vAlign w:val="center"/>
-          </w:tcPr>
-          <w:p>
-            <w:pPr>
-              <w:spacing w:line="240" w:lineRule="auto"/>
-              <w:jc w:val="center"/>
-              <w:rPr>
-                <w:rFonts w:ascii="Times New Roman" w:hAnsi="Times New Roman" w:cs="Times New Roman"/>
-                <w:lang w:val="ru-RU"/>
-              </w:rPr>
-            </w:pPr>
-            <w:r>
-              <w:rPr>
-                <w:rFonts w:ascii="Times New Roman" w:hAnsi="Times New Roman" w:cs="Times New Roman"/>
-                <w:lang w:val="ru-RU"/>
-              </w:rPr>
-              <w:t xml:space="preserve">Обеспечен</w:t>
-            </w:r>
-          </w:p>
-        </w:tc>
-        <w:tc>
-          <w:tcPr>
-            <w:tcW w:w="729" w:type="dxa"/>
-            <w:tcBorders>
-              <w:top w:val="single" w:sz="4" w:space="0" w:color="00000A"/>
-              <w:left w:val="single" w:sz="4" w:space="0" w:color="00000A"/>
-              <w:bottom w:val="single" w:sz="4" w:space="0" w:color="00000A"/>
-              <w:right w:val="single" w:sz="4" w:space="0" w:color="00000A"/>
-            </w:tcBorders>
-            <w:shd w:val="clear" w:color="auto" w:fill="auto"/>
-            <w:tcMar>
-              <w:top w:w="0" w:type="dxa"/>
-              <w:left w:w="103" w:type="dxa"/>
-              <w:bottom w:w="0" w:type="dxa"/>
-              <w:right w:w="108" w:type="dxa"/>
-            </w:tcMar>
-            <w:vAlign w:val="center"/>
-          </w:tcPr>
-          <w:p>
-            <w:pPr>
-              <w:spacing w:line="240" w:lineRule="auto"/>
-              <w:jc w:val="center"/>
-              <w:rPr>
-                <w:rFonts w:ascii="Times New Roman" w:hAnsi="Times New Roman" w:cs="Times New Roman"/>
-                <w:lang w:val="ru-RU"/>
-              </w:rPr>
-            </w:pPr>
-            <w:r>
-              <w:rPr>
-                <w:rFonts w:ascii="Times New Roman" w:hAnsi="Times New Roman" w:cs="Times New Roman"/>
-                <w:lang w:val="ru-RU"/>
-              </w:rPr>
-              <w:t xml:space="preserve">-</w:t>
-            </w:r>
-          </w:p>
-        </w:tc>
-      </w:tr>
-      <w:tr>
-        <w:trPr>
-          <w:trHeight w:val="30"/>
-        </w:trPr>
-        <w:tc>
-          <w:tcPr>
-            <w:tcW w:w="1266" w:type="dxa"/>
-            <w:tcBorders>
-              <w:top w:val="single" w:sz="4" w:space="0" w:color="00000A"/>
-              <w:left w:val="single" w:sz="4" w:space="0" w:color="00000A"/>
-              <w:bottom w:val="single" w:sz="4" w:space="0" w:color="00000A"/>
-              <w:right w:val="single" w:sz="4" w:space="0" w:color="00000A"/>
-            </w:tcBorders>
-            <w:shd w:val="clear" w:color="auto" w:fill="auto"/>
-            <w:tcMar>
-              <w:top w:w="0" w:type="dxa"/>
-              <w:left w:w="103" w:type="dxa"/>
-              <w:bottom w:w="0" w:type="dxa"/>
-              <w:right w:w="108" w:type="dxa"/>
-            </w:tcMar>
-            <w:vAlign w:val="center"/>
-          </w:tcPr>
-          <w:p>
-            <w:pPr>
-              <w:spacing w:after="0" w:line="240" w:lineRule="auto"/>
-              <w:rPr>
-                <w:rFonts w:ascii="Times New Roman" w:hAnsi="Times New Roman" w:cs="Times New Roman"/>
-                <w:lang w:val="ru-RU"/>
-              </w:rPr>
-            </w:pPr>
-            <w:r>
-              <w:rPr>
-                <w:rFonts w:ascii="Times New Roman" w:hAnsi="Times New Roman"/>
-                <w:lang w:val="ru-RU"/>
-              </w:rPr>
-              <w:t xml:space="preserve">01 002 020</w:t>
-            </w:r>
-          </w:p>
-        </w:tc>
-        <w:tc>
-          <w:tcPr>
-            <w:tcW w:w="1569" w:type="dxa"/>
-            <w:gridSpan w:val="2"/>
-            <w:tcBorders>
-              <w:top w:val="single" w:sz="4" w:space="0" w:color="00000A"/>
-              <w:left w:val="single" w:sz="4" w:space="0" w:color="00000A"/>
-              <w:bottom w:val="single" w:sz="4" w:space="0" w:color="00000A"/>
-              <w:right w:val="single" w:sz="4" w:space="0" w:color="00000A"/>
-            </w:tcBorders>
-            <w:shd w:val="clear" w:color="auto" w:fill="auto"/>
-            <w:tcMar>
-              <w:top w:w="0" w:type="dxa"/>
-              <w:left w:w="103" w:type="dxa"/>
-              <w:bottom w:w="0" w:type="dxa"/>
-              <w:right w:w="108" w:type="dxa"/>
-            </w:tcMar>
-            <w:vAlign w:val="center"/>
-          </w:tcPr>
-          <w:p>
-            <w:pPr>
-              <w:spacing w:line="240" w:lineRule="auto"/>
-              <w:jc w:val="center"/>
-              <w:rPr>
-                <w:rFonts w:ascii="Times New Roman" w:eastAsia="Times New Roman" w:hAnsi="Times New Roman" w:cs="Times New Roman"/>
-                <w:color w:val="000000"/>
-                <w:sz w:val="24"/>
-                <w:lang w:val="ru-RU"/>
-              </w:rPr>
-            </w:pPr>
-            <w:r>
-              <w:rPr>
-                <w:rFonts w:ascii="Times New Roman" w:hAnsi="Times New Roman" w:cs="Times New Roman"/>
-                <w:sz w:val="24"/>
-                <w:lang w:val="ru-RU"/>
-              </w:rPr>
-              <w:t xml:space="preserve">Лаборант</w:t>
-            </w:r>
-          </w:p>
-        </w:tc>
-        <w:tc>
-          <w:tcPr>
-            <w:tcW w:w="557" w:type="dxa"/>
-            <w:tcBorders>
-              <w:top w:val="single" w:sz="4" w:space="0" w:color="00000A"/>
-              <w:left w:val="single" w:sz="4" w:space="0" w:color="00000A"/>
-              <w:bottom w:val="single" w:sz="4" w:space="0" w:color="00000A"/>
-              <w:right w:val="single" w:sz="4" w:space="0" w:color="00000A"/>
-            </w:tcBorders>
-            <w:shd w:val="clear" w:color="auto" w:fill="auto"/>
-            <w:tcMar>
-              <w:top w:w="0" w:type="dxa"/>
-              <w:left w:w="103" w:type="dxa"/>
-              <w:bottom w:w="0" w:type="dxa"/>
-              <w:right w:w="108" w:type="dxa"/>
-            </w:tcMar>
-            <w:vAlign w:val="center"/>
-          </w:tcPr>
-          <w:p>
-            <w:pPr>
-              <w:spacing w:line="240" w:lineRule="auto"/>
-              <w:jc w:val="center"/>
-              <w:rPr>
-                <w:rFonts w:ascii="Times New Roman" w:hAnsi="Times New Roman" w:cs="Times New Roman"/>
-                <w:lang w:val="kk-KZ"/>
-              </w:rPr>
-            </w:pPr>
-            <w:r>
-              <w:rPr>
-                <w:rFonts w:ascii="Times New Roman" w:hAnsi="Times New Roman" w:cs="Times New Roman"/>
-                <w:lang w:val="kk-KZ"/>
-              </w:rPr>
-              <w:t xml:space="preserve">1</w:t>
-            </w:r>
-          </w:p>
-        </w:tc>
-        <w:tc>
-          <w:tcPr>
-            <w:tcW w:w="3119" w:type="dxa"/>
-            <w:tcBorders>
-              <w:top w:val="single" w:sz="4" w:space="0" w:color="00000A"/>
-              <w:left w:val="single" w:sz="4" w:space="0" w:color="00000A"/>
-              <w:bottom w:val="single" w:sz="4" w:space="0" w:color="00000A"/>
-              <w:right w:val="single" w:sz="4" w:space="0" w:color="auto"/>
-            </w:tcBorders>
-            <w:shd w:val="clear" w:color="auto" w:fill="auto"/>
-            <w:tcMar>
-              <w:top w:w="0" w:type="dxa"/>
-              <w:left w:w="5" w:type="dxa"/>
-              <w:bottom w:w="0" w:type="dxa"/>
-              <w:right w:w="108" w:type="dxa"/>
-            </w:tcMar>
-            <w:vAlign w:val="center"/>
-          </w:tcPr>
-          <w:p>
-            <w:pPr>
-              <w:spacing w:after="0" w:line="240" w:lineRule="auto"/>
-              <w:jc w:val="center"/>
-              <w:rPr>
-                <w:rFonts w:ascii="Times New Roman" w:hAnsi="Times New Roman" w:cs="Times New Roman"/>
-                <w:lang w:val="ru-RU"/>
-              </w:rPr>
-            </w:pPr>
-            <w:r>
-              <w:rPr>
-                <w:rFonts w:ascii="Times New Roman" w:eastAsia="Times New Roman" w:hAnsi="Times New Roman" w:cs="Times New Roman"/>
-                <w:color w:val="000000"/>
-                <w:sz w:val="20"/>
-                <w:szCs w:val="20"/>
-                <w:lang w:val="ru-RU"/>
-              </w:rPr>
-              <w:t xml:space="preserve">Жилет, Рубашка, Головной убор, ботинки</w:t>
-            </w:r>
-          </w:p>
-        </w:tc>
-        <w:tc>
-          <w:tcPr>
-            <w:tcW w:w="992" w:type="dxa"/>
-            <w:tcBorders>
-              <w:top w:val="single" w:sz="4" w:space="0" w:color="00000A"/>
-              <w:left w:val="single" w:sz="4" w:space="0" w:color="auto"/>
-              <w:bottom w:val="single" w:sz="4" w:space="0" w:color="00000A"/>
-              <w:right w:val="single" w:sz="4" w:space="0" w:color="auto"/>
-            </w:tcBorders>
-            <w:shd w:val="clear" w:color="auto" w:fill="auto"/>
-            <w:tcMar>
-              <w:top w:w="0" w:type="dxa"/>
-              <w:left w:w="103" w:type="dxa"/>
-              <w:bottom w:w="0" w:type="dxa"/>
-              <w:right w:w="108" w:type="dxa"/>
-            </w:tcMar>
-            <w:vAlign w:val="center"/>
-          </w:tcPr>
-          <w:p>
-            <w:pPr>
-              <w:spacing w:after="20" w:line="240" w:lineRule="auto"/>
-              <w:ind w:left="20"/>
-              <w:jc w:val="center"/>
-              <w:rPr>
-                <w:rFonts w:ascii="Times New Roman" w:hAnsi="Times New Roman" w:cs="Times New Roman"/>
-                <w:lang w:val="ru-RU"/>
-              </w:rPr>
-            </w:pPr>
-            <w:r>
-              <w:rPr>
-                <w:rFonts w:ascii="Times New Roman" w:hAnsi="Times New Roman" w:cs="Times New Roman"/>
-                <w:lang w:val="ru-RU"/>
-              </w:rPr>
-              <w:t xml:space="preserve">Да</w:t>
-            </w:r>
-          </w:p>
-        </w:tc>
-        <w:tc>
-          <w:tcPr>
-            <w:tcW w:w="992" w:type="dxa"/>
-            <w:tcBorders>
-              <w:top w:val="single" w:sz="4" w:space="0" w:color="00000A"/>
-              <w:left w:val="single" w:sz="4" w:space="0" w:color="auto"/>
-              <w:bottom w:val="single" w:sz="4" w:space="0" w:color="00000A"/>
-              <w:right w:val="single" w:sz="4" w:space="0" w:color="00000A"/>
-            </w:tcBorders>
-            <w:shd w:val="clear" w:color="auto" w:fill="auto"/>
-            <w:tcMar>
-              <w:top w:w="0" w:type="dxa"/>
-              <w:left w:w="103" w:type="dxa"/>
-              <w:bottom w:w="0" w:type="dxa"/>
-              <w:right w:w="108" w:type="dxa"/>
-            </w:tcMar>
-            <w:vAlign w:val="center"/>
-          </w:tcPr>
-          <w:p>
-            <w:pPr>
-              <w:spacing w:after="0" w:line="240" w:lineRule="auto"/>
-              <w:jc w:val="center"/>
-              <w:rPr>
-                <w:rFonts w:ascii="Times New Roman" w:hAnsi="Times New Roman" w:cs="Times New Roman"/>
-                <w:lang w:val="ru-RU"/>
-              </w:rPr>
-            </w:pPr>
-            <w:r>
-              <w:rPr>
-                <w:rFonts w:ascii="Times New Roman" w:hAnsi="Times New Roman" w:cs="Times New Roman"/>
-                <w:lang w:val="ru-RU"/>
-              </w:rPr>
-              <w:t xml:space="preserve">В наличии</w:t>
-            </w:r>
-          </w:p>
-        </w:tc>
-        <w:tc>
-          <w:tcPr>
-            <w:tcW w:w="1134" w:type="dxa"/>
-            <w:tcBorders>
-              <w:left w:val="single" w:sz="4" w:space="0" w:color="00000A"/>
-              <w:bottom w:val="single" w:sz="4" w:space="0" w:color="00000A"/>
-              <w:right w:val="single" w:sz="4" w:space="0" w:color="00000A"/>
-            </w:tcBorders>
-            <w:shd w:val="clear" w:color="auto" w:fill="auto"/>
-            <w:tcMar>
-              <w:top w:w="0" w:type="dxa"/>
-              <w:left w:w="103" w:type="dxa"/>
-              <w:bottom w:w="0" w:type="dxa"/>
-              <w:right w:w="108" w:type="dxa"/>
-            </w:tcMar>
-            <w:vAlign w:val="center"/>
-          </w:tcPr>
-          <w:p>
-            <w:pPr>
-              <w:spacing w:line="240" w:lineRule="auto"/>
-              <w:jc w:val="center"/>
-              <w:rPr>
-                <w:rFonts w:ascii="Times New Roman" w:hAnsi="Times New Roman" w:cs="Times New Roman"/>
-                <w:lang w:val="ru-RU"/>
-              </w:rPr>
-            </w:pPr>
-            <w:r>
-              <w:rPr>
-                <w:rFonts w:ascii="Times New Roman" w:hAnsi="Times New Roman" w:cs="Times New Roman"/>
-                <w:lang w:val="ru-RU"/>
-              </w:rPr>
-              <w:t xml:space="preserve">Обеспечен</w:t>
-            </w:r>
-          </w:p>
-        </w:tc>
-        <w:tc>
-          <w:tcPr>
-            <w:tcW w:w="729" w:type="dxa"/>
-            <w:tcBorders>
-              <w:top w:val="single" w:sz="4" w:space="0" w:color="00000A"/>
-              <w:left w:val="single" w:sz="4" w:space="0" w:color="00000A"/>
-              <w:bottom w:val="single" w:sz="4" w:space="0" w:color="00000A"/>
-              <w:right w:val="single" w:sz="4" w:space="0" w:color="00000A"/>
-            </w:tcBorders>
-            <w:shd w:val="clear" w:color="auto" w:fill="auto"/>
-            <w:tcMar>
-              <w:top w:w="0" w:type="dxa"/>
-              <w:left w:w="103" w:type="dxa"/>
-              <w:bottom w:w="0" w:type="dxa"/>
-              <w:right w:w="108" w:type="dxa"/>
-            </w:tcMar>
-            <w:vAlign w:val="center"/>
-          </w:tcPr>
-          <w:p>
-            <w:pPr>
-              <w:spacing w:line="240" w:lineRule="auto"/>
-              <w:jc w:val="center"/>
-              <w:rPr>
-                <w:rFonts w:ascii="Times New Roman" w:hAnsi="Times New Roman" w:cs="Times New Roman"/>
-                <w:lang w:val="ru-RU"/>
-              </w:rPr>
-            </w:pPr>
-            <w:r>
-              <w:rPr>
-                <w:rFonts w:ascii="Times New Roman" w:hAnsi="Times New Roman" w:cs="Times New Roman"/>
-                <w:lang w:val="ru-RU"/>
-              </w:rPr>
-              <w:t xml:space="preserve">-</w:t>
-            </w:r>
-          </w:p>
-        </w:tc>
-      </w:tr>
-      <w:tr>
-        <w:trPr>
-          <w:trHeight w:val="30"/>
-        </w:trPr>
-        <w:tc>
-          <w:tcPr>
-            <w:tcW w:w="1266" w:type="dxa"/>
-            <w:tcBorders>
-              <w:top w:val="single" w:sz="4" w:space="0" w:color="00000A"/>
-              <w:left w:val="single" w:sz="4" w:space="0" w:color="00000A"/>
-              <w:bottom w:val="single" w:sz="4" w:space="0" w:color="00000A"/>
-              <w:right w:val="single" w:sz="4" w:space="0" w:color="00000A"/>
-            </w:tcBorders>
-            <w:shd w:val="clear" w:color="auto" w:fill="auto"/>
-            <w:tcMar>
-              <w:top w:w="0" w:type="dxa"/>
-              <w:left w:w="103" w:type="dxa"/>
-              <w:bottom w:w="0" w:type="dxa"/>
-              <w:right w:w="108" w:type="dxa"/>
-            </w:tcMar>
-            <w:vAlign w:val="center"/>
-          </w:tcPr>
-          <w:p>
-            <w:pPr>
-              <w:spacing w:after="0" w:line="240" w:lineRule="auto"/>
-              <w:rPr>
-                <w:rFonts w:ascii="Times New Roman" w:hAnsi="Times New Roman" w:cs="Times New Roman"/>
-                <w:lang w:val="ru-RU"/>
-              </w:rPr>
-            </w:pPr>
-            <w:r>
-              <w:rPr>
-                <w:rFonts w:ascii="Times New Roman" w:hAnsi="Times New Roman"/>
-                <w:lang w:val="ru-RU"/>
-              </w:rPr>
-              <w:t xml:space="preserve">01 002 021</w:t>
-            </w:r>
-          </w:p>
-        </w:tc>
-        <w:tc>
-          <w:tcPr>
-            <w:tcW w:w="1569" w:type="dxa"/>
-            <w:gridSpan w:val="2"/>
-            <w:tcBorders>
-              <w:top w:val="single" w:sz="4" w:space="0" w:color="00000A"/>
-              <w:left w:val="single" w:sz="4" w:space="0" w:color="00000A"/>
-              <w:bottom w:val="single" w:sz="4" w:space="0" w:color="00000A"/>
-              <w:right w:val="single" w:sz="4" w:space="0" w:color="00000A"/>
-            </w:tcBorders>
-            <w:shd w:val="clear" w:color="auto" w:fill="auto"/>
-            <w:tcMar>
-              <w:top w:w="0" w:type="dxa"/>
-              <w:left w:w="103" w:type="dxa"/>
-              <w:bottom w:w="0" w:type="dxa"/>
-              <w:right w:w="108" w:type="dxa"/>
-            </w:tcMar>
-            <w:vAlign w:val="center"/>
-          </w:tcPr>
-          <w:p>
-            <w:pPr>
-              <w:spacing w:line="240" w:lineRule="auto"/>
-              <w:jc w:val="center"/>
-              <w:rPr>
-                <w:rFonts w:ascii="Times New Roman" w:eastAsia="Times New Roman" w:hAnsi="Times New Roman" w:cs="Times New Roman"/>
-                <w:color w:val="000000"/>
-                <w:sz w:val="24"/>
-                <w:lang w:val="ru-RU"/>
-              </w:rPr>
-            </w:pPr>
-            <w:r>
-              <w:rPr>
-                <w:rFonts w:ascii="Times New Roman" w:hAnsi="Times New Roman" w:cs="Times New Roman"/>
-                <w:sz w:val="24"/>
-                <w:lang w:val="ru-RU"/>
-              </w:rPr>
-              <w:t xml:space="preserve">Поливщик</w:t>
-            </w:r>
-          </w:p>
-        </w:tc>
-        <w:tc>
-          <w:tcPr>
-            <w:tcW w:w="557" w:type="dxa"/>
-            <w:tcBorders>
-              <w:top w:val="single" w:sz="4" w:space="0" w:color="00000A"/>
-              <w:left w:val="single" w:sz="4" w:space="0" w:color="00000A"/>
-              <w:bottom w:val="single" w:sz="4" w:space="0" w:color="00000A"/>
-              <w:right w:val="single" w:sz="4" w:space="0" w:color="00000A"/>
-            </w:tcBorders>
-            <w:shd w:val="clear" w:color="auto" w:fill="auto"/>
-            <w:tcMar>
-              <w:top w:w="0" w:type="dxa"/>
-              <w:left w:w="103" w:type="dxa"/>
-              <w:bottom w:w="0" w:type="dxa"/>
-              <w:right w:w="108" w:type="dxa"/>
-            </w:tcMar>
-            <w:vAlign w:val="center"/>
-          </w:tcPr>
-          <w:p>
-            <w:pPr>
-              <w:spacing w:line="240" w:lineRule="auto"/>
-              <w:jc w:val="center"/>
-              <w:rPr>
-                <w:rFonts w:ascii="Times New Roman" w:hAnsi="Times New Roman" w:cs="Times New Roman"/>
-                <w:lang w:val="kk-KZ"/>
-              </w:rPr>
-            </w:pPr>
-            <w:r>
-              <w:rPr>
-                <w:rFonts w:ascii="Times New Roman" w:hAnsi="Times New Roman" w:cs="Times New Roman"/>
-                <w:lang w:val="kk-KZ"/>
-              </w:rPr>
-              <w:t xml:space="preserve">1</w:t>
-            </w:r>
-          </w:p>
-        </w:tc>
-        <w:tc>
-          <w:tcPr>
-            <w:tcW w:w="3119" w:type="dxa"/>
-            <w:tcBorders>
-              <w:top w:val="single" w:sz="4" w:space="0" w:color="00000A"/>
-              <w:left w:val="single" w:sz="4" w:space="0" w:color="00000A"/>
-              <w:bottom w:val="single" w:sz="4" w:space="0" w:color="00000A"/>
-              <w:right w:val="single" w:sz="4" w:space="0" w:color="auto"/>
-            </w:tcBorders>
-            <w:shd w:val="clear" w:color="auto" w:fill="auto"/>
-            <w:tcMar>
-              <w:top w:w="0" w:type="dxa"/>
-              <w:left w:w="5" w:type="dxa"/>
-              <w:bottom w:w="0" w:type="dxa"/>
-              <w:right w:w="108" w:type="dxa"/>
-            </w:tcMar>
-            <w:vAlign w:val="center"/>
-          </w:tcPr>
-          <w:p>
-            <w:pPr>
-              <w:spacing w:after="0" w:line="240" w:lineRule="auto"/>
-              <w:jc w:val="center"/>
-              <w:rPr>
-                <w:rFonts w:ascii="Times New Roman" w:hAnsi="Times New Roman" w:cs="Times New Roman"/>
-                <w:lang w:val="ru-RU"/>
-              </w:rPr>
-            </w:pPr>
-            <w:r>
-              <w:rPr>
-                <w:rFonts w:ascii="Times New Roman" w:eastAsia="Times New Roman" w:hAnsi="Times New Roman" w:cs="Times New Roman"/>
-                <w:color w:val="000000"/>
-                <w:sz w:val="20"/>
-                <w:szCs w:val="20"/>
-                <w:lang w:val="ru-RU"/>
-              </w:rPr>
-              <w:t xml:space="preserve">Жилет, Рубашка, Головной убор, ботинки</w:t>
-            </w:r>
-          </w:p>
-        </w:tc>
-        <w:tc>
-          <w:tcPr>
-            <w:tcW w:w="992" w:type="dxa"/>
-            <w:tcBorders>
-              <w:top w:val="single" w:sz="4" w:space="0" w:color="00000A"/>
-              <w:left w:val="single" w:sz="4" w:space="0" w:color="auto"/>
-              <w:bottom w:val="single" w:sz="4" w:space="0" w:color="00000A"/>
-              <w:right w:val="single" w:sz="4" w:space="0" w:color="auto"/>
-            </w:tcBorders>
-            <w:shd w:val="clear" w:color="auto" w:fill="auto"/>
-            <w:tcMar>
-              <w:top w:w="0" w:type="dxa"/>
-              <w:left w:w="103" w:type="dxa"/>
-              <w:bottom w:w="0" w:type="dxa"/>
-              <w:right w:w="108" w:type="dxa"/>
-            </w:tcMar>
-            <w:vAlign w:val="center"/>
-          </w:tcPr>
-          <w:p>
-            <w:pPr>
-              <w:spacing w:after="20" w:line="240" w:lineRule="auto"/>
-              <w:ind w:left="20"/>
-              <w:jc w:val="center"/>
-              <w:rPr>
-                <w:rFonts w:ascii="Times New Roman" w:hAnsi="Times New Roman" w:cs="Times New Roman"/>
-                <w:lang w:val="ru-RU"/>
-              </w:rPr>
-            </w:pPr>
-            <w:r>
-              <w:rPr>
-                <w:rFonts w:ascii="Times New Roman" w:hAnsi="Times New Roman" w:cs="Times New Roman"/>
-                <w:lang w:val="ru-RU"/>
-              </w:rPr>
-              <w:t xml:space="preserve">Да</w:t>
-            </w:r>
-          </w:p>
-        </w:tc>
-        <w:tc>
-          <w:tcPr>
-            <w:tcW w:w="992" w:type="dxa"/>
-            <w:tcBorders>
-              <w:top w:val="single" w:sz="4" w:space="0" w:color="00000A"/>
-              <w:left w:val="single" w:sz="4" w:space="0" w:color="auto"/>
-              <w:bottom w:val="single" w:sz="4" w:space="0" w:color="00000A"/>
-              <w:right w:val="single" w:sz="4" w:space="0" w:color="00000A"/>
-            </w:tcBorders>
-            <w:shd w:val="clear" w:color="auto" w:fill="auto"/>
-            <w:tcMar>
-              <w:top w:w="0" w:type="dxa"/>
-              <w:left w:w="103" w:type="dxa"/>
-              <w:bottom w:w="0" w:type="dxa"/>
-              <w:right w:w="108" w:type="dxa"/>
-            </w:tcMar>
-            <w:vAlign w:val="center"/>
-          </w:tcPr>
-          <w:p>
-            <w:pPr>
-              <w:spacing w:after="0" w:line="240" w:lineRule="auto"/>
-              <w:jc w:val="center"/>
-              <w:rPr>
-                <w:rFonts w:ascii="Times New Roman" w:hAnsi="Times New Roman" w:cs="Times New Roman"/>
-                <w:lang w:val="ru-RU"/>
-              </w:rPr>
-            </w:pPr>
-            <w:r>
-              <w:rPr>
-                <w:rFonts w:ascii="Times New Roman" w:hAnsi="Times New Roman" w:cs="Times New Roman"/>
-                <w:lang w:val="ru-RU"/>
-              </w:rPr>
-              <w:t xml:space="preserve">В наличии</w:t>
-            </w:r>
-          </w:p>
-        </w:tc>
-        <w:tc>
-          <w:tcPr>
-            <w:tcW w:w="1134" w:type="dxa"/>
-            <w:tcBorders>
-              <w:left w:val="single" w:sz="4" w:space="0" w:color="00000A"/>
-              <w:bottom w:val="single" w:sz="4" w:space="0" w:color="00000A"/>
-              <w:right w:val="single" w:sz="4" w:space="0" w:color="00000A"/>
-            </w:tcBorders>
-            <w:shd w:val="clear" w:color="auto" w:fill="auto"/>
-            <w:tcMar>
-              <w:top w:w="0" w:type="dxa"/>
-              <w:left w:w="103" w:type="dxa"/>
-              <w:bottom w:w="0" w:type="dxa"/>
-              <w:right w:w="108" w:type="dxa"/>
-            </w:tcMar>
-            <w:vAlign w:val="center"/>
-          </w:tcPr>
-          <w:p>
-            <w:pPr>
-              <w:spacing w:line="240" w:lineRule="auto"/>
-              <w:jc w:val="center"/>
-              <w:rPr>
-                <w:rFonts w:ascii="Times New Roman" w:hAnsi="Times New Roman" w:cs="Times New Roman"/>
-                <w:lang w:val="ru-RU"/>
-              </w:rPr>
-            </w:pPr>
-            <w:r>
-              <w:rPr>
-                <w:rFonts w:ascii="Times New Roman" w:hAnsi="Times New Roman" w:cs="Times New Roman"/>
-                <w:lang w:val="ru-RU"/>
-              </w:rPr>
-              <w:t xml:space="preserve">Обеспечен</w:t>
-            </w:r>
-          </w:p>
-        </w:tc>
-        <w:tc>
-          <w:tcPr>
-            <w:tcW w:w="729" w:type="dxa"/>
-            <w:tcBorders>
-              <w:top w:val="single" w:sz="4" w:space="0" w:color="00000A"/>
-              <w:left w:val="single" w:sz="4" w:space="0" w:color="00000A"/>
-              <w:bottom w:val="single" w:sz="4" w:space="0" w:color="00000A"/>
-              <w:right w:val="single" w:sz="4" w:space="0" w:color="00000A"/>
-            </w:tcBorders>
-            <w:shd w:val="clear" w:color="auto" w:fill="auto"/>
-            <w:tcMar>
-              <w:top w:w="0" w:type="dxa"/>
-              <w:left w:w="103" w:type="dxa"/>
-              <w:bottom w:w="0" w:type="dxa"/>
-              <w:right w:w="108" w:type="dxa"/>
-            </w:tcMar>
-            <w:vAlign w:val="center"/>
-          </w:tcPr>
-          <w:p>
-            <w:pPr>
-              <w:spacing w:line="240" w:lineRule="auto"/>
-              <w:jc w:val="center"/>
-              <w:rPr>
-                <w:rFonts w:ascii="Times New Roman" w:hAnsi="Times New Roman" w:cs="Times New Roman"/>
-                <w:lang w:val="ru-RU"/>
-              </w:rPr>
-            </w:pPr>
-            <w:r>
-              <w:rPr>
-                <w:rFonts w:ascii="Times New Roman" w:hAnsi="Times New Roman" w:cs="Times New Roman"/>
-                <w:lang w:val="ru-RU"/>
-              </w:rPr>
-              <w:t xml:space="preserve">-</w:t>
-            </w:r>
-          </w:p>
-        </w:tc>
-      </w:tr>
-      <w:tr>
-        <w:trPr>
-          <w:trHeight w:val="30"/>
-        </w:trPr>
-        <w:tc>
-          <w:tcPr>
-            <w:tcW w:w="1266" w:type="dxa"/>
-            <w:tcBorders>
-              <w:top w:val="single" w:sz="4" w:space="0" w:color="00000A"/>
-              <w:left w:val="single" w:sz="4" w:space="0" w:color="00000A"/>
-              <w:bottom w:val="single" w:sz="4" w:space="0" w:color="00000A"/>
-              <w:right w:val="single" w:sz="4" w:space="0" w:color="00000A"/>
-            </w:tcBorders>
-            <w:shd w:val="clear" w:color="auto" w:fill="auto"/>
-            <w:tcMar>
-              <w:top w:w="0" w:type="dxa"/>
-              <w:left w:w="103" w:type="dxa"/>
-              <w:bottom w:w="0" w:type="dxa"/>
-              <w:right w:w="108" w:type="dxa"/>
-            </w:tcMar>
-            <w:vAlign w:val="center"/>
-          </w:tcPr>
-          <w:p>
-            <w:pPr>
-              <w:spacing w:after="0" w:line="240" w:lineRule="auto"/>
-              <w:rPr>
-                <w:rFonts w:ascii="Times New Roman" w:hAnsi="Times New Roman" w:cs="Times New Roman"/>
-                <w:lang w:val="ru-RU"/>
-              </w:rPr>
-            </w:pPr>
-            <w:r>
-              <w:rPr>
-                <w:rFonts w:ascii="Times New Roman" w:hAnsi="Times New Roman"/>
-                <w:lang w:val="ru-RU"/>
-              </w:rPr>
-              <w:t xml:space="preserve">01 002 022</w:t>
-            </w:r>
-          </w:p>
-        </w:tc>
-        <w:tc>
-          <w:tcPr>
-            <w:tcW w:w="1569" w:type="dxa"/>
-            <w:gridSpan w:val="2"/>
-            <w:tcBorders>
-              <w:top w:val="single" w:sz="4" w:space="0" w:color="00000A"/>
-              <w:left w:val="single" w:sz="4" w:space="0" w:color="00000A"/>
-              <w:bottom w:val="single" w:sz="4" w:space="0" w:color="00000A"/>
-              <w:right w:val="single" w:sz="4" w:space="0" w:color="00000A"/>
-            </w:tcBorders>
-            <w:shd w:val="clear" w:color="auto" w:fill="auto"/>
-            <w:tcMar>
-              <w:top w:w="0" w:type="dxa"/>
-              <w:left w:w="103" w:type="dxa"/>
-              <w:bottom w:w="0" w:type="dxa"/>
-              <w:right w:w="108" w:type="dxa"/>
-            </w:tcMar>
-            <w:vAlign w:val="center"/>
-          </w:tcPr>
-          <w:p>
-            <w:pPr>
-              <w:spacing w:line="240" w:lineRule="auto"/>
-              <w:jc w:val="center"/>
-              <w:rPr>
-                <w:rFonts w:ascii="Times New Roman" w:eastAsia="Times New Roman" w:hAnsi="Times New Roman" w:cs="Times New Roman"/>
-                <w:color w:val="000000"/>
-                <w:sz w:val="24"/>
-                <w:lang w:val="ru-RU"/>
-              </w:rPr>
-            </w:pPr>
-            <w:r>
-              <w:rPr>
-                <w:rFonts w:ascii="Times New Roman" w:hAnsi="Times New Roman" w:cs="Times New Roman"/>
-                <w:sz w:val="24"/>
-                <w:lang w:val="ru-RU"/>
-              </w:rPr>
-              <w:t xml:space="preserve">Сборщик</w:t>
-            </w:r>
-          </w:p>
-        </w:tc>
-        <w:tc>
-          <w:tcPr>
-            <w:tcW w:w="557" w:type="dxa"/>
-            <w:tcBorders>
-              <w:top w:val="single" w:sz="4" w:space="0" w:color="00000A"/>
-              <w:left w:val="single" w:sz="4" w:space="0" w:color="00000A"/>
-              <w:bottom w:val="single" w:sz="4" w:space="0" w:color="00000A"/>
-              <w:right w:val="single" w:sz="4" w:space="0" w:color="00000A"/>
-            </w:tcBorders>
-            <w:shd w:val="clear" w:color="auto" w:fill="auto"/>
-            <w:tcMar>
-              <w:top w:w="0" w:type="dxa"/>
-              <w:left w:w="103" w:type="dxa"/>
-              <w:bottom w:w="0" w:type="dxa"/>
-              <w:right w:w="108" w:type="dxa"/>
-            </w:tcMar>
-            <w:vAlign w:val="center"/>
-          </w:tcPr>
-          <w:p>
-            <w:pPr>
-              <w:spacing w:line="240" w:lineRule="auto"/>
-              <w:jc w:val="center"/>
-              <w:rPr>
-                <w:rFonts w:ascii="Times New Roman" w:hAnsi="Times New Roman" w:cs="Times New Roman"/>
-                <w:lang w:val="kk-KZ"/>
-              </w:rPr>
-            </w:pPr>
-            <w:r>
-              <w:rPr>
-                <w:rFonts w:ascii="Times New Roman" w:hAnsi="Times New Roman" w:cs="Times New Roman"/>
-                <w:lang w:val="kk-KZ"/>
-              </w:rPr>
-              <w:t xml:space="preserve">1</w:t>
-            </w:r>
-          </w:p>
-        </w:tc>
-        <w:tc>
-          <w:tcPr>
-            <w:tcW w:w="3119" w:type="dxa"/>
-            <w:tcBorders>
-              <w:top w:val="single" w:sz="4" w:space="0" w:color="00000A"/>
-              <w:left w:val="single" w:sz="4" w:space="0" w:color="00000A"/>
-              <w:bottom w:val="single" w:sz="4" w:space="0" w:color="00000A"/>
-              <w:right w:val="single" w:sz="4" w:space="0" w:color="auto"/>
-            </w:tcBorders>
-            <w:shd w:val="clear" w:color="auto" w:fill="auto"/>
-            <w:tcMar>
-              <w:top w:w="0" w:type="dxa"/>
-              <w:left w:w="5" w:type="dxa"/>
-              <w:bottom w:w="0" w:type="dxa"/>
-              <w:right w:w="108" w:type="dxa"/>
-            </w:tcMar>
-            <w:vAlign w:val="center"/>
-          </w:tcPr>
-          <w:p>
-            <w:pPr>
-              <w:spacing w:after="0" w:line="240" w:lineRule="auto"/>
-              <w:jc w:val="center"/>
-              <w:rPr>
-                <w:rFonts w:ascii="Times New Roman" w:hAnsi="Times New Roman" w:cs="Times New Roman"/>
-                <w:lang w:val="ru-RU"/>
-              </w:rPr>
-            </w:pPr>
-            <w:r>
-              <w:rPr>
-                <w:rFonts w:ascii="Times New Roman" w:eastAsia="Times New Roman" w:hAnsi="Times New Roman" w:cs="Times New Roman"/>
-                <w:color w:val="000000"/>
-                <w:sz w:val="20"/>
-                <w:szCs w:val="20"/>
-                <w:lang w:val="ru-RU"/>
-              </w:rPr>
-              <w:t xml:space="preserve">Жилет, Рубашка, Головной убор, ботинки</w:t>
-            </w:r>
-          </w:p>
-        </w:tc>
-        <w:tc>
-          <w:tcPr>
-            <w:tcW w:w="992" w:type="dxa"/>
-            <w:tcBorders>
-              <w:top w:val="single" w:sz="4" w:space="0" w:color="00000A"/>
-              <w:left w:val="single" w:sz="4" w:space="0" w:color="auto"/>
-              <w:bottom w:val="single" w:sz="4" w:space="0" w:color="00000A"/>
-              <w:right w:val="single" w:sz="4" w:space="0" w:color="auto"/>
-            </w:tcBorders>
-            <w:shd w:val="clear" w:color="auto" w:fill="auto"/>
-            <w:tcMar>
-              <w:top w:w="0" w:type="dxa"/>
-              <w:left w:w="103" w:type="dxa"/>
-              <w:bottom w:w="0" w:type="dxa"/>
-              <w:right w:w="108" w:type="dxa"/>
-            </w:tcMar>
-            <w:vAlign w:val="center"/>
-          </w:tcPr>
-          <w:p>
-            <w:pPr>
-              <w:spacing w:after="20" w:line="240" w:lineRule="auto"/>
-              <w:ind w:left="20"/>
-              <w:jc w:val="center"/>
-              <w:rPr>
-                <w:rFonts w:ascii="Times New Roman" w:hAnsi="Times New Roman" w:cs="Times New Roman"/>
-                <w:lang w:val="ru-RU"/>
-              </w:rPr>
-            </w:pPr>
-            <w:r>
-              <w:rPr>
-                <w:rFonts w:ascii="Times New Roman" w:hAnsi="Times New Roman" w:cs="Times New Roman"/>
-                <w:lang w:val="ru-RU"/>
-              </w:rPr>
-              <w:t xml:space="preserve">Да</w:t>
-            </w:r>
-          </w:p>
-        </w:tc>
-        <w:tc>
-          <w:tcPr>
-            <w:tcW w:w="992" w:type="dxa"/>
-            <w:tcBorders>
-              <w:top w:val="single" w:sz="4" w:space="0" w:color="00000A"/>
-              <w:left w:val="single" w:sz="4" w:space="0" w:color="auto"/>
-              <w:bottom w:val="single" w:sz="4" w:space="0" w:color="00000A"/>
-              <w:right w:val="single" w:sz="4" w:space="0" w:color="00000A"/>
-            </w:tcBorders>
-            <w:shd w:val="clear" w:color="auto" w:fill="auto"/>
-            <w:tcMar>
-              <w:top w:w="0" w:type="dxa"/>
-              <w:left w:w="103" w:type="dxa"/>
-              <w:bottom w:w="0" w:type="dxa"/>
-              <w:right w:w="108" w:type="dxa"/>
-            </w:tcMar>
-            <w:vAlign w:val="center"/>
-          </w:tcPr>
-          <w:p>
-            <w:pPr>
-              <w:spacing w:after="0" w:line="240" w:lineRule="auto"/>
-              <w:jc w:val="center"/>
-              <w:rPr>
-                <w:rFonts w:ascii="Times New Roman" w:hAnsi="Times New Roman" w:cs="Times New Roman"/>
-                <w:lang w:val="ru-RU"/>
-              </w:rPr>
-            </w:pPr>
-            <w:r>
-              <w:rPr>
-                <w:rFonts w:ascii="Times New Roman" w:hAnsi="Times New Roman" w:cs="Times New Roman"/>
-                <w:lang w:val="ru-RU"/>
-              </w:rPr>
-              <w:t xml:space="preserve">В наличии</w:t>
-            </w:r>
-          </w:p>
-        </w:tc>
-        <w:tc>
-          <w:tcPr>
-            <w:tcW w:w="1134" w:type="dxa"/>
-            <w:tcBorders>
-              <w:left w:val="single" w:sz="4" w:space="0" w:color="00000A"/>
-              <w:bottom w:val="single" w:sz="4" w:space="0" w:color="00000A"/>
-              <w:right w:val="single" w:sz="4" w:space="0" w:color="00000A"/>
-            </w:tcBorders>
-            <w:shd w:val="clear" w:color="auto" w:fill="auto"/>
-            <w:tcMar>
-              <w:top w:w="0" w:type="dxa"/>
-              <w:left w:w="103" w:type="dxa"/>
-              <w:bottom w:w="0" w:type="dxa"/>
-              <w:right w:w="108" w:type="dxa"/>
-            </w:tcMar>
-            <w:vAlign w:val="center"/>
-          </w:tcPr>
-          <w:p>
-            <w:pPr>
-              <w:spacing w:line="240" w:lineRule="auto"/>
-              <w:jc w:val="center"/>
-              <w:rPr>
-                <w:rFonts w:ascii="Times New Roman" w:hAnsi="Times New Roman" w:cs="Times New Roman"/>
-                <w:lang w:val="ru-RU"/>
-              </w:rPr>
-            </w:pPr>
-            <w:r>
-              <w:rPr>
-                <w:rFonts w:ascii="Times New Roman" w:hAnsi="Times New Roman" w:cs="Times New Roman"/>
-                <w:lang w:val="ru-RU"/>
-              </w:rPr>
-              <w:t xml:space="preserve">Обеспечен</w:t>
-            </w:r>
-          </w:p>
-        </w:tc>
-        <w:tc>
-          <w:tcPr>
-            <w:tcW w:w="729" w:type="dxa"/>
-            <w:tcBorders>
-              <w:top w:val="single" w:sz="4" w:space="0" w:color="00000A"/>
-              <w:left w:val="single" w:sz="4" w:space="0" w:color="00000A"/>
-              <w:bottom w:val="single" w:sz="4" w:space="0" w:color="00000A"/>
-              <w:right w:val="single" w:sz="4" w:space="0" w:color="00000A"/>
-            </w:tcBorders>
-            <w:shd w:val="clear" w:color="auto" w:fill="auto"/>
-            <w:tcMar>
-              <w:top w:w="0" w:type="dxa"/>
-              <w:left w:w="103" w:type="dxa"/>
-              <w:bottom w:w="0" w:type="dxa"/>
-              <w:right w:w="108" w:type="dxa"/>
-            </w:tcMar>
-            <w:vAlign w:val="center"/>
-          </w:tcPr>
-          <w:p>
-            <w:pPr>
-              <w:spacing w:line="240" w:lineRule="auto"/>
-              <w:jc w:val="center"/>
-              <w:rPr>
-                <w:rFonts w:ascii="Times New Roman" w:hAnsi="Times New Roman" w:cs="Times New Roman"/>
-                <w:lang w:val="ru-RU"/>
-              </w:rPr>
-            </w:pPr>
-            <w:r>
-              <w:rPr>
-                <w:rFonts w:ascii="Times New Roman" w:hAnsi="Times New Roman" w:cs="Times New Roman"/>
-                <w:lang w:val="ru-RU"/>
-              </w:rPr>
-              <w:t xml:space="preserve">-</w:t>
-            </w:r>
-          </w:p>
-        </w:tc>
-      </w:tr>
-      <w:tr>
-        <w:trPr>
-          <w:trHeight w:val="30"/>
-        </w:trPr>
-        <w:tc>
-          <w:tcPr>
-            <w:tcW w:w="1266" w:type="dxa"/>
-            <w:tcBorders>
-              <w:top w:val="single" w:sz="4" w:space="0" w:color="00000A"/>
-              <w:left w:val="single" w:sz="4" w:space="0" w:color="00000A"/>
-              <w:bottom w:val="single" w:sz="4" w:space="0" w:color="00000A"/>
-              <w:right w:val="single" w:sz="4" w:space="0" w:color="00000A"/>
-            </w:tcBorders>
-            <w:shd w:val="clear" w:color="auto" w:fill="auto"/>
-            <w:tcMar>
-              <w:top w:w="0" w:type="dxa"/>
-              <w:left w:w="103" w:type="dxa"/>
-              <w:bottom w:w="0" w:type="dxa"/>
-              <w:right w:w="108" w:type="dxa"/>
-            </w:tcMar>
-            <w:vAlign w:val="center"/>
-          </w:tcPr>
-          <w:p>
-            <w:pPr>
-              <w:spacing w:after="0" w:line="240" w:lineRule="auto"/>
-              <w:rPr>
-                <w:rFonts w:ascii="Times New Roman" w:hAnsi="Times New Roman" w:cs="Times New Roman"/>
-                <w:lang w:val="ru-RU"/>
-              </w:rPr>
-            </w:pPr>
-            <w:r>
-              <w:rPr>
-                <w:rFonts w:ascii="Times New Roman" w:hAnsi="Times New Roman"/>
-                <w:lang w:val="ru-RU"/>
-              </w:rPr>
-              <w:t xml:space="preserve">01 002 023</w:t>
-            </w:r>
-          </w:p>
-        </w:tc>
-        <w:tc>
-          <w:tcPr>
-            <w:tcW w:w="1569" w:type="dxa"/>
-            <w:gridSpan w:val="2"/>
-            <w:tcBorders>
-              <w:top w:val="single" w:sz="4" w:space="0" w:color="00000A"/>
-              <w:left w:val="single" w:sz="4" w:space="0" w:color="00000A"/>
-              <w:bottom w:val="single" w:sz="4" w:space="0" w:color="00000A"/>
-              <w:right w:val="single" w:sz="4" w:space="0" w:color="00000A"/>
-            </w:tcBorders>
-            <w:shd w:val="clear" w:color="auto" w:fill="auto"/>
-            <w:tcMar>
-              <w:top w:w="0" w:type="dxa"/>
-              <w:left w:w="103" w:type="dxa"/>
-              <w:bottom w:w="0" w:type="dxa"/>
-              <w:right w:w="108" w:type="dxa"/>
-            </w:tcMar>
-            <w:vAlign w:val="center"/>
-          </w:tcPr>
-          <w:p>
-            <w:pPr>
-              <w:spacing w:line="240" w:lineRule="auto"/>
-              <w:jc w:val="center"/>
-              <w:rPr>
-                <w:rFonts w:ascii="Times New Roman" w:eastAsia="Times New Roman" w:hAnsi="Times New Roman" w:cs="Times New Roman"/>
-                <w:color w:val="000000"/>
-                <w:sz w:val="24"/>
-                <w:lang w:val="ru-RU"/>
-              </w:rPr>
-            </w:pPr>
-            <w:r>
-              <w:rPr>
-                <w:rFonts w:ascii="Times New Roman" w:hAnsi="Times New Roman" w:cs="Times New Roman"/>
-                <w:sz w:val="24"/>
-                <w:lang w:val="ru-RU"/>
-              </w:rPr>
-              <w:t xml:space="preserve">Фасовщик</w:t>
-            </w:r>
-          </w:p>
-        </w:tc>
-        <w:tc>
-          <w:tcPr>
-            <w:tcW w:w="557" w:type="dxa"/>
-            <w:tcBorders>
-              <w:top w:val="single" w:sz="4" w:space="0" w:color="00000A"/>
-              <w:left w:val="single" w:sz="4" w:space="0" w:color="00000A"/>
-              <w:bottom w:val="single" w:sz="4" w:space="0" w:color="00000A"/>
-              <w:right w:val="single" w:sz="4" w:space="0" w:color="00000A"/>
-            </w:tcBorders>
-            <w:shd w:val="clear" w:color="auto" w:fill="auto"/>
-            <w:tcMar>
-              <w:top w:w="0" w:type="dxa"/>
-              <w:left w:w="103" w:type="dxa"/>
-              <w:bottom w:w="0" w:type="dxa"/>
-              <w:right w:w="108" w:type="dxa"/>
-            </w:tcMar>
-            <w:vAlign w:val="center"/>
-          </w:tcPr>
-          <w:p>
-            <w:pPr>
-              <w:spacing w:line="240" w:lineRule="auto"/>
-              <w:jc w:val="center"/>
-              <w:rPr>
-                <w:rFonts w:ascii="Times New Roman" w:hAnsi="Times New Roman" w:cs="Times New Roman"/>
-                <w:lang w:val="kk-KZ"/>
-              </w:rPr>
-            </w:pPr>
-            <w:r>
-              <w:rPr>
-                <w:rFonts w:ascii="Times New Roman" w:hAnsi="Times New Roman" w:cs="Times New Roman"/>
-                <w:lang w:val="kk-KZ"/>
-              </w:rPr>
-              <w:t xml:space="preserve">1</w:t>
-            </w:r>
-          </w:p>
-        </w:tc>
-        <w:tc>
-          <w:tcPr>
-            <w:tcW w:w="3119" w:type="dxa"/>
-            <w:tcBorders>
-              <w:top w:val="single" w:sz="4" w:space="0" w:color="00000A"/>
-              <w:left w:val="single" w:sz="4" w:space="0" w:color="00000A"/>
-              <w:bottom w:val="single" w:sz="4" w:space="0" w:color="00000A"/>
-              <w:right w:val="single" w:sz="4" w:space="0" w:color="auto"/>
-            </w:tcBorders>
-            <w:shd w:val="clear" w:color="auto" w:fill="auto"/>
-            <w:tcMar>
-              <w:top w:w="0" w:type="dxa"/>
-              <w:left w:w="5" w:type="dxa"/>
-              <w:bottom w:w="0" w:type="dxa"/>
-              <w:right w:w="108" w:type="dxa"/>
-            </w:tcMar>
-            <w:vAlign w:val="center"/>
-          </w:tcPr>
-          <w:p>
-            <w:pPr>
-              <w:spacing w:after="0" w:line="240" w:lineRule="auto"/>
-              <w:jc w:val="center"/>
-              <w:rPr>
-                <w:rFonts w:ascii="Times New Roman" w:hAnsi="Times New Roman" w:cs="Times New Roman"/>
-                <w:lang w:val="ru-RU"/>
-              </w:rPr>
-            </w:pPr>
-            <w:r>
-              <w:rPr>
-                <w:rFonts w:ascii="Times New Roman" w:eastAsia="Times New Roman" w:hAnsi="Times New Roman" w:cs="Times New Roman"/>
-                <w:color w:val="000000"/>
-                <w:sz w:val="20"/>
-                <w:szCs w:val="20"/>
-                <w:lang w:val="ru-RU"/>
-              </w:rPr>
-              <w:t xml:space="preserve">Жилет, Рубашка, Головной убор, ботинки</w:t>
-            </w:r>
-          </w:p>
-        </w:tc>
-        <w:tc>
-          <w:tcPr>
-            <w:tcW w:w="992" w:type="dxa"/>
-            <w:tcBorders>
-              <w:top w:val="single" w:sz="4" w:space="0" w:color="00000A"/>
-              <w:left w:val="single" w:sz="4" w:space="0" w:color="auto"/>
-              <w:bottom w:val="single" w:sz="4" w:space="0" w:color="00000A"/>
-              <w:right w:val="single" w:sz="4" w:space="0" w:color="auto"/>
-            </w:tcBorders>
-            <w:shd w:val="clear" w:color="auto" w:fill="auto"/>
-            <w:tcMar>
-              <w:top w:w="0" w:type="dxa"/>
-              <w:left w:w="103" w:type="dxa"/>
-              <w:bottom w:w="0" w:type="dxa"/>
-              <w:right w:w="108" w:type="dxa"/>
-            </w:tcMar>
-            <w:vAlign w:val="center"/>
-          </w:tcPr>
-          <w:p>
-            <w:pPr>
-              <w:spacing w:after="20" w:line="240" w:lineRule="auto"/>
-              <w:ind w:left="20"/>
-              <w:jc w:val="center"/>
-              <w:rPr>
-                <w:rFonts w:ascii="Times New Roman" w:hAnsi="Times New Roman" w:cs="Times New Roman"/>
-                <w:lang w:val="ru-RU"/>
-              </w:rPr>
-            </w:pPr>
-            <w:r>
-              <w:rPr>
-                <w:rFonts w:ascii="Times New Roman" w:hAnsi="Times New Roman" w:cs="Times New Roman"/>
-                <w:lang w:val="ru-RU"/>
-              </w:rPr>
-              <w:t xml:space="preserve">Да</w:t>
-            </w:r>
-          </w:p>
-        </w:tc>
-        <w:tc>
-          <w:tcPr>
-            <w:tcW w:w="992" w:type="dxa"/>
-            <w:tcBorders>
-              <w:top w:val="single" w:sz="4" w:space="0" w:color="00000A"/>
-              <w:left w:val="single" w:sz="4" w:space="0" w:color="auto"/>
-              <w:bottom w:val="single" w:sz="4" w:space="0" w:color="00000A"/>
-              <w:right w:val="single" w:sz="4" w:space="0" w:color="00000A"/>
-            </w:tcBorders>
-            <w:shd w:val="clear" w:color="auto" w:fill="auto"/>
-            <w:tcMar>
-              <w:top w:w="0" w:type="dxa"/>
-              <w:left w:w="103" w:type="dxa"/>
-              <w:bottom w:w="0" w:type="dxa"/>
-              <w:right w:w="108" w:type="dxa"/>
-            </w:tcMar>
-            <w:vAlign w:val="center"/>
-          </w:tcPr>
-          <w:p>
-            <w:pPr>
-              <w:spacing w:after="0" w:line="240" w:lineRule="auto"/>
-              <w:jc w:val="center"/>
-              <w:rPr>
-                <w:rFonts w:ascii="Times New Roman" w:hAnsi="Times New Roman" w:cs="Times New Roman"/>
-                <w:lang w:val="ru-RU"/>
-              </w:rPr>
-            </w:pPr>
-            <w:r>
-              <w:rPr>
-                <w:rFonts w:ascii="Times New Roman" w:hAnsi="Times New Roman" w:cs="Times New Roman"/>
-                <w:lang w:val="ru-RU"/>
-              </w:rPr>
-              <w:t xml:space="preserve">В наличии</w:t>
-            </w:r>
-          </w:p>
-        </w:tc>
-        <w:tc>
-          <w:tcPr>
-            <w:tcW w:w="1134" w:type="dxa"/>
-            <w:tcBorders>
-              <w:left w:val="single" w:sz="4" w:space="0" w:color="00000A"/>
-              <w:bottom w:val="single" w:sz="4" w:space="0" w:color="00000A"/>
-              <w:right w:val="single" w:sz="4" w:space="0" w:color="00000A"/>
-            </w:tcBorders>
-            <w:shd w:val="clear" w:color="auto" w:fill="auto"/>
-            <w:tcMar>
-              <w:top w:w="0" w:type="dxa"/>
-              <w:left w:w="103" w:type="dxa"/>
-              <w:bottom w:w="0" w:type="dxa"/>
-              <w:right w:w="108" w:type="dxa"/>
-            </w:tcMar>
-            <w:vAlign w:val="center"/>
-          </w:tcPr>
-          <w:p>
-            <w:pPr>
-              <w:spacing w:line="240" w:lineRule="auto"/>
-              <w:jc w:val="center"/>
-              <w:rPr>
-                <w:rFonts w:ascii="Times New Roman" w:hAnsi="Times New Roman" w:cs="Times New Roman"/>
-                <w:lang w:val="ru-RU"/>
-              </w:rPr>
-            </w:pPr>
-            <w:r>
-              <w:rPr>
-                <w:rFonts w:ascii="Times New Roman" w:hAnsi="Times New Roman" w:cs="Times New Roman"/>
-                <w:lang w:val="ru-RU"/>
-              </w:rPr>
-              <w:t xml:space="preserve">Обеспечен</w:t>
-            </w:r>
-          </w:p>
-        </w:tc>
-        <w:tc>
-          <w:tcPr>
-            <w:tcW w:w="729" w:type="dxa"/>
-            <w:tcBorders>
-              <w:top w:val="single" w:sz="4" w:space="0" w:color="00000A"/>
-              <w:left w:val="single" w:sz="4" w:space="0" w:color="00000A"/>
-              <w:bottom w:val="single" w:sz="4" w:space="0" w:color="00000A"/>
-              <w:right w:val="single" w:sz="4" w:space="0" w:color="00000A"/>
-            </w:tcBorders>
-            <w:shd w:val="clear" w:color="auto" w:fill="auto"/>
-            <w:tcMar>
-              <w:top w:w="0" w:type="dxa"/>
-              <w:left w:w="103" w:type="dxa"/>
-              <w:bottom w:w="0" w:type="dxa"/>
-              <w:right w:w="108" w:type="dxa"/>
-            </w:tcMar>
-            <w:vAlign w:val="center"/>
-          </w:tcPr>
-          <w:p>
-            <w:pPr>
-              <w:spacing w:line="240" w:lineRule="auto"/>
-              <w:jc w:val="center"/>
-              <w:rPr>
-                <w:rFonts w:ascii="Times New Roman" w:hAnsi="Times New Roman" w:cs="Times New Roman"/>
-                <w:lang w:val="ru-RU"/>
-              </w:rPr>
-            </w:pPr>
-            <w:r>
-              <w:rPr>
-                <w:rFonts w:ascii="Times New Roman" w:hAnsi="Times New Roman" w:cs="Times New Roman"/>
-                <w:lang w:val="ru-RU"/>
-              </w:rPr>
-              <w:t xml:space="preserve">-</w:t>
-            </w:r>
-          </w:p>
-        </w:tc>
-      </w:tr>
-      <w:tr>
-        <w:trPr>
-          <w:trHeight w:val="30"/>
-        </w:trPr>
-        <w:tc>
-          <w:tcPr>
-            <w:tcW w:w="1266" w:type="dxa"/>
-            <w:tcBorders>
-              <w:top w:val="single" w:sz="4" w:space="0" w:color="00000A"/>
-              <w:left w:val="single" w:sz="4" w:space="0" w:color="00000A"/>
-              <w:bottom w:val="single" w:sz="4" w:space="0" w:color="00000A"/>
-              <w:right w:val="single" w:sz="4" w:space="0" w:color="00000A"/>
-            </w:tcBorders>
-            <w:shd w:val="clear" w:color="auto" w:fill="auto"/>
-            <w:tcMar>
-              <w:top w:w="0" w:type="dxa"/>
-              <w:left w:w="103" w:type="dxa"/>
-              <w:bottom w:w="0" w:type="dxa"/>
-              <w:right w:w="108" w:type="dxa"/>
-            </w:tcMar>
-            <w:vAlign w:val="center"/>
-          </w:tcPr>
-          <w:p>
-            <w:pPr>
-              <w:spacing w:after="0" w:line="240" w:lineRule="auto"/>
-              <w:rPr>
-                <w:rFonts w:ascii="Times New Roman" w:hAnsi="Times New Roman" w:cs="Times New Roman"/>
-                <w:lang w:val="ru-RU"/>
-              </w:rPr>
-            </w:pPr>
-            <w:r>
-              <w:rPr>
-                <w:rFonts w:ascii="Times New Roman" w:hAnsi="Times New Roman"/>
-                <w:lang w:val="ru-RU"/>
-              </w:rPr>
-              <w:t xml:space="preserve">01 002 024</w:t>
-            </w:r>
-          </w:p>
-        </w:tc>
-        <w:tc>
-          <w:tcPr>
-            <w:tcW w:w="1569" w:type="dxa"/>
-            <w:gridSpan w:val="2"/>
-            <w:tcBorders>
-              <w:top w:val="single" w:sz="4" w:space="0" w:color="00000A"/>
-              <w:left w:val="single" w:sz="4" w:space="0" w:color="00000A"/>
-              <w:bottom w:val="single" w:sz="4" w:space="0" w:color="00000A"/>
-              <w:right w:val="single" w:sz="4" w:space="0" w:color="00000A"/>
-            </w:tcBorders>
-            <w:shd w:val="clear" w:color="auto" w:fill="auto"/>
-            <w:tcMar>
-              <w:top w:w="0" w:type="dxa"/>
-              <w:left w:w="103" w:type="dxa"/>
-              <w:bottom w:w="0" w:type="dxa"/>
-              <w:right w:w="108" w:type="dxa"/>
-            </w:tcMar>
-            <w:vAlign w:val="center"/>
-          </w:tcPr>
-          <w:p>
-            <w:pPr>
-              <w:spacing w:line="240" w:lineRule="auto"/>
-              <w:jc w:val="center"/>
-              <w:rPr>
-                <w:rFonts w:ascii="Times New Roman" w:eastAsia="Times New Roman" w:hAnsi="Times New Roman" w:cs="Times New Roman"/>
-                <w:color w:val="000000"/>
-                <w:sz w:val="24"/>
-                <w:lang w:val="ru-RU"/>
-              </w:rPr>
-            </w:pPr>
-            <w:r>
-              <w:rPr>
-                <w:rFonts w:ascii="Times New Roman" w:hAnsi="Times New Roman" w:cs="Times New Roman"/>
-                <w:sz w:val="24"/>
-                <w:lang w:val="ru-RU"/>
-              </w:rPr>
               <w:t xml:space="preserve">Грузчик</w:t>
-            </w:r>
-          </w:p>
-        </w:tc>
-        <w:tc>
-          <w:tcPr>
-            <w:tcW w:w="557" w:type="dxa"/>
-            <w:tcBorders>
-              <w:top w:val="single" w:sz="4" w:space="0" w:color="00000A"/>
-              <w:left w:val="single" w:sz="4" w:space="0" w:color="00000A"/>
-              <w:bottom w:val="single" w:sz="4" w:space="0" w:color="00000A"/>
-              <w:right w:val="single" w:sz="4" w:space="0" w:color="00000A"/>
-            </w:tcBorders>
-            <w:shd w:val="clear" w:color="auto" w:fill="auto"/>
-            <w:tcMar>
-              <w:top w:w="0" w:type="dxa"/>
-              <w:left w:w="103" w:type="dxa"/>
-              <w:bottom w:w="0" w:type="dxa"/>
-              <w:right w:w="108" w:type="dxa"/>
-            </w:tcMar>
-            <w:vAlign w:val="center"/>
-          </w:tcPr>
-          <w:p>
-            <w:pPr>
-              <w:spacing w:line="240" w:lineRule="auto"/>
-              <w:jc w:val="center"/>
-              <w:rPr>
-                <w:rFonts w:ascii="Times New Roman" w:hAnsi="Times New Roman" w:cs="Times New Roman"/>
-                <w:lang w:val="kk-KZ"/>
-              </w:rPr>
-            </w:pPr>
-            <w:r>
-              <w:rPr>
-                <w:rFonts w:ascii="Times New Roman" w:hAnsi="Times New Roman" w:cs="Times New Roman"/>
-                <w:lang w:val="kk-KZ"/>
-              </w:rPr>
-              <w:t xml:space="preserve">1</w:t>
-            </w:r>
-          </w:p>
-        </w:tc>
-        <w:tc>
-          <w:tcPr>
-            <w:tcW w:w="3119" w:type="dxa"/>
-            <w:tcBorders>
-              <w:top w:val="single" w:sz="4" w:space="0" w:color="00000A"/>
-              <w:left w:val="single" w:sz="4" w:space="0" w:color="00000A"/>
-              <w:bottom w:val="single" w:sz="4" w:space="0" w:color="00000A"/>
-              <w:right w:val="single" w:sz="4" w:space="0" w:color="auto"/>
-            </w:tcBorders>
-            <w:shd w:val="clear" w:color="auto" w:fill="auto"/>
-            <w:tcMar>
-              <w:top w:w="0" w:type="dxa"/>
-              <w:left w:w="5" w:type="dxa"/>
-              <w:bottom w:w="0" w:type="dxa"/>
-              <w:right w:w="108" w:type="dxa"/>
-            </w:tcMar>
-            <w:vAlign w:val="center"/>
-          </w:tcPr>
-          <w:p>
-            <w:pPr>
-              <w:spacing w:after="0" w:line="240" w:lineRule="auto"/>
-              <w:jc w:val="center"/>
-              <w:rPr>
-                <w:rFonts w:ascii="Times New Roman" w:hAnsi="Times New Roman" w:cs="Times New Roman"/>
-                <w:lang w:val="ru-RU"/>
-              </w:rPr>
-            </w:pPr>
-            <w:r>
-              <w:rPr>
-                <w:rFonts w:ascii="Times New Roman" w:eastAsia="Times New Roman" w:hAnsi="Times New Roman" w:cs="Times New Roman"/>
-                <w:color w:val="000000"/>
-                <w:sz w:val="20"/>
-                <w:szCs w:val="20"/>
-                <w:lang w:val="ru-RU"/>
-              </w:rPr>
-              <w:t xml:space="preserve">Жилет, Рубашка, Головной убор, ботинки</w:t>
-            </w:r>
-          </w:p>
-        </w:tc>
-        <w:tc>
-          <w:tcPr>
-            <w:tcW w:w="992" w:type="dxa"/>
-            <w:tcBorders>
-              <w:top w:val="single" w:sz="4" w:space="0" w:color="00000A"/>
-              <w:left w:val="single" w:sz="4" w:space="0" w:color="auto"/>
-              <w:bottom w:val="single" w:sz="4" w:space="0" w:color="00000A"/>
-              <w:right w:val="single" w:sz="4" w:space="0" w:color="auto"/>
-            </w:tcBorders>
-            <w:shd w:val="clear" w:color="auto" w:fill="auto"/>
-            <w:tcMar>
-              <w:top w:w="0" w:type="dxa"/>
-              <w:left w:w="103" w:type="dxa"/>
-              <w:bottom w:w="0" w:type="dxa"/>
-              <w:right w:w="108" w:type="dxa"/>
-            </w:tcMar>
-            <w:vAlign w:val="center"/>
-          </w:tcPr>
-          <w:p>
-            <w:pPr>
-              <w:spacing w:after="20" w:line="240" w:lineRule="auto"/>
-              <w:ind w:left="20"/>
-              <w:jc w:val="center"/>
-              <w:rPr>
-                <w:rFonts w:ascii="Times New Roman" w:hAnsi="Times New Roman" w:cs="Times New Roman"/>
-                <w:lang w:val="ru-RU"/>
-              </w:rPr>
-            </w:pPr>
-            <w:r>
-              <w:rPr>
-                <w:rFonts w:ascii="Times New Roman" w:hAnsi="Times New Roman" w:cs="Times New Roman"/>
-                <w:lang w:val="ru-RU"/>
-              </w:rPr>
-              <w:t xml:space="preserve">Да</w:t>
-            </w:r>
-          </w:p>
-        </w:tc>
-        <w:tc>
-          <w:tcPr>
-            <w:tcW w:w="992" w:type="dxa"/>
-            <w:tcBorders>
-              <w:top w:val="single" w:sz="4" w:space="0" w:color="00000A"/>
-              <w:left w:val="single" w:sz="4" w:space="0" w:color="auto"/>
-              <w:bottom w:val="single" w:sz="4" w:space="0" w:color="00000A"/>
-              <w:right w:val="single" w:sz="4" w:space="0" w:color="00000A"/>
-            </w:tcBorders>
-            <w:shd w:val="clear" w:color="auto" w:fill="auto"/>
-            <w:tcMar>
-              <w:top w:w="0" w:type="dxa"/>
-              <w:left w:w="103" w:type="dxa"/>
-              <w:bottom w:w="0" w:type="dxa"/>
-              <w:right w:w="108" w:type="dxa"/>
-            </w:tcMar>
-            <w:vAlign w:val="center"/>
-          </w:tcPr>
-          <w:p>
-            <w:pPr>
-              <w:spacing w:after="0" w:line="240" w:lineRule="auto"/>
-              <w:jc w:val="center"/>
-              <w:rPr>
-                <w:rFonts w:ascii="Times New Roman" w:hAnsi="Times New Roman" w:cs="Times New Roman"/>
-                <w:lang w:val="ru-RU"/>
-              </w:rPr>
-            </w:pPr>
-            <w:r>
-              <w:rPr>
-                <w:rFonts w:ascii="Times New Roman" w:hAnsi="Times New Roman" w:cs="Times New Roman"/>
-                <w:lang w:val="ru-RU"/>
-              </w:rPr>
-              <w:t xml:space="preserve">В наличии</w:t>
-            </w:r>
-          </w:p>
-        </w:tc>
-        <w:tc>
-          <w:tcPr>
-            <w:tcW w:w="1134" w:type="dxa"/>
-            <w:tcBorders>
-              <w:left w:val="single" w:sz="4" w:space="0" w:color="00000A"/>
-              <w:bottom w:val="single" w:sz="4" w:space="0" w:color="00000A"/>
-              <w:right w:val="single" w:sz="4" w:space="0" w:color="00000A"/>
-            </w:tcBorders>
-            <w:shd w:val="clear" w:color="auto" w:fill="auto"/>
-            <w:tcMar>
-              <w:top w:w="0" w:type="dxa"/>
-              <w:left w:w="103" w:type="dxa"/>
-              <w:bottom w:w="0" w:type="dxa"/>
-              <w:right w:w="108" w:type="dxa"/>
-            </w:tcMar>
-            <w:vAlign w:val="center"/>
-          </w:tcPr>
-          <w:p>
-            <w:pPr>
-              <w:spacing w:line="240" w:lineRule="auto"/>
-              <w:jc w:val="center"/>
-              <w:rPr>
-                <w:rFonts w:ascii="Times New Roman" w:hAnsi="Times New Roman" w:cs="Times New Roman"/>
-                <w:lang w:val="ru-RU"/>
-              </w:rPr>
-            </w:pPr>
-            <w:r>
-              <w:rPr>
-                <w:rFonts w:ascii="Times New Roman" w:hAnsi="Times New Roman" w:cs="Times New Roman"/>
-                <w:lang w:val="ru-RU"/>
-              </w:rPr>
-              <w:t xml:space="preserve">Обеспечен</w:t>
-            </w:r>
-          </w:p>
-        </w:tc>
-        <w:tc>
-          <w:tcPr>
-            <w:tcW w:w="729" w:type="dxa"/>
-            <w:tcBorders>
-              <w:top w:val="single" w:sz="4" w:space="0" w:color="00000A"/>
-              <w:left w:val="single" w:sz="4" w:space="0" w:color="00000A"/>
-              <w:bottom w:val="single" w:sz="4" w:space="0" w:color="00000A"/>
-              <w:right w:val="single" w:sz="4" w:space="0" w:color="00000A"/>
-            </w:tcBorders>
-            <w:shd w:val="clear" w:color="auto" w:fill="auto"/>
-            <w:tcMar>
-              <w:top w:w="0" w:type="dxa"/>
-              <w:left w:w="103" w:type="dxa"/>
-              <w:bottom w:w="0" w:type="dxa"/>
-              <w:right w:w="108" w:type="dxa"/>
-            </w:tcMar>
-            <w:vAlign w:val="center"/>
-          </w:tcPr>
-          <w:p>
-            <w:pPr>
-              <w:spacing w:line="240" w:lineRule="auto"/>
-              <w:jc w:val="center"/>
-              <w:rPr>
-                <w:rFonts w:ascii="Times New Roman" w:hAnsi="Times New Roman" w:cs="Times New Roman"/>
-                <w:lang w:val="ru-RU"/>
-              </w:rPr>
-            </w:pPr>
-            <w:r>
-              <w:rPr>
-                <w:rFonts w:ascii="Times New Roman" w:hAnsi="Times New Roman" w:cs="Times New Roman"/>
-                <w:lang w:val="ru-RU"/>
-              </w:rPr>
-              <w:t xml:space="preserve">-</w:t>
-            </w:r>
-          </w:p>
-        </w:tc>
-      </w:tr>
-      <w:tr>
-        <w:trPr>
-          <w:trHeight w:val="30"/>
-        </w:trPr>
-        <w:tc>
-          <w:tcPr>
-            <w:tcW w:w="1266" w:type="dxa"/>
-            <w:tcBorders>
-              <w:top w:val="single" w:sz="4" w:space="0" w:color="00000A"/>
-              <w:left w:val="single" w:sz="4" w:space="0" w:color="00000A"/>
-              <w:bottom w:val="single" w:sz="4" w:space="0" w:color="00000A"/>
-              <w:right w:val="single" w:sz="4" w:space="0" w:color="00000A"/>
-            </w:tcBorders>
-            <w:shd w:val="clear" w:color="auto" w:fill="auto"/>
-            <w:tcMar>
-              <w:top w:w="0" w:type="dxa"/>
-              <w:left w:w="103" w:type="dxa"/>
-              <w:bottom w:w="0" w:type="dxa"/>
-              <w:right w:w="108" w:type="dxa"/>
-            </w:tcMar>
-            <w:vAlign w:val="center"/>
-          </w:tcPr>
-          <w:p>
-            <w:pPr>
-              <w:spacing w:after="0" w:line="240" w:lineRule="auto"/>
-              <w:rPr>
-                <w:rFonts w:ascii="Times New Roman" w:hAnsi="Times New Roman" w:cs="Times New Roman"/>
-                <w:lang w:val="ru-RU"/>
-              </w:rPr>
-            </w:pPr>
-            <w:r>
-              <w:rPr>
-                <w:rFonts w:ascii="Times New Roman" w:hAnsi="Times New Roman"/>
-                <w:lang w:val="ru-RU"/>
-              </w:rPr>
-              <w:t xml:space="preserve">01 002 025</w:t>
-            </w:r>
-          </w:p>
-        </w:tc>
-        <w:tc>
-          <w:tcPr>
-            <w:tcW w:w="1569" w:type="dxa"/>
-            <w:gridSpan w:val="2"/>
-            <w:tcBorders>
-              <w:top w:val="single" w:sz="4" w:space="0" w:color="00000A"/>
-              <w:left w:val="single" w:sz="4" w:space="0" w:color="00000A"/>
-              <w:bottom w:val="single" w:sz="4" w:space="0" w:color="00000A"/>
-              <w:right w:val="single" w:sz="4" w:space="0" w:color="00000A"/>
-            </w:tcBorders>
-            <w:shd w:val="clear" w:color="auto" w:fill="auto"/>
-            <w:tcMar>
-              <w:top w:w="0" w:type="dxa"/>
-              <w:left w:w="103" w:type="dxa"/>
-              <w:bottom w:w="0" w:type="dxa"/>
-              <w:right w:w="108" w:type="dxa"/>
-            </w:tcMar>
-            <w:vAlign w:val="center"/>
-          </w:tcPr>
-          <w:p>
-            <w:pPr>
-              <w:spacing w:line="240" w:lineRule="auto"/>
-              <w:jc w:val="center"/>
-              <w:rPr>
-                <w:rFonts w:ascii="Times New Roman" w:eastAsia="Times New Roman" w:hAnsi="Times New Roman" w:cs="Times New Roman"/>
-                <w:color w:val="000000"/>
-                <w:sz w:val="24"/>
-                <w:lang w:val="ru-RU"/>
-              </w:rPr>
-            </w:pPr>
-            <w:r>
-              <w:rPr>
-                <w:rFonts w:ascii="Times New Roman" w:hAnsi="Times New Roman" w:cs="Times New Roman"/>
-                <w:sz w:val="24"/>
-                <w:lang w:val="ru-RU"/>
-              </w:rPr>
-              <w:t xml:space="preserve">Тракторист</w:t>
-            </w:r>
-          </w:p>
-        </w:tc>
-        <w:tc>
-          <w:tcPr>
-            <w:tcW w:w="557" w:type="dxa"/>
-            <w:tcBorders>
-              <w:top w:val="single" w:sz="4" w:space="0" w:color="00000A"/>
-              <w:left w:val="single" w:sz="4" w:space="0" w:color="00000A"/>
-              <w:bottom w:val="single" w:sz="4" w:space="0" w:color="00000A"/>
-              <w:right w:val="single" w:sz="4" w:space="0" w:color="00000A"/>
-            </w:tcBorders>
-            <w:shd w:val="clear" w:color="auto" w:fill="auto"/>
-            <w:tcMar>
-              <w:top w:w="0" w:type="dxa"/>
-              <w:left w:w="103" w:type="dxa"/>
-              <w:bottom w:w="0" w:type="dxa"/>
-              <w:right w:w="108" w:type="dxa"/>
-            </w:tcMar>
-            <w:vAlign w:val="center"/>
-          </w:tcPr>
-          <w:p>
-            <w:pPr>
-              <w:spacing w:line="240" w:lineRule="auto"/>
-              <w:jc w:val="center"/>
-              <w:rPr>
-                <w:rFonts w:ascii="Times New Roman" w:hAnsi="Times New Roman" w:cs="Times New Roman"/>
-                <w:lang w:val="kk-KZ"/>
-              </w:rPr>
-            </w:pPr>
-            <w:r>
-              <w:rPr>
-                <w:rFonts w:ascii="Times New Roman" w:hAnsi="Times New Roman" w:cs="Times New Roman"/>
-                <w:lang w:val="kk-KZ"/>
-              </w:rPr>
-              <w:t xml:space="preserve">1</w:t>
-            </w:r>
-          </w:p>
-        </w:tc>
-        <w:tc>
-          <w:tcPr>
-            <w:tcW w:w="3119" w:type="dxa"/>
-            <w:tcBorders>
-              <w:top w:val="single" w:sz="4" w:space="0" w:color="00000A"/>
-              <w:left w:val="single" w:sz="4" w:space="0" w:color="00000A"/>
-              <w:bottom w:val="single" w:sz="4" w:space="0" w:color="00000A"/>
-              <w:right w:val="single" w:sz="4" w:space="0" w:color="auto"/>
-            </w:tcBorders>
-            <w:shd w:val="clear" w:color="auto" w:fill="auto"/>
-            <w:tcMar>
-              <w:top w:w="0" w:type="dxa"/>
-              <w:left w:w="5" w:type="dxa"/>
-              <w:bottom w:w="0" w:type="dxa"/>
-              <w:right w:w="108" w:type="dxa"/>
-            </w:tcMar>
-            <w:vAlign w:val="center"/>
-          </w:tcPr>
-          <w:p>
-            <w:pPr>
-              <w:spacing w:after="0" w:line="240" w:lineRule="auto"/>
-              <w:jc w:val="center"/>
-              <w:rPr>
-                <w:rFonts w:ascii="Times New Roman" w:hAnsi="Times New Roman" w:cs="Times New Roman"/>
-                <w:lang w:val="ru-RU"/>
-              </w:rPr>
-            </w:pPr>
-            <w:r>
-              <w:rPr>
-                <w:rFonts w:ascii="Times New Roman" w:eastAsia="Times New Roman" w:hAnsi="Times New Roman" w:cs="Times New Roman"/>
-                <w:color w:val="000000"/>
-                <w:sz w:val="20"/>
-                <w:szCs w:val="20"/>
-                <w:lang w:val="ru-RU"/>
-              </w:rPr>
-              <w:t xml:space="preserve">Жилет, Рубашка, Головной убор, ботинки</w:t>
-            </w:r>
-          </w:p>
-        </w:tc>
-        <w:tc>
-          <w:tcPr>
-            <w:tcW w:w="992" w:type="dxa"/>
-            <w:tcBorders>
-              <w:top w:val="single" w:sz="4" w:space="0" w:color="00000A"/>
-              <w:left w:val="single" w:sz="4" w:space="0" w:color="auto"/>
-              <w:bottom w:val="single" w:sz="4" w:space="0" w:color="00000A"/>
-              <w:right w:val="single" w:sz="4" w:space="0" w:color="auto"/>
-            </w:tcBorders>
-            <w:shd w:val="clear" w:color="auto" w:fill="auto"/>
-            <w:tcMar>
-              <w:top w:w="0" w:type="dxa"/>
-              <w:left w:w="103" w:type="dxa"/>
-              <w:bottom w:w="0" w:type="dxa"/>
-              <w:right w:w="108" w:type="dxa"/>
-            </w:tcMar>
-            <w:vAlign w:val="center"/>
-          </w:tcPr>
-          <w:p>
-            <w:pPr>
-              <w:spacing w:after="20" w:line="240" w:lineRule="auto"/>
-              <w:ind w:left="20"/>
-              <w:jc w:val="center"/>
-              <w:rPr>
-                <w:rFonts w:ascii="Times New Roman" w:hAnsi="Times New Roman" w:cs="Times New Roman"/>
-                <w:lang w:val="ru-RU"/>
-              </w:rPr>
-            </w:pPr>
-            <w:r>
-              <w:rPr>
-                <w:rFonts w:ascii="Times New Roman" w:hAnsi="Times New Roman" w:cs="Times New Roman"/>
-                <w:lang w:val="ru-RU"/>
-              </w:rPr>
-              <w:t xml:space="preserve">Да</w:t>
-            </w:r>
-          </w:p>
-        </w:tc>
-        <w:tc>
-          <w:tcPr>
-            <w:tcW w:w="992" w:type="dxa"/>
-            <w:tcBorders>
-              <w:top w:val="single" w:sz="4" w:space="0" w:color="00000A"/>
-              <w:left w:val="single" w:sz="4" w:space="0" w:color="auto"/>
-              <w:bottom w:val="single" w:sz="4" w:space="0" w:color="00000A"/>
-              <w:right w:val="single" w:sz="4" w:space="0" w:color="00000A"/>
-            </w:tcBorders>
-            <w:shd w:val="clear" w:color="auto" w:fill="auto"/>
-            <w:tcMar>
-              <w:top w:w="0" w:type="dxa"/>
-              <w:left w:w="103" w:type="dxa"/>
-              <w:bottom w:w="0" w:type="dxa"/>
-              <w:right w:w="108" w:type="dxa"/>
-            </w:tcMar>
-            <w:vAlign w:val="center"/>
-          </w:tcPr>
-          <w:p>
-            <w:pPr>
-              <w:spacing w:after="0" w:line="240" w:lineRule="auto"/>
-              <w:jc w:val="center"/>
-              <w:rPr>
-                <w:rFonts w:ascii="Times New Roman" w:hAnsi="Times New Roman" w:cs="Times New Roman"/>
-                <w:lang w:val="ru-RU"/>
-              </w:rPr>
-            </w:pPr>
-            <w:r>
-              <w:rPr>
-                <w:rFonts w:ascii="Times New Roman" w:hAnsi="Times New Roman" w:cs="Times New Roman"/>
-                <w:lang w:val="ru-RU"/>
-              </w:rPr>
-              <w:t xml:space="preserve">В наличии</w:t>
-            </w:r>
-          </w:p>
-        </w:tc>
-        <w:tc>
-          <w:tcPr>
-            <w:tcW w:w="1134" w:type="dxa"/>
-            <w:tcBorders>
-              <w:left w:val="single" w:sz="4" w:space="0" w:color="00000A"/>
-              <w:bottom w:val="single" w:sz="4" w:space="0" w:color="00000A"/>
-              <w:right w:val="single" w:sz="4" w:space="0" w:color="00000A"/>
-            </w:tcBorders>
-            <w:shd w:val="clear" w:color="auto" w:fill="auto"/>
-            <w:tcMar>
-              <w:top w:w="0" w:type="dxa"/>
-              <w:left w:w="103" w:type="dxa"/>
-              <w:bottom w:w="0" w:type="dxa"/>
-              <w:right w:w="108" w:type="dxa"/>
-            </w:tcMar>
-            <w:vAlign w:val="center"/>
-          </w:tcPr>
-          <w:p>
-            <w:pPr>
-              <w:spacing w:line="240" w:lineRule="auto"/>
-              <w:jc w:val="center"/>
-              <w:rPr>
-                <w:rFonts w:ascii="Times New Roman" w:hAnsi="Times New Roman" w:cs="Times New Roman"/>
-                <w:lang w:val="ru-RU"/>
-              </w:rPr>
-            </w:pPr>
-            <w:r>
-              <w:rPr>
-                <w:rFonts w:ascii="Times New Roman" w:hAnsi="Times New Roman" w:cs="Times New Roman"/>
-                <w:lang w:val="ru-RU"/>
-              </w:rPr>
-              <w:t xml:space="preserve">Обеспечен</w:t>
-            </w:r>
-          </w:p>
-        </w:tc>
-        <w:tc>
-          <w:tcPr>
-            <w:tcW w:w="729" w:type="dxa"/>
-            <w:tcBorders>
-              <w:top w:val="single" w:sz="4" w:space="0" w:color="00000A"/>
-              <w:left w:val="single" w:sz="4" w:space="0" w:color="00000A"/>
-              <w:bottom w:val="single" w:sz="4" w:space="0" w:color="00000A"/>
-              <w:right w:val="single" w:sz="4" w:space="0" w:color="00000A"/>
-            </w:tcBorders>
-            <w:shd w:val="clear" w:color="auto" w:fill="auto"/>
-            <w:tcMar>
-              <w:top w:w="0" w:type="dxa"/>
-              <w:left w:w="103" w:type="dxa"/>
-              <w:bottom w:w="0" w:type="dxa"/>
-              <w:right w:w="108" w:type="dxa"/>
-            </w:tcMar>
-            <w:vAlign w:val="center"/>
-          </w:tcPr>
-          <w:p>
-            <w:pPr>
-              <w:spacing w:line="240" w:lineRule="auto"/>
-              <w:jc w:val="center"/>
-              <w:rPr>
-                <w:rFonts w:ascii="Times New Roman" w:hAnsi="Times New Roman" w:cs="Times New Roman"/>
-                <w:lang w:val="ru-RU"/>
-              </w:rPr>
-            </w:pPr>
-            <w:r>
-              <w:rPr>
-                <w:rFonts w:ascii="Times New Roman" w:hAnsi="Times New Roman" w:cs="Times New Roman"/>
-                <w:lang w:val="ru-RU"/>
-              </w:rPr>
-              <w:t xml:space="preserve">-</w:t>
-            </w:r>
-          </w:p>
-        </w:tc>
-      </w:tr>
-      <w:tr>
-        <w:trPr>
-          <w:trHeight w:val="30"/>
-        </w:trPr>
-        <w:tc>
-          <w:tcPr>
-            <w:tcW w:w="1266" w:type="dxa"/>
-            <w:tcBorders>
-              <w:top w:val="single" w:sz="4" w:space="0" w:color="00000A"/>
-              <w:left w:val="single" w:sz="4" w:space="0" w:color="00000A"/>
-              <w:bottom w:val="single" w:sz="4" w:space="0" w:color="00000A"/>
-              <w:right w:val="single" w:sz="4" w:space="0" w:color="00000A"/>
-            </w:tcBorders>
-            <w:shd w:val="clear" w:color="auto" w:fill="auto"/>
-            <w:tcMar>
-              <w:top w:w="0" w:type="dxa"/>
-              <w:left w:w="103" w:type="dxa"/>
-              <w:bottom w:w="0" w:type="dxa"/>
-              <w:right w:w="108" w:type="dxa"/>
-            </w:tcMar>
-            <w:vAlign w:val="center"/>
-          </w:tcPr>
-          <w:p>
-            <w:pPr>
-              <w:spacing w:after="0" w:line="240" w:lineRule="auto"/>
-              <w:rPr>
-                <w:rFonts w:ascii="Times New Roman" w:hAnsi="Times New Roman" w:cs="Times New Roman"/>
-                <w:lang w:val="ru-RU"/>
-              </w:rPr>
-            </w:pPr>
-            <w:r>
-              <w:rPr>
-                <w:rFonts w:ascii="Times New Roman" w:hAnsi="Times New Roman"/>
-                <w:lang w:val="ru-RU"/>
-              </w:rPr>
-              <w:t xml:space="preserve">01 002 026</w:t>
-            </w:r>
-          </w:p>
-        </w:tc>
-        <w:tc>
-          <w:tcPr>
-            <w:tcW w:w="1569" w:type="dxa"/>
-            <w:gridSpan w:val="2"/>
-            <w:tcBorders>
-              <w:top w:val="single" w:sz="4" w:space="0" w:color="00000A"/>
-              <w:left w:val="single" w:sz="4" w:space="0" w:color="00000A"/>
-              <w:bottom w:val="single" w:sz="4" w:space="0" w:color="00000A"/>
-              <w:right w:val="single" w:sz="4" w:space="0" w:color="00000A"/>
-            </w:tcBorders>
-            <w:shd w:val="clear" w:color="auto" w:fill="auto"/>
-            <w:tcMar>
-              <w:top w:w="0" w:type="dxa"/>
-              <w:left w:w="103" w:type="dxa"/>
-              <w:bottom w:w="0" w:type="dxa"/>
-              <w:right w:w="108" w:type="dxa"/>
-            </w:tcMar>
-            <w:vAlign w:val="center"/>
-          </w:tcPr>
-          <w:p>
-            <w:pPr>
-              <w:spacing w:line="240" w:lineRule="auto"/>
-              <w:jc w:val="center"/>
-              <w:rPr>
-                <w:rFonts w:ascii="Times New Roman" w:eastAsia="Times New Roman" w:hAnsi="Times New Roman" w:cs="Times New Roman"/>
-                <w:color w:val="000000"/>
-                <w:sz w:val="24"/>
-                <w:lang w:val="ru-RU"/>
-              </w:rPr>
-            </w:pPr>
-            <w:r>
-              <w:rPr>
-                <w:rFonts w:ascii="Times New Roman" w:hAnsi="Times New Roman" w:cs="Times New Roman"/>
-                <w:sz w:val="24"/>
-                <w:lang w:val="ru-RU"/>
-              </w:rPr>
-              <w:t xml:space="preserve">Разнорабочий</w:t>
-            </w:r>
-          </w:p>
-        </w:tc>
-        <w:tc>
-          <w:tcPr>
-            <w:tcW w:w="557" w:type="dxa"/>
-            <w:tcBorders>
-              <w:top w:val="single" w:sz="4" w:space="0" w:color="00000A"/>
-              <w:left w:val="single" w:sz="4" w:space="0" w:color="00000A"/>
-              <w:bottom w:val="single" w:sz="4" w:space="0" w:color="00000A"/>
-              <w:right w:val="single" w:sz="4" w:space="0" w:color="00000A"/>
-            </w:tcBorders>
-            <w:shd w:val="clear" w:color="auto" w:fill="auto"/>
-            <w:tcMar>
-              <w:top w:w="0" w:type="dxa"/>
-              <w:left w:w="103" w:type="dxa"/>
-              <w:bottom w:w="0" w:type="dxa"/>
-              <w:right w:w="108" w:type="dxa"/>
-            </w:tcMar>
-            <w:vAlign w:val="center"/>
-          </w:tcPr>
-          <w:p>
-            <w:pPr>
-              <w:spacing w:line="240" w:lineRule="auto"/>
-              <w:jc w:val="center"/>
-              <w:rPr>
-                <w:rFonts w:ascii="Times New Roman" w:hAnsi="Times New Roman" w:cs="Times New Roman"/>
-                <w:lang w:val="kk-KZ"/>
-              </w:rPr>
-            </w:pPr>
-            <w:r>
-              <w:rPr>
-                <w:rFonts w:ascii="Times New Roman" w:hAnsi="Times New Roman" w:cs="Times New Roman"/>
-                <w:lang w:val="kk-KZ"/>
-              </w:rPr>
-              <w:t xml:space="preserve">1</w:t>
-            </w:r>
-          </w:p>
-        </w:tc>
-        <w:tc>
-          <w:tcPr>
-            <w:tcW w:w="3119" w:type="dxa"/>
-            <w:tcBorders>
-              <w:top w:val="single" w:sz="4" w:space="0" w:color="00000A"/>
-              <w:left w:val="single" w:sz="4" w:space="0" w:color="00000A"/>
-              <w:bottom w:val="single" w:sz="4" w:space="0" w:color="00000A"/>
-              <w:right w:val="single" w:sz="4" w:space="0" w:color="auto"/>
-            </w:tcBorders>
-            <w:shd w:val="clear" w:color="auto" w:fill="auto"/>
-            <w:tcMar>
-              <w:top w:w="0" w:type="dxa"/>
-              <w:left w:w="5" w:type="dxa"/>
-              <w:bottom w:w="0" w:type="dxa"/>
-              <w:right w:w="108" w:type="dxa"/>
-            </w:tcMar>
-            <w:vAlign w:val="center"/>
-          </w:tcPr>
-          <w:p>
-            <w:pPr>
-              <w:spacing w:after="0" w:line="240" w:lineRule="auto"/>
-              <w:jc w:val="center"/>
-              <w:rPr>
-                <w:rFonts w:ascii="Times New Roman" w:hAnsi="Times New Roman" w:cs="Times New Roman"/>
-                <w:lang w:val="ru-RU"/>
-              </w:rPr>
-            </w:pPr>
-            <w:r>
-              <w:rPr>
-                <w:rFonts w:ascii="Times New Roman" w:eastAsia="Times New Roman" w:hAnsi="Times New Roman" w:cs="Times New Roman"/>
-                <w:color w:val="000000"/>
-                <w:sz w:val="20"/>
-                <w:szCs w:val="20"/>
-                <w:lang w:val="ru-RU"/>
-              </w:rPr>
-              <w:t xml:space="preserve">Жилет, Рубашка, Головной убор, ботинки</w:t>
-            </w:r>
-          </w:p>
-        </w:tc>
-        <w:tc>
-          <w:tcPr>
-            <w:tcW w:w="992" w:type="dxa"/>
-            <w:tcBorders>
-              <w:top w:val="single" w:sz="4" w:space="0" w:color="00000A"/>
-              <w:left w:val="single" w:sz="4" w:space="0" w:color="auto"/>
-              <w:bottom w:val="single" w:sz="4" w:space="0" w:color="00000A"/>
-              <w:right w:val="single" w:sz="4" w:space="0" w:color="auto"/>
-            </w:tcBorders>
-            <w:shd w:val="clear" w:color="auto" w:fill="auto"/>
-            <w:tcMar>
-              <w:top w:w="0" w:type="dxa"/>
-              <w:left w:w="103" w:type="dxa"/>
-              <w:bottom w:w="0" w:type="dxa"/>
-              <w:right w:w="108" w:type="dxa"/>
-            </w:tcMar>
-            <w:vAlign w:val="center"/>
-          </w:tcPr>
-          <w:p>
-            <w:pPr>
-              <w:spacing w:after="20" w:line="240" w:lineRule="auto"/>
-              <w:ind w:left="20"/>
-              <w:jc w:val="center"/>
-              <w:rPr>
-                <w:rFonts w:ascii="Times New Roman" w:hAnsi="Times New Roman" w:cs="Times New Roman"/>
-                <w:lang w:val="ru-RU"/>
-              </w:rPr>
-            </w:pPr>
-            <w:r>
-              <w:rPr>
-                <w:rFonts w:ascii="Times New Roman" w:hAnsi="Times New Roman" w:cs="Times New Roman"/>
-                <w:lang w:val="ru-RU"/>
-              </w:rPr>
-              <w:t xml:space="preserve">Да</w:t>
-            </w:r>
-          </w:p>
-        </w:tc>
-        <w:tc>
-          <w:tcPr>
-            <w:tcW w:w="992" w:type="dxa"/>
-            <w:tcBorders>
-              <w:top w:val="single" w:sz="4" w:space="0" w:color="00000A"/>
-              <w:left w:val="single" w:sz="4" w:space="0" w:color="auto"/>
-              <w:bottom w:val="single" w:sz="4" w:space="0" w:color="00000A"/>
-              <w:right w:val="single" w:sz="4" w:space="0" w:color="00000A"/>
-            </w:tcBorders>
-            <w:shd w:val="clear" w:color="auto" w:fill="auto"/>
-            <w:tcMar>
-              <w:top w:w="0" w:type="dxa"/>
-              <w:left w:w="103" w:type="dxa"/>
-              <w:bottom w:w="0" w:type="dxa"/>
-              <w:right w:w="108" w:type="dxa"/>
-            </w:tcMar>
-            <w:vAlign w:val="center"/>
-          </w:tcPr>
-          <w:p>
-            <w:pPr>
-              <w:spacing w:after="0" w:line="240" w:lineRule="auto"/>
-              <w:jc w:val="center"/>
-              <w:rPr>
-                <w:rFonts w:ascii="Times New Roman" w:hAnsi="Times New Roman" w:cs="Times New Roman"/>
-                <w:lang w:val="ru-RU"/>
-              </w:rPr>
-            </w:pPr>
-            <w:r>
-              <w:rPr>
-                <w:rFonts w:ascii="Times New Roman" w:hAnsi="Times New Roman" w:cs="Times New Roman"/>
-                <w:lang w:val="ru-RU"/>
-              </w:rPr>
-              <w:t xml:space="preserve">В наличии</w:t>
-            </w:r>
-          </w:p>
-        </w:tc>
-        <w:tc>
-          <w:tcPr>
-            <w:tcW w:w="1134" w:type="dxa"/>
-            <w:tcBorders>
-              <w:left w:val="single" w:sz="4" w:space="0" w:color="00000A"/>
-              <w:bottom w:val="single" w:sz="4" w:space="0" w:color="00000A"/>
-              <w:right w:val="single" w:sz="4" w:space="0" w:color="00000A"/>
-            </w:tcBorders>
-            <w:shd w:val="clear" w:color="auto" w:fill="auto"/>
-            <w:tcMar>
-              <w:top w:w="0" w:type="dxa"/>
-              <w:left w:w="103" w:type="dxa"/>
-              <w:bottom w:w="0" w:type="dxa"/>
-              <w:right w:w="108" w:type="dxa"/>
-            </w:tcMar>
-            <w:vAlign w:val="center"/>
-          </w:tcPr>
-          <w:p>
-            <w:pPr>
-              <w:spacing w:line="240" w:lineRule="auto"/>
-              <w:jc w:val="center"/>
-              <w:rPr>
-                <w:rFonts w:ascii="Times New Roman" w:hAnsi="Times New Roman" w:cs="Times New Roman"/>
-                <w:lang w:val="ru-RU"/>
-              </w:rPr>
-            </w:pPr>
-            <w:r>
-              <w:rPr>
-                <w:rFonts w:ascii="Times New Roman" w:hAnsi="Times New Roman" w:cs="Times New Roman"/>
-                <w:lang w:val="ru-RU"/>
-              </w:rPr>
-              <w:t xml:space="preserve">Обеспечен</w:t>
-            </w:r>
-          </w:p>
-        </w:tc>
-        <w:tc>
-          <w:tcPr>
-            <w:tcW w:w="729" w:type="dxa"/>
-            <w:tcBorders>
-              <w:top w:val="single" w:sz="4" w:space="0" w:color="00000A"/>
-              <w:left w:val="single" w:sz="4" w:space="0" w:color="00000A"/>
-              <w:bottom w:val="single" w:sz="4" w:space="0" w:color="00000A"/>
-              <w:right w:val="single" w:sz="4" w:space="0" w:color="00000A"/>
-            </w:tcBorders>
-            <w:shd w:val="clear" w:color="auto" w:fill="auto"/>
-            <w:tcMar>
-              <w:top w:w="0" w:type="dxa"/>
-              <w:left w:w="103" w:type="dxa"/>
-              <w:bottom w:w="0" w:type="dxa"/>
-              <w:right w:w="108" w:type="dxa"/>
-            </w:tcMar>
-            <w:vAlign w:val="center"/>
-          </w:tcPr>
-          <w:p>
-            <w:pPr>
-              <w:spacing w:line="240" w:lineRule="auto"/>
-              <w:jc w:val="center"/>
-              <w:rPr>
-                <w:rFonts w:ascii="Times New Roman" w:hAnsi="Times New Roman" w:cs="Times New Roman"/>
-                <w:lang w:val="ru-RU"/>
-              </w:rPr>
-            </w:pPr>
-            <w:r>
-              <w:rPr>
-                <w:rFonts w:ascii="Times New Roman" w:hAnsi="Times New Roman" w:cs="Times New Roman"/>
-                <w:lang w:val="ru-RU"/>
-              </w:rPr>
-              <w:t xml:space="preserve">-</w:t>
-            </w:r>
-          </w:p>
-        </w:tc>
-      </w:tr>
-      <w:tr>
-        <w:trPr>
-          <w:trHeight w:val="30"/>
-        </w:trPr>
-        <w:tc>
-          <w:tcPr>
-            <w:tcW w:w="1266" w:type="dxa"/>
-            <w:tcBorders>
-              <w:top w:val="single" w:sz="4" w:space="0" w:color="00000A"/>
-              <w:left w:val="single" w:sz="4" w:space="0" w:color="00000A"/>
-              <w:bottom w:val="single" w:sz="4" w:space="0" w:color="00000A"/>
-              <w:right w:val="single" w:sz="4" w:space="0" w:color="00000A"/>
-            </w:tcBorders>
-            <w:shd w:val="clear" w:color="auto" w:fill="auto"/>
-            <w:tcMar>
-              <w:top w:w="0" w:type="dxa"/>
-              <w:left w:w="103" w:type="dxa"/>
-              <w:bottom w:w="0" w:type="dxa"/>
-              <w:right w:w="108" w:type="dxa"/>
-            </w:tcMar>
-            <w:vAlign w:val="center"/>
-          </w:tcPr>
-          <w:p>
-            <w:pPr>
-              <w:spacing w:after="0" w:line="240" w:lineRule="auto"/>
-              <w:rPr>
-                <w:rFonts w:ascii="Times New Roman" w:hAnsi="Times New Roman" w:cs="Times New Roman"/>
-                <w:lang w:val="ru-RU"/>
-              </w:rPr>
-            </w:pPr>
-            <w:r>
-              <w:rPr>
-                <w:rFonts w:ascii="Times New Roman" w:hAnsi="Times New Roman"/>
-                <w:lang w:val="ru-RU"/>
-              </w:rPr>
-              <w:t xml:space="preserve">01 002 027</w:t>
-            </w:r>
-          </w:p>
-        </w:tc>
-        <w:tc>
-          <w:tcPr>
-            <w:tcW w:w="1569" w:type="dxa"/>
-            <w:gridSpan w:val="2"/>
-            <w:tcBorders>
-              <w:top w:val="single" w:sz="4" w:space="0" w:color="00000A"/>
-              <w:left w:val="single" w:sz="4" w:space="0" w:color="00000A"/>
-              <w:bottom w:val="single" w:sz="4" w:space="0" w:color="00000A"/>
-              <w:right w:val="single" w:sz="4" w:space="0" w:color="00000A"/>
-            </w:tcBorders>
-            <w:shd w:val="clear" w:color="auto" w:fill="auto"/>
-            <w:tcMar>
-              <w:top w:w="0" w:type="dxa"/>
-              <w:left w:w="103" w:type="dxa"/>
-              <w:bottom w:w="0" w:type="dxa"/>
-              <w:right w:w="108" w:type="dxa"/>
-            </w:tcMar>
-            <w:vAlign w:val="center"/>
-          </w:tcPr>
-          <w:p>
-            <w:pPr>
-              <w:spacing w:line="240" w:lineRule="auto"/>
-              <w:jc w:val="center"/>
-              <w:rPr>
-                <w:rFonts w:ascii="Times New Roman" w:eastAsia="Times New Roman" w:hAnsi="Times New Roman" w:cs="Times New Roman"/>
-                <w:color w:val="000000"/>
-                <w:sz w:val="24"/>
-                <w:lang w:val="ru-RU"/>
-              </w:rPr>
-            </w:pPr>
-            <w:r>
-              <w:rPr>
-                <w:rFonts w:ascii="Times New Roman" w:hAnsi="Times New Roman" w:cs="Times New Roman"/>
-                <w:sz w:val="24"/>
-                <w:lang w:val="ru-RU"/>
-              </w:rPr>
-              <w:t xml:space="preserve">Слесарь</w:t>
-            </w:r>
-          </w:p>
-        </w:tc>
-        <w:tc>
-          <w:tcPr>
-            <w:tcW w:w="557" w:type="dxa"/>
-            <w:tcBorders>
-              <w:top w:val="single" w:sz="4" w:space="0" w:color="00000A"/>
-              <w:left w:val="single" w:sz="4" w:space="0" w:color="00000A"/>
-              <w:bottom w:val="single" w:sz="4" w:space="0" w:color="00000A"/>
-              <w:right w:val="single" w:sz="4" w:space="0" w:color="00000A"/>
-            </w:tcBorders>
-            <w:shd w:val="clear" w:color="auto" w:fill="auto"/>
-            <w:tcMar>
-              <w:top w:w="0" w:type="dxa"/>
-              <w:left w:w="103" w:type="dxa"/>
-              <w:bottom w:w="0" w:type="dxa"/>
-              <w:right w:w="108" w:type="dxa"/>
-            </w:tcMar>
-            <w:vAlign w:val="center"/>
-          </w:tcPr>
-          <w:p>
-            <w:pPr>
-              <w:spacing w:line="240" w:lineRule="auto"/>
-              <w:jc w:val="center"/>
-              <w:rPr>
-                <w:rFonts w:ascii="Times New Roman" w:hAnsi="Times New Roman" w:cs="Times New Roman"/>
-                <w:lang w:val="kk-KZ"/>
-              </w:rPr>
-            </w:pPr>
-            <w:r>
-              <w:rPr>
-                <w:rFonts w:ascii="Times New Roman" w:hAnsi="Times New Roman" w:cs="Times New Roman"/>
-                <w:lang w:val="kk-KZ"/>
-              </w:rPr>
-              <w:t xml:space="preserve">1</w:t>
-            </w:r>
-          </w:p>
-        </w:tc>
-        <w:tc>
-          <w:tcPr>
-            <w:tcW w:w="3119" w:type="dxa"/>
-            <w:tcBorders>
-              <w:top w:val="single" w:sz="4" w:space="0" w:color="00000A"/>
-              <w:left w:val="single" w:sz="4" w:space="0" w:color="00000A"/>
-              <w:bottom w:val="single" w:sz="4" w:space="0" w:color="00000A"/>
-              <w:right w:val="single" w:sz="4" w:space="0" w:color="auto"/>
-            </w:tcBorders>
-            <w:shd w:val="clear" w:color="auto" w:fill="auto"/>
-            <w:tcMar>
-              <w:top w:w="0" w:type="dxa"/>
-              <w:left w:w="5" w:type="dxa"/>
-              <w:bottom w:w="0" w:type="dxa"/>
-              <w:right w:w="108" w:type="dxa"/>
-            </w:tcMar>
-            <w:vAlign w:val="center"/>
-          </w:tcPr>
-          <w:p>
-            <w:pPr>
-              <w:spacing w:after="0" w:line="240" w:lineRule="auto"/>
-              <w:jc w:val="center"/>
-              <w:rPr>
-                <w:rFonts w:ascii="Times New Roman" w:hAnsi="Times New Roman" w:cs="Times New Roman"/>
-                <w:lang w:val="ru-RU"/>
-              </w:rPr>
-            </w:pPr>
-            <w:r>
-              <w:rPr>
-                <w:rFonts w:ascii="Times New Roman" w:eastAsia="Times New Roman" w:hAnsi="Times New Roman" w:cs="Times New Roman"/>
-                <w:color w:val="000000"/>
-                <w:sz w:val="20"/>
-                <w:szCs w:val="20"/>
-                <w:lang w:val="ru-RU"/>
-              </w:rPr>
-              <w:t xml:space="preserve">Жилет, Рубашка, Головной убор, ботинки</w:t>
-            </w:r>
-          </w:p>
-        </w:tc>
-        <w:tc>
-          <w:tcPr>
-            <w:tcW w:w="992" w:type="dxa"/>
-            <w:tcBorders>
-              <w:top w:val="single" w:sz="4" w:space="0" w:color="00000A"/>
-              <w:left w:val="single" w:sz="4" w:space="0" w:color="auto"/>
-              <w:bottom w:val="single" w:sz="4" w:space="0" w:color="00000A"/>
-              <w:right w:val="single" w:sz="4" w:space="0" w:color="auto"/>
-            </w:tcBorders>
-            <w:shd w:val="clear" w:color="auto" w:fill="auto"/>
-            <w:tcMar>
-              <w:top w:w="0" w:type="dxa"/>
-              <w:left w:w="103" w:type="dxa"/>
-              <w:bottom w:w="0" w:type="dxa"/>
-              <w:right w:w="108" w:type="dxa"/>
-            </w:tcMar>
-            <w:vAlign w:val="center"/>
-          </w:tcPr>
-          <w:p>
-            <w:pPr>
-              <w:spacing w:after="20" w:line="240" w:lineRule="auto"/>
-              <w:ind w:left="20"/>
-              <w:jc w:val="center"/>
-              <w:rPr>
-                <w:rFonts w:ascii="Times New Roman" w:hAnsi="Times New Roman" w:cs="Times New Roman"/>
-                <w:lang w:val="ru-RU"/>
-              </w:rPr>
-            </w:pPr>
-            <w:r>
-              <w:rPr>
-                <w:rFonts w:ascii="Times New Roman" w:hAnsi="Times New Roman" w:cs="Times New Roman"/>
-                <w:lang w:val="ru-RU"/>
-              </w:rPr>
-              <w:t xml:space="preserve">Да</w:t>
-            </w:r>
-          </w:p>
-        </w:tc>
-        <w:tc>
-          <w:tcPr>
-            <w:tcW w:w="992" w:type="dxa"/>
-            <w:tcBorders>
-              <w:top w:val="single" w:sz="4" w:space="0" w:color="00000A"/>
-              <w:left w:val="single" w:sz="4" w:space="0" w:color="auto"/>
-              <w:bottom w:val="single" w:sz="4" w:space="0" w:color="00000A"/>
-              <w:right w:val="single" w:sz="4" w:space="0" w:color="00000A"/>
-            </w:tcBorders>
-            <w:shd w:val="clear" w:color="auto" w:fill="auto"/>
-            <w:tcMar>
-              <w:top w:w="0" w:type="dxa"/>
-              <w:left w:w="103" w:type="dxa"/>
-              <w:bottom w:w="0" w:type="dxa"/>
-              <w:right w:w="108" w:type="dxa"/>
-            </w:tcMar>
-            <w:vAlign w:val="center"/>
-          </w:tcPr>
-          <w:p>
-            <w:pPr>
-              <w:spacing w:after="0" w:line="240" w:lineRule="auto"/>
-              <w:jc w:val="center"/>
-              <w:rPr>
-                <w:rFonts w:ascii="Times New Roman" w:hAnsi="Times New Roman" w:cs="Times New Roman"/>
-                <w:lang w:val="ru-RU"/>
-              </w:rPr>
-            </w:pPr>
-            <w:r>
-              <w:rPr>
-                <w:rFonts w:ascii="Times New Roman" w:hAnsi="Times New Roman" w:cs="Times New Roman"/>
-                <w:lang w:val="ru-RU"/>
-              </w:rPr>
-              <w:t xml:space="preserve">В наличии</w:t>
-            </w:r>
-          </w:p>
-        </w:tc>
-        <w:tc>
-          <w:tcPr>
-            <w:tcW w:w="1134" w:type="dxa"/>
-            <w:tcBorders>
-              <w:left w:val="single" w:sz="4" w:space="0" w:color="00000A"/>
-              <w:bottom w:val="single" w:sz="4" w:space="0" w:color="00000A"/>
-              <w:right w:val="single" w:sz="4" w:space="0" w:color="00000A"/>
-            </w:tcBorders>
-            <w:shd w:val="clear" w:color="auto" w:fill="auto"/>
-            <w:tcMar>
-              <w:top w:w="0" w:type="dxa"/>
-              <w:left w:w="103" w:type="dxa"/>
-              <w:bottom w:w="0" w:type="dxa"/>
-              <w:right w:w="108" w:type="dxa"/>
-            </w:tcMar>
-            <w:vAlign w:val="center"/>
-          </w:tcPr>
-          <w:p>
-            <w:pPr>
-              <w:spacing w:line="240" w:lineRule="auto"/>
-              <w:jc w:val="center"/>
-              <w:rPr>
-                <w:rFonts w:ascii="Times New Roman" w:hAnsi="Times New Roman" w:cs="Times New Roman"/>
-                <w:lang w:val="ru-RU"/>
-              </w:rPr>
-            </w:pPr>
-            <w:r>
-              <w:rPr>
-                <w:rFonts w:ascii="Times New Roman" w:hAnsi="Times New Roman" w:cs="Times New Roman"/>
-                <w:lang w:val="ru-RU"/>
-              </w:rPr>
-              <w:t xml:space="preserve">Обеспечен</w:t>
-            </w:r>
-          </w:p>
-        </w:tc>
-        <w:tc>
-          <w:tcPr>
-            <w:tcW w:w="729" w:type="dxa"/>
-            <w:tcBorders>
-              <w:top w:val="single" w:sz="4" w:space="0" w:color="00000A"/>
-              <w:left w:val="single" w:sz="4" w:space="0" w:color="00000A"/>
-              <w:bottom w:val="single" w:sz="4" w:space="0" w:color="00000A"/>
-              <w:right w:val="single" w:sz="4" w:space="0" w:color="00000A"/>
-            </w:tcBorders>
-            <w:shd w:val="clear" w:color="auto" w:fill="auto"/>
-            <w:tcMar>
-              <w:top w:w="0" w:type="dxa"/>
-              <w:left w:w="103" w:type="dxa"/>
-              <w:bottom w:w="0" w:type="dxa"/>
-              <w:right w:w="108" w:type="dxa"/>
-            </w:tcMar>
-            <w:vAlign w:val="center"/>
-          </w:tcPr>
-          <w:p>
-            <w:pPr>
-              <w:spacing w:line="240" w:lineRule="auto"/>
-              <w:jc w:val="center"/>
-              <w:rPr>
-                <w:rFonts w:ascii="Times New Roman" w:hAnsi="Times New Roman" w:cs="Times New Roman"/>
-                <w:lang w:val="ru-RU"/>
-              </w:rPr>
-            </w:pPr>
-            <w:r>
-              <w:rPr>
-                <w:rFonts w:ascii="Times New Roman" w:hAnsi="Times New Roman" w:cs="Times New Roman"/>
-                <w:lang w:val="ru-RU"/>
-              </w:rPr>
-              <w:t xml:space="preserve">-</w:t>
-            </w:r>
-          </w:p>
-        </w:tc>
-      </w:tr>
-      <w:tr>
-        <w:trPr>
-          <w:trHeight w:val="30"/>
-        </w:trPr>
-        <w:tc>
-          <w:tcPr>
-            <w:tcW w:w="1266" w:type="dxa"/>
-            <w:tcBorders>
-              <w:top w:val="single" w:sz="4" w:space="0" w:color="00000A"/>
-              <w:left w:val="single" w:sz="4" w:space="0" w:color="00000A"/>
-              <w:bottom w:val="single" w:sz="4" w:space="0" w:color="00000A"/>
-              <w:right w:val="single" w:sz="4" w:space="0" w:color="00000A"/>
-            </w:tcBorders>
-            <w:shd w:val="clear" w:color="auto" w:fill="auto"/>
-            <w:tcMar>
-              <w:top w:w="0" w:type="dxa"/>
-              <w:left w:w="103" w:type="dxa"/>
-              <w:bottom w:w="0" w:type="dxa"/>
-              <w:right w:w="108" w:type="dxa"/>
-            </w:tcMar>
-            <w:vAlign w:val="center"/>
-          </w:tcPr>
-          <w:p>
-            <w:pPr>
-              <w:spacing w:after="0" w:line="240" w:lineRule="auto"/>
-              <w:rPr>
-                <w:rFonts w:ascii="Times New Roman" w:hAnsi="Times New Roman" w:cs="Times New Roman"/>
-                <w:lang w:val="ru-RU"/>
-              </w:rPr>
-            </w:pPr>
-            <w:r>
-              <w:rPr>
-                <w:rFonts w:ascii="Times New Roman" w:hAnsi="Times New Roman"/>
-                <w:lang w:val="ru-RU"/>
-              </w:rPr>
-              <w:t xml:space="preserve">01 002 028</w:t>
-            </w:r>
-          </w:p>
-        </w:tc>
-        <w:tc>
-          <w:tcPr>
-            <w:tcW w:w="1569" w:type="dxa"/>
-            <w:gridSpan w:val="2"/>
-            <w:tcBorders>
-              <w:top w:val="single" w:sz="4" w:space="0" w:color="00000A"/>
-              <w:left w:val="single" w:sz="4" w:space="0" w:color="00000A"/>
-              <w:bottom w:val="single" w:sz="4" w:space="0" w:color="00000A"/>
-              <w:right w:val="single" w:sz="4" w:space="0" w:color="00000A"/>
-            </w:tcBorders>
-            <w:shd w:val="clear" w:color="auto" w:fill="auto"/>
-            <w:tcMar>
-              <w:top w:w="0" w:type="dxa"/>
-              <w:left w:w="103" w:type="dxa"/>
-              <w:bottom w:w="0" w:type="dxa"/>
-              <w:right w:w="108" w:type="dxa"/>
-            </w:tcMar>
-            <w:vAlign w:val="center"/>
-          </w:tcPr>
-          <w:p>
-            <w:pPr>
-              <w:spacing w:line="240" w:lineRule="auto"/>
-              <w:jc w:val="center"/>
-              <w:rPr>
-                <w:rFonts w:ascii="Times New Roman" w:eastAsia="Times New Roman" w:hAnsi="Times New Roman" w:cs="Times New Roman"/>
-                <w:color w:val="000000"/>
-                <w:sz w:val="24"/>
-                <w:lang w:val="ru-RU"/>
-              </w:rPr>
-            </w:pPr>
-            <w:r>
-              <w:rPr>
-                <w:rFonts w:ascii="Times New Roman" w:hAnsi="Times New Roman" w:cs="Times New Roman"/>
-                <w:sz w:val="24"/>
-                <w:lang w:val="ru-RU"/>
-              </w:rPr>
-              <w:t xml:space="preserve">Сторож</w:t>
-            </w:r>
-          </w:p>
-        </w:tc>
-        <w:tc>
-          <w:tcPr>
-            <w:tcW w:w="557" w:type="dxa"/>
-            <w:tcBorders>
-              <w:top w:val="single" w:sz="4" w:space="0" w:color="00000A"/>
-              <w:left w:val="single" w:sz="4" w:space="0" w:color="00000A"/>
-              <w:bottom w:val="single" w:sz="4" w:space="0" w:color="00000A"/>
-              <w:right w:val="single" w:sz="4" w:space="0" w:color="00000A"/>
-            </w:tcBorders>
-            <w:shd w:val="clear" w:color="auto" w:fill="auto"/>
-            <w:tcMar>
-              <w:top w:w="0" w:type="dxa"/>
-              <w:left w:w="103" w:type="dxa"/>
-              <w:bottom w:w="0" w:type="dxa"/>
-              <w:right w:w="108" w:type="dxa"/>
-            </w:tcMar>
-            <w:vAlign w:val="center"/>
-          </w:tcPr>
-          <w:p>
-            <w:pPr>
-              <w:spacing w:line="240" w:lineRule="auto"/>
-              <w:jc w:val="center"/>
-              <w:rPr>
-                <w:rFonts w:ascii="Times New Roman" w:hAnsi="Times New Roman" w:cs="Times New Roman"/>
-                <w:lang w:val="kk-KZ"/>
-              </w:rPr>
-            </w:pPr>
-            <w:r>
-              <w:rPr>
-                <w:rFonts w:ascii="Times New Roman" w:hAnsi="Times New Roman" w:cs="Times New Roman"/>
-                <w:lang w:val="kk-KZ"/>
-              </w:rPr>
-              <w:t xml:space="preserve">1</w:t>
-            </w:r>
-          </w:p>
-        </w:tc>
-        <w:tc>
-          <w:tcPr>
-            <w:tcW w:w="3119" w:type="dxa"/>
-            <w:tcBorders>
-              <w:top w:val="single" w:sz="4" w:space="0" w:color="00000A"/>
-              <w:left w:val="single" w:sz="4" w:space="0" w:color="00000A"/>
-              <w:bottom w:val="single" w:sz="4" w:space="0" w:color="00000A"/>
-              <w:right w:val="single" w:sz="4" w:space="0" w:color="auto"/>
-            </w:tcBorders>
-            <w:shd w:val="clear" w:color="auto" w:fill="auto"/>
-            <w:tcMar>
-              <w:top w:w="0" w:type="dxa"/>
-              <w:left w:w="5" w:type="dxa"/>
-              <w:bottom w:w="0" w:type="dxa"/>
-              <w:right w:w="108" w:type="dxa"/>
-            </w:tcMar>
-            <w:vAlign w:val="center"/>
-          </w:tcPr>
-          <w:p>
-            <w:pPr>
-              <w:spacing w:after="0" w:line="240" w:lineRule="auto"/>
-              <w:jc w:val="center"/>
-              <w:rPr>
-                <w:rFonts w:ascii="Times New Roman" w:hAnsi="Times New Roman" w:cs="Times New Roman"/>
-                <w:lang w:val="ru-RU"/>
-              </w:rPr>
-            </w:pPr>
-            <w:r>
-              <w:rPr>
-                <w:rFonts w:ascii="Times New Roman" w:eastAsia="Times New Roman" w:hAnsi="Times New Roman" w:cs="Times New Roman"/>
-                <w:color w:val="000000"/>
-                <w:sz w:val="20"/>
-                <w:szCs w:val="20"/>
-                <w:lang w:val="ru-RU"/>
-              </w:rPr>
-              <w:t xml:space="preserve">Жилет, Рубашка, Головной убор, ботинки</w:t>
-            </w:r>
-          </w:p>
-        </w:tc>
-        <w:tc>
-          <w:tcPr>
-            <w:tcW w:w="992" w:type="dxa"/>
-            <w:tcBorders>
-              <w:top w:val="single" w:sz="4" w:space="0" w:color="00000A"/>
-              <w:left w:val="single" w:sz="4" w:space="0" w:color="auto"/>
-              <w:bottom w:val="single" w:sz="4" w:space="0" w:color="00000A"/>
-              <w:right w:val="single" w:sz="4" w:space="0" w:color="auto"/>
-            </w:tcBorders>
-            <w:shd w:val="clear" w:color="auto" w:fill="auto"/>
-            <w:tcMar>
-              <w:top w:w="0" w:type="dxa"/>
-              <w:left w:w="103" w:type="dxa"/>
-              <w:bottom w:w="0" w:type="dxa"/>
-              <w:right w:w="108" w:type="dxa"/>
-            </w:tcMar>
-            <w:vAlign w:val="center"/>
-          </w:tcPr>
-          <w:p>
-            <w:pPr>
-              <w:spacing w:after="20" w:line="240" w:lineRule="auto"/>
-              <w:ind w:left="20"/>
-              <w:jc w:val="center"/>
-              <w:rPr>
-                <w:rFonts w:ascii="Times New Roman" w:hAnsi="Times New Roman" w:cs="Times New Roman"/>
-                <w:lang w:val="ru-RU"/>
-              </w:rPr>
-            </w:pPr>
-            <w:r>
-              <w:rPr>
-                <w:rFonts w:ascii="Times New Roman" w:hAnsi="Times New Roman" w:cs="Times New Roman"/>
-                <w:lang w:val="ru-RU"/>
-              </w:rPr>
-              <w:t xml:space="preserve">Да</w:t>
-            </w:r>
-          </w:p>
-        </w:tc>
-        <w:tc>
-          <w:tcPr>
-            <w:tcW w:w="992" w:type="dxa"/>
-            <w:tcBorders>
-              <w:top w:val="single" w:sz="4" w:space="0" w:color="00000A"/>
-              <w:left w:val="single" w:sz="4" w:space="0" w:color="auto"/>
-              <w:bottom w:val="single" w:sz="4" w:space="0" w:color="00000A"/>
-              <w:right w:val="single" w:sz="4" w:space="0" w:color="00000A"/>
-            </w:tcBorders>
-            <w:shd w:val="clear" w:color="auto" w:fill="auto"/>
-            <w:tcMar>
-              <w:top w:w="0" w:type="dxa"/>
-              <w:left w:w="103" w:type="dxa"/>
-              <w:bottom w:w="0" w:type="dxa"/>
-              <w:right w:w="108" w:type="dxa"/>
-            </w:tcMar>
-            <w:vAlign w:val="center"/>
-          </w:tcPr>
-          <w:p>
-            <w:pPr>
-              <w:spacing w:after="0" w:line="240" w:lineRule="auto"/>
-              <w:jc w:val="center"/>
-              <w:rPr>
-                <w:rFonts w:ascii="Times New Roman" w:hAnsi="Times New Roman" w:cs="Times New Roman"/>
-                <w:lang w:val="ru-RU"/>
-              </w:rPr>
-            </w:pPr>
-            <w:r>
-              <w:rPr>
-                <w:rFonts w:ascii="Times New Roman" w:hAnsi="Times New Roman" w:cs="Times New Roman"/>
-                <w:lang w:val="ru-RU"/>
-              </w:rPr>
-              <w:t xml:space="preserve">В наличии</w:t>
-            </w:r>
-          </w:p>
-        </w:tc>
-        <w:tc>
-          <w:tcPr>
-            <w:tcW w:w="1134" w:type="dxa"/>
-            <w:tcBorders>
-              <w:left w:val="single" w:sz="4" w:space="0" w:color="00000A"/>
-              <w:bottom w:val="single" w:sz="4" w:space="0" w:color="00000A"/>
-              <w:right w:val="single" w:sz="4" w:space="0" w:color="00000A"/>
-            </w:tcBorders>
-            <w:shd w:val="clear" w:color="auto" w:fill="auto"/>
-            <w:tcMar>
-              <w:top w:w="0" w:type="dxa"/>
-              <w:left w:w="103" w:type="dxa"/>
-              <w:bottom w:w="0" w:type="dxa"/>
-              <w:right w:w="108" w:type="dxa"/>
-            </w:tcMar>
-            <w:vAlign w:val="center"/>
-          </w:tcPr>
-          <w:p>
-            <w:pPr>
-              <w:spacing w:line="240" w:lineRule="auto"/>
-              <w:jc w:val="center"/>
-              <w:rPr>
-                <w:rFonts w:ascii="Times New Roman" w:hAnsi="Times New Roman" w:cs="Times New Roman"/>
-                <w:lang w:val="ru-RU"/>
-              </w:rPr>
-            </w:pPr>
-            <w:r>
-              <w:rPr>
-                <w:rFonts w:ascii="Times New Roman" w:hAnsi="Times New Roman" w:cs="Times New Roman"/>
-                <w:lang w:val="ru-RU"/>
-              </w:rPr>
-              <w:t xml:space="preserve">Обеспечен</w:t>
-            </w:r>
-          </w:p>
-        </w:tc>
-        <w:tc>
-          <w:tcPr>
-            <w:tcW w:w="729" w:type="dxa"/>
-            <w:tcBorders>
-              <w:top w:val="single" w:sz="4" w:space="0" w:color="00000A"/>
-              <w:left w:val="single" w:sz="4" w:space="0" w:color="00000A"/>
-              <w:bottom w:val="single" w:sz="4" w:space="0" w:color="00000A"/>
-              <w:right w:val="single" w:sz="4" w:space="0" w:color="00000A"/>
-            </w:tcBorders>
-            <w:shd w:val="clear" w:color="auto" w:fill="auto"/>
-            <w:tcMar>
-              <w:top w:w="0" w:type="dxa"/>
-              <w:left w:w="103" w:type="dxa"/>
-              <w:bottom w:w="0" w:type="dxa"/>
-              <w:right w:w="108" w:type="dxa"/>
-            </w:tcMar>
-            <w:vAlign w:val="center"/>
-          </w:tcPr>
-          <w:p>
-            <w:pPr>
-              <w:spacing w:line="240" w:lineRule="auto"/>
-              <w:jc w:val="center"/>
-              <w:rPr>
-                <w:rFonts w:ascii="Times New Roman" w:hAnsi="Times New Roman" w:cs="Times New Roman"/>
-                <w:lang w:val="ru-RU"/>
-              </w:rPr>
-            </w:pPr>
-            <w:r>
-              <w:rPr>
-                <w:rFonts w:ascii="Times New Roman" w:hAnsi="Times New Roman" w:cs="Times New Roman"/>
-                <w:lang w:val="ru-RU"/>
-              </w:rPr>
-              <w:t xml:space="preserve">-</w:t>
-            </w:r>
-          </w:p>
-        </w:tc>
-      </w:tr>
-      <w:tr>
-        <w:trPr>
-          <w:trHeight w:val="30"/>
-        </w:trPr>
-        <w:tc>
-          <w:tcPr>
-            <w:tcW w:w="1266" w:type="dxa"/>
-            <w:tcBorders>
-              <w:top w:val="single" w:sz="4" w:space="0" w:color="00000A"/>
-              <w:left w:val="single" w:sz="4" w:space="0" w:color="00000A"/>
-              <w:bottom w:val="single" w:sz="4" w:space="0" w:color="00000A"/>
-              <w:right w:val="single" w:sz="4" w:space="0" w:color="00000A"/>
-            </w:tcBorders>
-            <w:shd w:val="clear" w:color="auto" w:fill="auto"/>
-            <w:tcMar>
-              <w:top w:w="0" w:type="dxa"/>
-              <w:left w:w="103" w:type="dxa"/>
-              <w:bottom w:w="0" w:type="dxa"/>
-              <w:right w:w="108" w:type="dxa"/>
-            </w:tcMar>
-            <w:vAlign w:val="center"/>
-          </w:tcPr>
-          <w:p>
-            <w:pPr>
-              <w:spacing w:after="0" w:line="240" w:lineRule="auto"/>
-              <w:rPr>
-                <w:rFonts w:ascii="Times New Roman" w:hAnsi="Times New Roman" w:cs="Times New Roman"/>
-                <w:lang w:val="ru-RU"/>
-              </w:rPr>
-            </w:pPr>
-            <w:r>
-              <w:rPr>
-                <w:rFonts w:ascii="Times New Roman" w:hAnsi="Times New Roman"/>
-                <w:lang w:val="ru-RU"/>
-              </w:rPr>
-              <w:t xml:space="preserve">01 002 029</w:t>
-            </w:r>
-          </w:p>
-        </w:tc>
-        <w:tc>
-          <w:tcPr>
-            <w:tcW w:w="1569" w:type="dxa"/>
-            <w:gridSpan w:val="2"/>
-            <w:tcBorders>
-              <w:top w:val="single" w:sz="4" w:space="0" w:color="00000A"/>
-              <w:left w:val="single" w:sz="4" w:space="0" w:color="00000A"/>
-              <w:bottom w:val="single" w:sz="4" w:space="0" w:color="00000A"/>
-              <w:right w:val="single" w:sz="4" w:space="0" w:color="00000A"/>
-            </w:tcBorders>
-            <w:shd w:val="clear" w:color="auto" w:fill="auto"/>
-            <w:tcMar>
-              <w:top w:w="0" w:type="dxa"/>
-              <w:left w:w="103" w:type="dxa"/>
-              <w:bottom w:w="0" w:type="dxa"/>
-              <w:right w:w="108" w:type="dxa"/>
-            </w:tcMar>
-            <w:vAlign w:val="center"/>
-          </w:tcPr>
-          <w:p>
-            <w:pPr>
-              <w:spacing w:line="240" w:lineRule="auto"/>
-              <w:jc w:val="center"/>
-              <w:rPr>
-                <w:rFonts w:ascii="Times New Roman" w:eastAsia="Times New Roman" w:hAnsi="Times New Roman" w:cs="Times New Roman"/>
-                <w:color w:val="000000"/>
-                <w:sz w:val="24"/>
-                <w:lang w:val="ru-RU"/>
-              </w:rPr>
-            </w:pPr>
-            <w:r>
-              <w:rPr>
-                <w:rFonts w:ascii="Times New Roman" w:hAnsi="Times New Roman" w:cs="Times New Roman"/>
-                <w:sz w:val="24"/>
-                <w:lang w:val="ru-RU"/>
-              </w:rPr>
-              <w:t xml:space="preserve">Шеф повар</w:t>
-            </w:r>
-          </w:p>
-        </w:tc>
-        <w:tc>
-          <w:tcPr>
-            <w:tcW w:w="557" w:type="dxa"/>
-            <w:tcBorders>
-              <w:top w:val="single" w:sz="4" w:space="0" w:color="00000A"/>
-              <w:left w:val="single" w:sz="4" w:space="0" w:color="00000A"/>
-              <w:bottom w:val="single" w:sz="4" w:space="0" w:color="00000A"/>
-              <w:right w:val="single" w:sz="4" w:space="0" w:color="00000A"/>
-            </w:tcBorders>
-            <w:shd w:val="clear" w:color="auto" w:fill="auto"/>
-            <w:tcMar>
-              <w:top w:w="0" w:type="dxa"/>
-              <w:left w:w="103" w:type="dxa"/>
-              <w:bottom w:w="0" w:type="dxa"/>
-              <w:right w:w="108" w:type="dxa"/>
-            </w:tcMar>
-            <w:vAlign w:val="center"/>
-          </w:tcPr>
-          <w:p>
-            <w:pPr>
-              <w:spacing w:line="240" w:lineRule="auto"/>
-              <w:jc w:val="center"/>
-              <w:rPr>
-                <w:rFonts w:ascii="Times New Roman" w:hAnsi="Times New Roman" w:cs="Times New Roman"/>
-                <w:lang w:val="kk-KZ"/>
-              </w:rPr>
-            </w:pPr>
-            <w:r>
-              <w:rPr>
-                <w:rFonts w:ascii="Times New Roman" w:hAnsi="Times New Roman" w:cs="Times New Roman"/>
-                <w:lang w:val="kk-KZ"/>
-              </w:rPr>
-              <w:t xml:space="preserve">1</w:t>
-            </w:r>
-          </w:p>
-        </w:tc>
-        <w:tc>
-          <w:tcPr>
-            <w:tcW w:w="3119" w:type="dxa"/>
-            <w:tcBorders>
-              <w:top w:val="single" w:sz="4" w:space="0" w:color="00000A"/>
-              <w:left w:val="single" w:sz="4" w:space="0" w:color="00000A"/>
-              <w:bottom w:val="single" w:sz="4" w:space="0" w:color="00000A"/>
-              <w:right w:val="single" w:sz="4" w:space="0" w:color="auto"/>
-            </w:tcBorders>
-            <w:shd w:val="clear" w:color="auto" w:fill="auto"/>
-            <w:tcMar>
-              <w:top w:w="0" w:type="dxa"/>
-              <w:left w:w="5" w:type="dxa"/>
-              <w:bottom w:w="0" w:type="dxa"/>
-              <w:right w:w="108" w:type="dxa"/>
-            </w:tcMar>
-            <w:vAlign w:val="center"/>
-          </w:tcPr>
-          <w:p>
-            <w:pPr>
-              <w:spacing w:after="0" w:line="240" w:lineRule="auto"/>
-              <w:jc w:val="center"/>
-              <w:rPr>
-                <w:rFonts w:ascii="Times New Roman" w:hAnsi="Times New Roman" w:cs="Times New Roman"/>
-                <w:lang w:val="ru-RU"/>
-              </w:rPr>
-            </w:pPr>
-            <w:r>
-              <w:rPr>
-                <w:rFonts w:ascii="Times New Roman" w:eastAsia="Times New Roman" w:hAnsi="Times New Roman" w:cs="Times New Roman"/>
-                <w:color w:val="000000"/>
-                <w:sz w:val="20"/>
-                <w:szCs w:val="20"/>
-                <w:lang w:val="ru-RU"/>
-              </w:rPr>
-              <w:t xml:space="preserve">Жилет, Рубашка, Головной убор, ботинки</w:t>
-            </w:r>
-          </w:p>
-        </w:tc>
-        <w:tc>
-          <w:tcPr>
-            <w:tcW w:w="992" w:type="dxa"/>
-            <w:tcBorders>
-              <w:top w:val="single" w:sz="4" w:space="0" w:color="00000A"/>
-              <w:left w:val="single" w:sz="4" w:space="0" w:color="auto"/>
-              <w:bottom w:val="single" w:sz="4" w:space="0" w:color="00000A"/>
-              <w:right w:val="single" w:sz="4" w:space="0" w:color="auto"/>
-            </w:tcBorders>
-            <w:shd w:val="clear" w:color="auto" w:fill="auto"/>
-            <w:tcMar>
-              <w:top w:w="0" w:type="dxa"/>
-              <w:left w:w="103" w:type="dxa"/>
-              <w:bottom w:w="0" w:type="dxa"/>
-              <w:right w:w="108" w:type="dxa"/>
-            </w:tcMar>
-            <w:vAlign w:val="center"/>
-          </w:tcPr>
-          <w:p>
-            <w:pPr>
-              <w:spacing w:after="20" w:line="240" w:lineRule="auto"/>
-              <w:ind w:left="20"/>
-              <w:jc w:val="center"/>
-              <w:rPr>
-                <w:rFonts w:ascii="Times New Roman" w:hAnsi="Times New Roman" w:cs="Times New Roman"/>
-                <w:lang w:val="ru-RU"/>
-              </w:rPr>
-            </w:pPr>
-            <w:r>
-              <w:rPr>
-                <w:rFonts w:ascii="Times New Roman" w:hAnsi="Times New Roman" w:cs="Times New Roman"/>
-                <w:lang w:val="ru-RU"/>
-              </w:rPr>
-              <w:t xml:space="preserve">Да</w:t>
-            </w:r>
-          </w:p>
-        </w:tc>
-        <w:tc>
-          <w:tcPr>
-            <w:tcW w:w="992" w:type="dxa"/>
-            <w:tcBorders>
-              <w:top w:val="single" w:sz="4" w:space="0" w:color="00000A"/>
-              <w:left w:val="single" w:sz="4" w:space="0" w:color="auto"/>
-              <w:bottom w:val="single" w:sz="4" w:space="0" w:color="00000A"/>
-              <w:right w:val="single" w:sz="4" w:space="0" w:color="00000A"/>
-            </w:tcBorders>
-            <w:shd w:val="clear" w:color="auto" w:fill="auto"/>
-            <w:tcMar>
-              <w:top w:w="0" w:type="dxa"/>
-              <w:left w:w="103" w:type="dxa"/>
-              <w:bottom w:w="0" w:type="dxa"/>
-              <w:right w:w="108" w:type="dxa"/>
-            </w:tcMar>
-            <w:vAlign w:val="center"/>
-          </w:tcPr>
-          <w:p>
-            <w:pPr>
-              <w:spacing w:after="0" w:line="240" w:lineRule="auto"/>
-              <w:jc w:val="center"/>
-              <w:rPr>
-                <w:rFonts w:ascii="Times New Roman" w:hAnsi="Times New Roman" w:cs="Times New Roman"/>
-                <w:lang w:val="ru-RU"/>
-              </w:rPr>
-            </w:pPr>
-            <w:r>
-              <w:rPr>
-                <w:rFonts w:ascii="Times New Roman" w:hAnsi="Times New Roman" w:cs="Times New Roman"/>
-                <w:lang w:val="ru-RU"/>
-              </w:rPr>
-              <w:t xml:space="preserve">В наличии</w:t>
-            </w:r>
-          </w:p>
-        </w:tc>
-        <w:tc>
-          <w:tcPr>
-            <w:tcW w:w="1134" w:type="dxa"/>
-            <w:tcBorders>
-              <w:left w:val="single" w:sz="4" w:space="0" w:color="00000A"/>
-              <w:bottom w:val="single" w:sz="4" w:space="0" w:color="00000A"/>
-              <w:right w:val="single" w:sz="4" w:space="0" w:color="00000A"/>
-            </w:tcBorders>
-            <w:shd w:val="clear" w:color="auto" w:fill="auto"/>
-            <w:tcMar>
-              <w:top w:w="0" w:type="dxa"/>
-              <w:left w:w="103" w:type="dxa"/>
-              <w:bottom w:w="0" w:type="dxa"/>
-              <w:right w:w="108" w:type="dxa"/>
-            </w:tcMar>
-            <w:vAlign w:val="center"/>
-          </w:tcPr>
-          <w:p>
-            <w:pPr>
-              <w:spacing w:line="240" w:lineRule="auto"/>
-              <w:jc w:val="center"/>
-              <w:rPr>
-                <w:rFonts w:ascii="Times New Roman" w:hAnsi="Times New Roman" w:cs="Times New Roman"/>
-                <w:lang w:val="ru-RU"/>
-              </w:rPr>
-            </w:pPr>
-            <w:r>
-              <w:rPr>
-                <w:rFonts w:ascii="Times New Roman" w:hAnsi="Times New Roman" w:cs="Times New Roman"/>
-                <w:lang w:val="ru-RU"/>
-              </w:rPr>
-              <w:t xml:space="preserve">Обеспечен</w:t>
-            </w:r>
-          </w:p>
-        </w:tc>
-        <w:tc>
-          <w:tcPr>
-            <w:tcW w:w="729" w:type="dxa"/>
-            <w:tcBorders>
-              <w:top w:val="single" w:sz="4" w:space="0" w:color="00000A"/>
-              <w:left w:val="single" w:sz="4" w:space="0" w:color="00000A"/>
-              <w:bottom w:val="single" w:sz="4" w:space="0" w:color="00000A"/>
-              <w:right w:val="single" w:sz="4" w:space="0" w:color="00000A"/>
-            </w:tcBorders>
-            <w:shd w:val="clear" w:color="auto" w:fill="auto"/>
-            <w:tcMar>
-              <w:top w:w="0" w:type="dxa"/>
-              <w:left w:w="103" w:type="dxa"/>
-              <w:bottom w:w="0" w:type="dxa"/>
-              <w:right w:w="108" w:type="dxa"/>
-            </w:tcMar>
-            <w:vAlign w:val="center"/>
-          </w:tcPr>
-          <w:p>
-            <w:pPr>
-              <w:spacing w:line="240" w:lineRule="auto"/>
-              <w:jc w:val="center"/>
-              <w:rPr>
-                <w:rFonts w:ascii="Times New Roman" w:hAnsi="Times New Roman" w:cs="Times New Roman"/>
-                <w:lang w:val="ru-RU"/>
-              </w:rPr>
-            </w:pPr>
-            <w:r>
-              <w:rPr>
-                <w:rFonts w:ascii="Times New Roman" w:hAnsi="Times New Roman" w:cs="Times New Roman"/>
-                <w:lang w:val="ru-RU"/>
-              </w:rPr>
-              <w:t xml:space="preserve">-</w:t>
-            </w:r>
-          </w:p>
-        </w:tc>
-      </w:tr>
-      <w:tr>
-        <w:trPr>
-          <w:trHeight w:val="30"/>
-        </w:trPr>
-        <w:tc>
-          <w:tcPr>
-            <w:tcW w:w="1266" w:type="dxa"/>
-            <w:tcBorders>
-              <w:top w:val="single" w:sz="4" w:space="0" w:color="00000A"/>
-              <w:left w:val="single" w:sz="4" w:space="0" w:color="00000A"/>
-              <w:bottom w:val="single" w:sz="4" w:space="0" w:color="00000A"/>
-              <w:right w:val="single" w:sz="4" w:space="0" w:color="00000A"/>
-            </w:tcBorders>
-            <w:shd w:val="clear" w:color="auto" w:fill="auto"/>
-            <w:tcMar>
-              <w:top w:w="0" w:type="dxa"/>
-              <w:left w:w="103" w:type="dxa"/>
-              <w:bottom w:w="0" w:type="dxa"/>
-              <w:right w:w="108" w:type="dxa"/>
-            </w:tcMar>
-            <w:vAlign w:val="center"/>
-          </w:tcPr>
-          <w:p>
-            <w:pPr>
-              <w:spacing w:after="0" w:line="240" w:lineRule="auto"/>
-              <w:rPr>
-                <w:rFonts w:ascii="Times New Roman" w:hAnsi="Times New Roman" w:cs="Times New Roman"/>
-                <w:lang w:val="ru-RU"/>
-              </w:rPr>
-            </w:pPr>
-            <w:r>
-              <w:rPr>
-                <w:rFonts w:ascii="Times New Roman" w:hAnsi="Times New Roman"/>
-                <w:lang w:val="ru-RU"/>
-              </w:rPr>
-              <w:t xml:space="preserve">01 002 030</w:t>
-            </w:r>
-          </w:p>
-        </w:tc>
-        <w:tc>
-          <w:tcPr>
-            <w:tcW w:w="1569" w:type="dxa"/>
-            <w:gridSpan w:val="2"/>
-            <w:tcBorders>
-              <w:top w:val="single" w:sz="4" w:space="0" w:color="00000A"/>
-              <w:left w:val="single" w:sz="4" w:space="0" w:color="00000A"/>
-              <w:bottom w:val="single" w:sz="4" w:space="0" w:color="00000A"/>
-              <w:right w:val="single" w:sz="4" w:space="0" w:color="00000A"/>
-            </w:tcBorders>
-            <w:shd w:val="clear" w:color="auto" w:fill="auto"/>
-            <w:tcMar>
-              <w:top w:w="0" w:type="dxa"/>
-              <w:left w:w="103" w:type="dxa"/>
-              <w:bottom w:w="0" w:type="dxa"/>
-              <w:right w:w="108" w:type="dxa"/>
-            </w:tcMar>
-            <w:vAlign w:val="center"/>
-          </w:tcPr>
-          <w:p>
-            <w:pPr>
-              <w:spacing w:line="240" w:lineRule="auto"/>
-              <w:jc w:val="center"/>
-              <w:rPr>
-                <w:rFonts w:ascii="Times New Roman" w:eastAsia="Times New Roman" w:hAnsi="Times New Roman" w:cs="Times New Roman"/>
-                <w:color w:val="000000"/>
-                <w:sz w:val="24"/>
-                <w:lang w:val="ru-RU"/>
-              </w:rPr>
-            </w:pPr>
-            <w:r>
-              <w:rPr>
-                <w:rFonts w:ascii="Times New Roman" w:hAnsi="Times New Roman" w:cs="Times New Roman"/>
-                <w:sz w:val="24"/>
-                <w:lang w:val="ru-RU"/>
-              </w:rPr>
-              <w:t xml:space="preserve">Посудомойщица</w:t>
-            </w:r>
-          </w:p>
-        </w:tc>
-        <w:tc>
-          <w:tcPr>
-            <w:tcW w:w="557" w:type="dxa"/>
-            <w:tcBorders>
-              <w:top w:val="single" w:sz="4" w:space="0" w:color="00000A"/>
-              <w:left w:val="single" w:sz="4" w:space="0" w:color="00000A"/>
-              <w:bottom w:val="single" w:sz="4" w:space="0" w:color="00000A"/>
-              <w:right w:val="single" w:sz="4" w:space="0" w:color="00000A"/>
-            </w:tcBorders>
-            <w:shd w:val="clear" w:color="auto" w:fill="auto"/>
-            <w:tcMar>
-              <w:top w:w="0" w:type="dxa"/>
-              <w:left w:w="103" w:type="dxa"/>
-              <w:bottom w:w="0" w:type="dxa"/>
-              <w:right w:w="108" w:type="dxa"/>
-            </w:tcMar>
-            <w:vAlign w:val="center"/>
-          </w:tcPr>
-          <w:p>
-            <w:pPr>
-              <w:spacing w:line="240" w:lineRule="auto"/>
-              <w:jc w:val="center"/>
-              <w:rPr>
-                <w:rFonts w:ascii="Times New Roman" w:hAnsi="Times New Roman" w:cs="Times New Roman"/>
-                <w:lang w:val="kk-KZ"/>
-              </w:rPr>
-            </w:pPr>
-            <w:r>
-              <w:rPr>
-                <w:rFonts w:ascii="Times New Roman" w:hAnsi="Times New Roman" w:cs="Times New Roman"/>
-                <w:lang w:val="kk-KZ"/>
-              </w:rPr>
-              <w:t xml:space="preserve">1</w:t>
-            </w:r>
-          </w:p>
-        </w:tc>
-        <w:tc>
-          <w:tcPr>
-            <w:tcW w:w="3119" w:type="dxa"/>
-            <w:tcBorders>
-              <w:top w:val="single" w:sz="4" w:space="0" w:color="00000A"/>
-              <w:left w:val="single" w:sz="4" w:space="0" w:color="00000A"/>
-              <w:bottom w:val="single" w:sz="4" w:space="0" w:color="00000A"/>
-              <w:right w:val="single" w:sz="4" w:space="0" w:color="auto"/>
-            </w:tcBorders>
-            <w:shd w:val="clear" w:color="auto" w:fill="auto"/>
-            <w:tcMar>
-              <w:top w:w="0" w:type="dxa"/>
-              <w:left w:w="5" w:type="dxa"/>
-              <w:bottom w:w="0" w:type="dxa"/>
-              <w:right w:w="108" w:type="dxa"/>
-            </w:tcMar>
-            <w:vAlign w:val="center"/>
-          </w:tcPr>
-          <w:p>
-            <w:pPr>
-              <w:spacing w:after="0" w:line="240" w:lineRule="auto"/>
-              <w:jc w:val="center"/>
-              <w:rPr>
-                <w:rFonts w:ascii="Times New Roman" w:hAnsi="Times New Roman" w:cs="Times New Roman"/>
-                <w:lang w:val="ru-RU"/>
-              </w:rPr>
-            </w:pPr>
-            <w:r>
-              <w:rPr>
-                <w:rFonts w:ascii="Times New Roman" w:eastAsia="Times New Roman" w:hAnsi="Times New Roman" w:cs="Times New Roman"/>
-                <w:color w:val="000000"/>
-                <w:sz w:val="20"/>
-                <w:szCs w:val="20"/>
-                <w:lang w:val="ru-RU"/>
-              </w:rPr>
-              <w:t xml:space="preserve">Жилет, Рубашка, Головной убор, ботинки</w:t>
-            </w:r>
-          </w:p>
-        </w:tc>
-        <w:tc>
-          <w:tcPr>
-            <w:tcW w:w="992" w:type="dxa"/>
-            <w:tcBorders>
-              <w:top w:val="single" w:sz="4" w:space="0" w:color="00000A"/>
-              <w:left w:val="single" w:sz="4" w:space="0" w:color="auto"/>
-              <w:bottom w:val="single" w:sz="4" w:space="0" w:color="00000A"/>
-              <w:right w:val="single" w:sz="4" w:space="0" w:color="auto"/>
-            </w:tcBorders>
-            <w:shd w:val="clear" w:color="auto" w:fill="auto"/>
-            <w:tcMar>
-              <w:top w:w="0" w:type="dxa"/>
-              <w:left w:w="103" w:type="dxa"/>
-              <w:bottom w:w="0" w:type="dxa"/>
-              <w:right w:w="108" w:type="dxa"/>
-            </w:tcMar>
-            <w:vAlign w:val="center"/>
-          </w:tcPr>
-          <w:p>
-            <w:pPr>
-              <w:spacing w:after="20" w:line="240" w:lineRule="auto"/>
-              <w:ind w:left="20"/>
-              <w:jc w:val="center"/>
-              <w:rPr>
-                <w:rFonts w:ascii="Times New Roman" w:hAnsi="Times New Roman" w:cs="Times New Roman"/>
-                <w:lang w:val="ru-RU"/>
-              </w:rPr>
-            </w:pPr>
-            <w:r>
-              <w:rPr>
-                <w:rFonts w:ascii="Times New Roman" w:hAnsi="Times New Roman" w:cs="Times New Roman"/>
-                <w:lang w:val="ru-RU"/>
-              </w:rPr>
-              <w:t xml:space="preserve">Да</w:t>
-            </w:r>
-          </w:p>
-        </w:tc>
-        <w:tc>
-          <w:tcPr>
-            <w:tcW w:w="992" w:type="dxa"/>
-            <w:tcBorders>
-              <w:top w:val="single" w:sz="4" w:space="0" w:color="00000A"/>
-              <w:left w:val="single" w:sz="4" w:space="0" w:color="auto"/>
-              <w:bottom w:val="single" w:sz="4" w:space="0" w:color="00000A"/>
-              <w:right w:val="single" w:sz="4" w:space="0" w:color="00000A"/>
-            </w:tcBorders>
-            <w:shd w:val="clear" w:color="auto" w:fill="auto"/>
-            <w:tcMar>
-              <w:top w:w="0" w:type="dxa"/>
-              <w:left w:w="103" w:type="dxa"/>
-              <w:bottom w:w="0" w:type="dxa"/>
-              <w:right w:w="108" w:type="dxa"/>
-            </w:tcMar>
-            <w:vAlign w:val="center"/>
-          </w:tcPr>
-          <w:p>
-            <w:pPr>
-              <w:spacing w:after="0" w:line="240" w:lineRule="auto"/>
-              <w:jc w:val="center"/>
-              <w:rPr>
-                <w:rFonts w:ascii="Times New Roman" w:hAnsi="Times New Roman" w:cs="Times New Roman"/>
-                <w:lang w:val="ru-RU"/>
-              </w:rPr>
-            </w:pPr>
-            <w:r>
-              <w:rPr>
-                <w:rFonts w:ascii="Times New Roman" w:hAnsi="Times New Roman" w:cs="Times New Roman"/>
-                <w:lang w:val="ru-RU"/>
-              </w:rPr>
-              <w:t xml:space="preserve">В наличии</w:t>
-            </w:r>
-          </w:p>
-        </w:tc>
-        <w:tc>
-          <w:tcPr>
-            <w:tcW w:w="1134" w:type="dxa"/>
-            <w:tcBorders>
-              <w:left w:val="single" w:sz="4" w:space="0" w:color="00000A"/>
-              <w:bottom w:val="single" w:sz="4" w:space="0" w:color="00000A"/>
-              <w:right w:val="single" w:sz="4" w:space="0" w:color="00000A"/>
-            </w:tcBorders>
-            <w:shd w:val="clear" w:color="auto" w:fill="auto"/>
-            <w:tcMar>
-              <w:top w:w="0" w:type="dxa"/>
-              <w:left w:w="103" w:type="dxa"/>
-              <w:bottom w:w="0" w:type="dxa"/>
-              <w:right w:w="108" w:type="dxa"/>
-            </w:tcMar>
-            <w:vAlign w:val="center"/>
-          </w:tcPr>
-          <w:p>
-            <w:pPr>
-              <w:spacing w:line="240" w:lineRule="auto"/>
-              <w:jc w:val="center"/>
-              <w:rPr>
-                <w:rFonts w:ascii="Times New Roman" w:hAnsi="Times New Roman" w:cs="Times New Roman"/>
-                <w:lang w:val="ru-RU"/>
-              </w:rPr>
-            </w:pPr>
-            <w:r>
-              <w:rPr>
-                <w:rFonts w:ascii="Times New Roman" w:hAnsi="Times New Roman" w:cs="Times New Roman"/>
-                <w:lang w:val="ru-RU"/>
-              </w:rPr>
-              <w:t xml:space="preserve">Обеспечен</w:t>
-            </w:r>
-          </w:p>
-        </w:tc>
-        <w:tc>
-          <w:tcPr>
-            <w:tcW w:w="729" w:type="dxa"/>
-            <w:tcBorders>
-              <w:top w:val="single" w:sz="4" w:space="0" w:color="00000A"/>
-              <w:left w:val="single" w:sz="4" w:space="0" w:color="00000A"/>
-              <w:bottom w:val="single" w:sz="4" w:space="0" w:color="00000A"/>
-              <w:right w:val="single" w:sz="4" w:space="0" w:color="00000A"/>
-            </w:tcBorders>
-            <w:shd w:val="clear" w:color="auto" w:fill="auto"/>
-            <w:tcMar>
-              <w:top w:w="0" w:type="dxa"/>
-              <w:left w:w="103" w:type="dxa"/>
-              <w:bottom w:w="0" w:type="dxa"/>
-              <w:right w:w="108" w:type="dxa"/>
-            </w:tcMar>
-            <w:vAlign w:val="center"/>
-          </w:tcPr>
-          <w:p>
-            <w:pPr>
-              <w:spacing w:line="240" w:lineRule="auto"/>
-              <w:jc w:val="center"/>
-              <w:rPr>
-                <w:rFonts w:ascii="Times New Roman" w:hAnsi="Times New Roman" w:cs="Times New Roman"/>
-                <w:lang w:val="ru-RU"/>
-              </w:rPr>
-            </w:pPr>
-            <w:r>
-              <w:rPr>
-                <w:rFonts w:ascii="Times New Roman" w:hAnsi="Times New Roman" w:cs="Times New Roman"/>
-                <w:lang w:val="ru-RU"/>
-              </w:rPr>
-              <w:t xml:space="preserve">-</w:t>
-            </w:r>
-          </w:p>
-        </w:tc>
-      </w:tr>
-      <w:tr>
-        <w:trPr>
-          <w:trHeight w:val="30"/>
-        </w:trPr>
-        <w:tc>
-          <w:tcPr>
-            <w:tcW w:w="1266" w:type="dxa"/>
-            <w:tcBorders>
-              <w:top w:val="single" w:sz="4" w:space="0" w:color="00000A"/>
-              <w:left w:val="single" w:sz="4" w:space="0" w:color="00000A"/>
-              <w:bottom w:val="single" w:sz="4" w:space="0" w:color="00000A"/>
-              <w:right w:val="single" w:sz="4" w:space="0" w:color="00000A"/>
-            </w:tcBorders>
-            <w:shd w:val="clear" w:color="auto" w:fill="auto"/>
-            <w:tcMar>
-              <w:top w:w="0" w:type="dxa"/>
-              <w:left w:w="103" w:type="dxa"/>
-              <w:bottom w:w="0" w:type="dxa"/>
-              <w:right w:w="108" w:type="dxa"/>
-            </w:tcMar>
-            <w:vAlign w:val="center"/>
-          </w:tcPr>
-          <w:p>
-            <w:pPr>
-              <w:spacing w:after="0" w:line="240" w:lineRule="auto"/>
-              <w:rPr>
-                <w:rFonts w:ascii="Times New Roman" w:hAnsi="Times New Roman" w:cs="Times New Roman"/>
-                <w:lang w:val="ru-RU"/>
-              </w:rPr>
-            </w:pPr>
-            <w:r>
-              <w:rPr>
-                <w:rFonts w:ascii="Times New Roman" w:hAnsi="Times New Roman"/>
-                <w:lang w:val="ru-RU"/>
-              </w:rPr>
-              <w:t xml:space="preserve">01 002 031</w:t>
-            </w:r>
-          </w:p>
-        </w:tc>
-        <w:tc>
-          <w:tcPr>
-            <w:tcW w:w="1569" w:type="dxa"/>
-            <w:gridSpan w:val="2"/>
-            <w:tcBorders>
-              <w:top w:val="single" w:sz="4" w:space="0" w:color="00000A"/>
-              <w:left w:val="single" w:sz="4" w:space="0" w:color="00000A"/>
-              <w:bottom w:val="single" w:sz="4" w:space="0" w:color="00000A"/>
-              <w:right w:val="single" w:sz="4" w:space="0" w:color="00000A"/>
-            </w:tcBorders>
-            <w:shd w:val="clear" w:color="auto" w:fill="auto"/>
-            <w:tcMar>
-              <w:top w:w="0" w:type="dxa"/>
-              <w:left w:w="103" w:type="dxa"/>
-              <w:bottom w:w="0" w:type="dxa"/>
-              <w:right w:w="108" w:type="dxa"/>
-            </w:tcMar>
-            <w:vAlign w:val="center"/>
-          </w:tcPr>
-          <w:p>
-            <w:pPr>
-              <w:spacing w:line="240" w:lineRule="auto"/>
-              <w:jc w:val="center"/>
-              <w:rPr>
-                <w:rFonts w:ascii="Times New Roman" w:eastAsia="Times New Roman" w:hAnsi="Times New Roman" w:cs="Times New Roman"/>
-                <w:color w:val="000000"/>
-                <w:sz w:val="24"/>
-                <w:lang w:val="ru-RU"/>
-              </w:rPr>
-            </w:pPr>
-            <w:r>
-              <w:rPr>
-                <w:rFonts w:ascii="Times New Roman" w:hAnsi="Times New Roman" w:cs="Times New Roman"/>
-                <w:sz w:val="24"/>
-                <w:lang w:val="ru-RU"/>
-              </w:rPr>
-              <w:t xml:space="preserve">Прачка</w:t>
             </w:r>
           </w:p>
         </w:tc>
